--- a/docs/Comparsion Report.docx
+++ b/docs/Comparsion Report.docx
@@ -2,6 +2,20 @@
 <file path=word/document.xml><?xml version="1.0" encoding="utf-8"?>
 <w:document xmlns:wpc="http://schemas.microsoft.com/office/word/2010/wordprocessingCanvas" xmlns:cx="http://schemas.microsoft.com/office/drawing/2014/chartex" xmlns:cx1="http://schemas.microsoft.com/office/drawing/2015/9/8/chartex" xmlns:cx2="http://schemas.microsoft.com/office/drawing/2015/10/21/chartex" xmlns:cx3="http://schemas.microsoft.com/office/drawing/2016/5/9/chartex" xmlns:cx4="http://schemas.microsoft.com/office/drawing/2016/5/10/chartex" xmlns:cx5="http://schemas.microsoft.com/office/drawing/2016/5/11/chartex" xmlns:cx6="http://schemas.microsoft.com/office/drawing/2016/5/12/chartex" xmlns:cx7="http://schemas.microsoft.com/office/drawing/2016/5/13/chartex" xmlns:cx8="http://schemas.microsoft.com/office/drawing/2016/5/14/chartex" xmlns:mc="http://schemas.openxmlformats.org/markup-compatibility/2006" xmlns:aink="http://schemas.microsoft.com/office/drawing/2016/ink" xmlns:am3d="http://schemas.microsoft.com/office/drawing/2017/model3d" xmlns:o="urn:schemas-microsoft-com:office:office" xmlns:oel="http://schemas.microsoft.com/office/2019/extlst" xmlns:r="http://schemas.openxmlformats.org/officeDocument/2006/relationships" xmlns:m="http://schemas.openxmlformats.org/officeDocument/2006/math" xmlns:v="urn:schemas-microsoft-com:vml" xmlns:wp14="http://schemas.microsoft.com/office/word/2010/wordprocessingDrawing" xmlns:wp="http://schemas.openxmlformats.org/drawingml/2006/wordprocessingDrawing" xmlns:w10="urn:schemas-microsoft-com:office:word" xmlns:w="http://schemas.openxmlformats.org/wordprocessingml/2006/main" xmlns:w14="http://schemas.microsoft.com/office/word/2010/wordml" xmlns:w15="http://schemas.microsoft.com/office/word/2012/wordml" xmlns:w16cex="http://schemas.microsoft.com/office/word/2018/wordml/cex" xmlns:w16cid="http://schemas.microsoft.com/office/word/2016/wordml/cid" xmlns:w16="http://schemas.microsoft.com/office/word/2018/wordml" xmlns:w16du="http://schemas.microsoft.com/office/word/2023/wordml/word16du" xmlns:w16sdtdh="http://schemas.microsoft.com/office/word/2020/wordml/sdtdatahash" xmlns:w16sdtfl="http://schemas.microsoft.com/office/word/2024/wordml/sdtformatlock" xmlns:w16se="http://schemas.microsoft.com/office/word/2015/wordml/symex" xmlns:wpg="http://schemas.microsoft.com/office/word/2010/wordprocessingGroup" xmlns:wpi="http://schemas.microsoft.com/office/word/2010/wordprocessingInk" xmlns:wne="http://schemas.microsoft.com/office/word/2006/wordml" xmlns:wps="http://schemas.microsoft.com/office/word/2010/wordprocessingShape" mc:Ignorable="w14 w15 w16se w16cid w16 w16cex w16sdtdh w16sdtfl w16du wp14">
   <w:body>
+    <w:p>
+      <w:pPr>
+        <w:spacing w:after="0" w:line="360" w:lineRule="auto"/>
+        <w:ind w:left="567" w:right="828"/>
+        <w:jc w:val="center"/>
+        <w:rPr>
+          <w:rFonts w:asciiTheme="majorBidi" w:eastAsia="Times New Roman" w:hAnsiTheme="majorBidi" w:cstheme="majorBidi"/>
+          <w:kern w:val="0"/>
+          <w:sz w:val="36"/>
+          <w:szCs w:val="34"/>
+          <w14:ligatures w14:val="none"/>
+        </w:rPr>
+      </w:pPr>
+    </w:p>
     <w:p>
       <w:pPr>
         <w:spacing w:after="0" w:line="360" w:lineRule="auto"/>
@@ -114,7 +128,7 @@
                     </pic:cNvPicPr>
                   </pic:nvPicPr>
                   <pic:blipFill>
-                    <a:blip r:embed="rId6">
+                    <a:blip r:embed="rId8">
                       <a:extLst>
                         <a:ext uri="{28A0092B-C50C-407E-A947-70E740481C1C}">
                           <a14:useLocalDpi xmlns:a14="http://schemas.microsoft.com/office/drawing/2010/main" val="0"/>
@@ -578,7 +592,7 @@
           <w:szCs w:val="40"/>
           <w14:ligatures w14:val="none"/>
         </w:rPr>
-        <w:t>M</w:t>
+        <w:t xml:space="preserve">Dr. </w:t>
       </w:r>
       <w:r>
         <w:rPr>
@@ -588,19 +602,40 @@
           <w:szCs w:val="40"/>
           <w14:ligatures w14:val="none"/>
         </w:rPr>
-        <w:t>aam Mahreen Alam</w:t>
-      </w:r>
-    </w:p>
-    <w:p>
-      <w:pPr>
+        <w:t>M</w:t>
+      </w:r>
+      <w:r>
         <w:rPr>
-          <w:b/>
-          <w:bCs/>
+          <w:rFonts w:asciiTheme="majorBidi" w:eastAsia="Times New Roman" w:hAnsiTheme="majorBidi" w:cstheme="majorBidi"/>
+          <w:kern w:val="0"/>
+          <w:sz w:val="40"/>
+          <w:szCs w:val="40"/>
+          <w14:ligatures w14:val="none"/>
         </w:rPr>
-      </w:pPr>
+        <w:t>e</w:t>
+      </w:r>
+      <w:r>
+        <w:rPr>
+          <w:rFonts w:asciiTheme="majorBidi" w:eastAsia="Times New Roman" w:hAnsiTheme="majorBidi" w:cstheme="majorBidi"/>
+          <w:kern w:val="0"/>
+          <w:sz w:val="40"/>
+          <w:szCs w:val="40"/>
+          <w14:ligatures w14:val="none"/>
+        </w:rPr>
+        <w:t>hreen Alam</w:t>
+      </w:r>
     </w:p>
     <w:sdt>
       <w:sdtPr>
+        <w:rPr>
+          <w:rFonts w:asciiTheme="minorHAnsi" w:eastAsiaTheme="minorEastAsia" w:hAnsiTheme="minorHAnsi" w:cstheme="minorBidi"/>
+          <w:color w:val="auto"/>
+          <w:kern w:val="2"/>
+          <w:sz w:val="24"/>
+          <w:szCs w:val="24"/>
+          <w:lang w:eastAsia="zh-CN"/>
+          <w14:ligatures w14:val="standardContextual"/>
+        </w:rPr>
         <w:id w:val="93679916"/>
         <w:docPartObj>
           <w:docPartGallery w:val="Table of Contents"/>
@@ -609,16 +644,9 @@
       </w:sdtPr>
       <w:sdtEndPr>
         <w:rPr>
-          <w:rFonts w:asciiTheme="minorHAnsi" w:eastAsiaTheme="minorEastAsia" w:hAnsiTheme="minorHAnsi" w:cstheme="minorBidi"/>
           <w:b/>
           <w:bCs/>
           <w:noProof/>
-          <w:color w:val="auto"/>
-          <w:kern w:val="2"/>
-          <w:sz w:val="24"/>
-          <w:szCs w:val="24"/>
-          <w:lang w:eastAsia="zh-CN"/>
-          <w14:ligatures w14:val="standardContextual"/>
         </w:rPr>
       </w:sdtEndPr>
       <w:sdtContent>
@@ -634,10 +662,11 @@
           <w:pPr>
             <w:pStyle w:val="TOC1"/>
             <w:tabs>
-              <w:tab w:val="right" w:leader="dot" w:pos="10790"/>
+              <w:tab w:val="right" w:leader="dot" w:pos="10456"/>
             </w:tabs>
             <w:rPr>
               <w:noProof/>
+              <w:lang w:eastAsia="en-US"/>
             </w:rPr>
           </w:pPr>
           <w:r>
@@ -649,7 +678,7 @@
           <w:r>
             <w:fldChar w:fldCharType="separate"/>
           </w:r>
-          <w:hyperlink w:anchor="_Toc221909340" w:history="1">
+          <w:hyperlink w:anchor="_Toc221995612" w:history="1">
             <w:r>
               <w:rPr>
                 <w:rStyle w:val="Hyperlink"/>
@@ -676,7 +705,7 @@
                 <w:noProof/>
                 <w:webHidden/>
               </w:rPr>
-              <w:instrText xml:space="preserve"> PAGEREF _Toc221909340 \h </w:instrText>
+              <w:instrText xml:space="preserve"> PAGEREF _Toc221995612 \h </w:instrText>
             </w:r>
             <w:r>
               <w:rPr>
@@ -711,13 +740,14 @@
           <w:pPr>
             <w:pStyle w:val="TOC1"/>
             <w:tabs>
-              <w:tab w:val="right" w:leader="dot" w:pos="10790"/>
+              <w:tab w:val="right" w:leader="dot" w:pos="10456"/>
             </w:tabs>
             <w:rPr>
               <w:noProof/>
+              <w:lang w:eastAsia="en-US"/>
             </w:rPr>
           </w:pPr>
-          <w:hyperlink w:anchor="_Toc221909341" w:history="1">
+          <w:hyperlink w:anchor="_Toc221995613" w:history="1">
             <w:r>
               <w:rPr>
                 <w:rStyle w:val="Hyperlink"/>
@@ -744,7 +774,7 @@
                 <w:noProof/>
                 <w:webHidden/>
               </w:rPr>
-              <w:instrText xml:space="preserve"> PAGEREF _Toc221909341 \h </w:instrText>
+              <w:instrText xml:space="preserve"> PAGEREF _Toc221995613 \h </w:instrText>
             </w:r>
             <w:r>
               <w:rPr>
@@ -779,13 +809,14 @@
           <w:pPr>
             <w:pStyle w:val="TOC2"/>
             <w:tabs>
-              <w:tab w:val="right" w:leader="dot" w:pos="10790"/>
+              <w:tab w:val="right" w:leader="dot" w:pos="10456"/>
             </w:tabs>
             <w:rPr>
               <w:noProof/>
+              <w:lang w:eastAsia="en-US"/>
             </w:rPr>
           </w:pPr>
-          <w:hyperlink w:anchor="_Toc221909342" w:history="1">
+          <w:hyperlink w:anchor="_Toc221995614" w:history="1">
             <w:r>
               <w:rPr>
                 <w:rStyle w:val="Hyperlink"/>
@@ -812,7 +843,7 @@
                 <w:noProof/>
                 <w:webHidden/>
               </w:rPr>
-              <w:instrText xml:space="preserve"> PAGEREF _Toc221909342 \h </w:instrText>
+              <w:instrText xml:space="preserve"> PAGEREF _Toc221995614 \h </w:instrText>
             </w:r>
             <w:r>
               <w:rPr>
@@ -847,13 +878,14 @@
           <w:pPr>
             <w:pStyle w:val="TOC2"/>
             <w:tabs>
-              <w:tab w:val="right" w:leader="dot" w:pos="10790"/>
+              <w:tab w:val="right" w:leader="dot" w:pos="10456"/>
             </w:tabs>
             <w:rPr>
               <w:noProof/>
+              <w:lang w:eastAsia="en-US"/>
             </w:rPr>
           </w:pPr>
-          <w:hyperlink w:anchor="_Toc221909343" w:history="1">
+          <w:hyperlink w:anchor="_Toc221995615" w:history="1">
             <w:r>
               <w:rPr>
                 <w:rStyle w:val="Hyperlink"/>
@@ -880,7 +912,7 @@
                 <w:noProof/>
                 <w:webHidden/>
               </w:rPr>
-              <w:instrText xml:space="preserve"> PAGEREF _Toc221909343 \h </w:instrText>
+              <w:instrText xml:space="preserve"> PAGEREF _Toc221995615 \h </w:instrText>
             </w:r>
             <w:r>
               <w:rPr>
@@ -915,13 +947,14 @@
           <w:pPr>
             <w:pStyle w:val="TOC2"/>
             <w:tabs>
-              <w:tab w:val="right" w:leader="dot" w:pos="10790"/>
+              <w:tab w:val="right" w:leader="dot" w:pos="10456"/>
             </w:tabs>
             <w:rPr>
               <w:noProof/>
+              <w:lang w:eastAsia="en-US"/>
             </w:rPr>
           </w:pPr>
-          <w:hyperlink w:anchor="_Toc221909344" w:history="1">
+          <w:hyperlink w:anchor="_Toc221995616" w:history="1">
             <w:r>
               <w:rPr>
                 <w:rStyle w:val="Hyperlink"/>
@@ -948,7 +981,7 @@
                 <w:noProof/>
                 <w:webHidden/>
               </w:rPr>
-              <w:instrText xml:space="preserve"> PAGEREF _Toc221909344 \h </w:instrText>
+              <w:instrText xml:space="preserve"> PAGEREF _Toc221995616 \h </w:instrText>
             </w:r>
             <w:r>
               <w:rPr>
@@ -983,13 +1016,14 @@
           <w:pPr>
             <w:pStyle w:val="TOC1"/>
             <w:tabs>
-              <w:tab w:val="right" w:leader="dot" w:pos="10790"/>
+              <w:tab w:val="right" w:leader="dot" w:pos="10456"/>
             </w:tabs>
             <w:rPr>
               <w:noProof/>
+              <w:lang w:eastAsia="en-US"/>
             </w:rPr>
           </w:pPr>
-          <w:hyperlink w:anchor="_Toc221909345" w:history="1">
+          <w:hyperlink w:anchor="_Toc221995617" w:history="1">
             <w:r>
               <w:rPr>
                 <w:rStyle w:val="Hyperlink"/>
@@ -1016,7 +1050,7 @@
                 <w:noProof/>
                 <w:webHidden/>
               </w:rPr>
-              <w:instrText xml:space="preserve"> PAGEREF _Toc221909345 \h </w:instrText>
+              <w:instrText xml:space="preserve"> PAGEREF _Toc221995617 \h </w:instrText>
             </w:r>
             <w:r>
               <w:rPr>
@@ -1051,13 +1085,14 @@
           <w:pPr>
             <w:pStyle w:val="TOC1"/>
             <w:tabs>
-              <w:tab w:val="right" w:leader="dot" w:pos="10790"/>
+              <w:tab w:val="right" w:leader="dot" w:pos="10456"/>
             </w:tabs>
             <w:rPr>
               <w:noProof/>
+              <w:lang w:eastAsia="en-US"/>
             </w:rPr>
           </w:pPr>
-          <w:hyperlink w:anchor="_Toc221909346" w:history="1">
+          <w:hyperlink w:anchor="_Toc221995618" w:history="1">
             <w:r>
               <w:rPr>
                 <w:rStyle w:val="Hyperlink"/>
@@ -1084,7 +1119,7 @@
                 <w:noProof/>
                 <w:webHidden/>
               </w:rPr>
-              <w:instrText xml:space="preserve"> PAGEREF _Toc221909346 \h </w:instrText>
+              <w:instrText xml:space="preserve"> PAGEREF _Toc221995618 \h </w:instrText>
             </w:r>
             <w:r>
               <w:rPr>
@@ -1119,13 +1154,14 @@
           <w:pPr>
             <w:pStyle w:val="TOC2"/>
             <w:tabs>
-              <w:tab w:val="right" w:leader="dot" w:pos="10790"/>
+              <w:tab w:val="right" w:leader="dot" w:pos="10456"/>
             </w:tabs>
             <w:rPr>
               <w:noProof/>
+              <w:lang w:eastAsia="en-US"/>
             </w:rPr>
           </w:pPr>
-          <w:hyperlink w:anchor="_Toc221909347" w:history="1">
+          <w:hyperlink w:anchor="_Toc221995619" w:history="1">
             <w:r>
               <w:rPr>
                 <w:rStyle w:val="Hyperlink"/>
@@ -1152,7 +1188,7 @@
                 <w:noProof/>
                 <w:webHidden/>
               </w:rPr>
-              <w:instrText xml:space="preserve"> PAGEREF _Toc221909347 \h </w:instrText>
+              <w:instrText xml:space="preserve"> PAGEREF _Toc221995619 \h </w:instrText>
             </w:r>
             <w:r>
               <w:rPr>
@@ -1187,13 +1223,14 @@
           <w:pPr>
             <w:pStyle w:val="TOC2"/>
             <w:tabs>
-              <w:tab w:val="right" w:leader="dot" w:pos="10790"/>
+              <w:tab w:val="right" w:leader="dot" w:pos="10456"/>
             </w:tabs>
             <w:rPr>
               <w:noProof/>
+              <w:lang w:eastAsia="en-US"/>
             </w:rPr>
           </w:pPr>
-          <w:hyperlink w:anchor="_Toc221909348" w:history="1">
+          <w:hyperlink w:anchor="_Toc221995620" w:history="1">
             <w:r>
               <w:rPr>
                 <w:rStyle w:val="Hyperlink"/>
@@ -1220,7 +1257,7 @@
                 <w:noProof/>
                 <w:webHidden/>
               </w:rPr>
-              <w:instrText xml:space="preserve"> PAGEREF _Toc221909348 \h </w:instrText>
+              <w:instrText xml:space="preserve"> PAGEREF _Toc221995620 \h </w:instrText>
             </w:r>
             <w:r>
               <w:rPr>
@@ -1240,7 +1277,7 @@
                 <w:noProof/>
                 <w:webHidden/>
               </w:rPr>
-              <w:t>12</w:t>
+              <w:t>11</w:t>
             </w:r>
             <w:r>
               <w:rPr>
@@ -1255,13 +1292,14 @@
           <w:pPr>
             <w:pStyle w:val="TOC2"/>
             <w:tabs>
-              <w:tab w:val="right" w:leader="dot" w:pos="10790"/>
+              <w:tab w:val="right" w:leader="dot" w:pos="10456"/>
             </w:tabs>
             <w:rPr>
               <w:noProof/>
+              <w:lang w:eastAsia="en-US"/>
             </w:rPr>
           </w:pPr>
-          <w:hyperlink w:anchor="_Toc221909349" w:history="1">
+          <w:hyperlink w:anchor="_Toc221995621" w:history="1">
             <w:r>
               <w:rPr>
                 <w:rStyle w:val="Hyperlink"/>
@@ -1288,7 +1326,7 @@
                 <w:noProof/>
                 <w:webHidden/>
               </w:rPr>
-              <w:instrText xml:space="preserve"> PAGEREF _Toc221909349 \h </w:instrText>
+              <w:instrText xml:space="preserve"> PAGEREF _Toc221995621 \h </w:instrText>
             </w:r>
             <w:r>
               <w:rPr>
@@ -1308,7 +1346,7 @@
                 <w:noProof/>
                 <w:webHidden/>
               </w:rPr>
-              <w:t>17</w:t>
+              <w:t>16</w:t>
             </w:r>
             <w:r>
               <w:rPr>
@@ -1323,13 +1361,14 @@
           <w:pPr>
             <w:pStyle w:val="TOC2"/>
             <w:tabs>
-              <w:tab w:val="right" w:leader="dot" w:pos="10790"/>
+              <w:tab w:val="right" w:leader="dot" w:pos="10456"/>
             </w:tabs>
             <w:rPr>
               <w:noProof/>
+              <w:lang w:eastAsia="en-US"/>
             </w:rPr>
           </w:pPr>
-          <w:hyperlink w:anchor="_Toc221909350" w:history="1">
+          <w:hyperlink w:anchor="_Toc221995622" w:history="1">
             <w:r>
               <w:rPr>
                 <w:rStyle w:val="Hyperlink"/>
@@ -1356,7 +1395,7 @@
                 <w:noProof/>
                 <w:webHidden/>
               </w:rPr>
-              <w:instrText xml:space="preserve"> PAGEREF _Toc221909350 \h </w:instrText>
+              <w:instrText xml:space="preserve"> PAGEREF _Toc221995622 \h </w:instrText>
             </w:r>
             <w:r>
               <w:rPr>
@@ -1376,7 +1415,7 @@
                 <w:noProof/>
                 <w:webHidden/>
               </w:rPr>
-              <w:t>19</w:t>
+              <w:t>18</w:t>
             </w:r>
             <w:r>
               <w:rPr>
@@ -1391,13 +1430,14 @@
           <w:pPr>
             <w:pStyle w:val="TOC2"/>
             <w:tabs>
-              <w:tab w:val="right" w:leader="dot" w:pos="10790"/>
+              <w:tab w:val="right" w:leader="dot" w:pos="10456"/>
             </w:tabs>
             <w:rPr>
               <w:noProof/>
+              <w:lang w:eastAsia="en-US"/>
             </w:rPr>
           </w:pPr>
-          <w:hyperlink w:anchor="_Toc221909351" w:history="1">
+          <w:hyperlink w:anchor="_Toc221995623" w:history="1">
             <w:r>
               <w:rPr>
                 <w:rStyle w:val="Hyperlink"/>
@@ -1424,7 +1464,7 @@
                 <w:noProof/>
                 <w:webHidden/>
               </w:rPr>
-              <w:instrText xml:space="preserve"> PAGEREF _Toc221909351 \h </w:instrText>
+              <w:instrText xml:space="preserve"> PAGEREF _Toc221995623 \h </w:instrText>
             </w:r>
             <w:r>
               <w:rPr>
@@ -1444,7 +1484,7 @@
                 <w:noProof/>
                 <w:webHidden/>
               </w:rPr>
-              <w:t>24</w:t>
+              <w:t>23</w:t>
             </w:r>
             <w:r>
               <w:rPr>
@@ -1459,13 +1499,14 @@
           <w:pPr>
             <w:pStyle w:val="TOC1"/>
             <w:tabs>
-              <w:tab w:val="right" w:leader="dot" w:pos="10790"/>
+              <w:tab w:val="right" w:leader="dot" w:pos="10456"/>
             </w:tabs>
             <w:rPr>
               <w:noProof/>
+              <w:lang w:eastAsia="en-US"/>
             </w:rPr>
           </w:pPr>
-          <w:hyperlink w:anchor="_Toc221909352" w:history="1">
+          <w:hyperlink w:anchor="_Toc221995624" w:history="1">
             <w:r>
               <w:rPr>
                 <w:rStyle w:val="Hyperlink"/>
@@ -1492,7 +1533,7 @@
                 <w:noProof/>
                 <w:webHidden/>
               </w:rPr>
-              <w:instrText xml:space="preserve"> PAGEREF _Toc221909352 \h </w:instrText>
+              <w:instrText xml:space="preserve"> PAGEREF _Toc221995624 \h </w:instrText>
             </w:r>
             <w:r>
               <w:rPr>
@@ -1512,7 +1553,7 @@
                 <w:noProof/>
                 <w:webHidden/>
               </w:rPr>
-              <w:t>26</w:t>
+              <w:t>25</w:t>
             </w:r>
             <w:r>
               <w:rPr>
@@ -1527,13 +1568,14 @@
           <w:pPr>
             <w:pStyle w:val="TOC2"/>
             <w:tabs>
-              <w:tab w:val="right" w:leader="dot" w:pos="10790"/>
+              <w:tab w:val="right" w:leader="dot" w:pos="10456"/>
             </w:tabs>
             <w:rPr>
               <w:noProof/>
+              <w:lang w:eastAsia="en-US"/>
             </w:rPr>
           </w:pPr>
-          <w:hyperlink w:anchor="_Toc221909353" w:history="1">
+          <w:hyperlink w:anchor="_Toc221995625" w:history="1">
             <w:r>
               <w:rPr>
                 <w:rStyle w:val="Hyperlink"/>
@@ -1560,7 +1602,7 @@
                 <w:noProof/>
                 <w:webHidden/>
               </w:rPr>
-              <w:instrText xml:space="preserve"> PAGEREF _Toc221909353 \h </w:instrText>
+              <w:instrText xml:space="preserve"> PAGEREF _Toc221995625 \h </w:instrText>
             </w:r>
             <w:r>
               <w:rPr>
@@ -1580,7 +1622,7 @@
                 <w:noProof/>
                 <w:webHidden/>
               </w:rPr>
-              <w:t>26</w:t>
+              <w:t>25</w:t>
             </w:r>
             <w:r>
               <w:rPr>
@@ -1595,13 +1637,14 @@
           <w:pPr>
             <w:pStyle w:val="TOC2"/>
             <w:tabs>
-              <w:tab w:val="right" w:leader="dot" w:pos="10790"/>
+              <w:tab w:val="right" w:leader="dot" w:pos="10456"/>
             </w:tabs>
             <w:rPr>
               <w:noProof/>
+              <w:lang w:eastAsia="en-US"/>
             </w:rPr>
           </w:pPr>
-          <w:hyperlink w:anchor="_Toc221909354" w:history="1">
+          <w:hyperlink w:anchor="_Toc221995626" w:history="1">
             <w:r>
               <w:rPr>
                 <w:rStyle w:val="Hyperlink"/>
@@ -1628,7 +1671,7 @@
                 <w:noProof/>
                 <w:webHidden/>
               </w:rPr>
-              <w:instrText xml:space="preserve"> PAGEREF _Toc221909354 \h </w:instrText>
+              <w:instrText xml:space="preserve"> PAGEREF _Toc221995626 \h </w:instrText>
             </w:r>
             <w:r>
               <w:rPr>
@@ -1648,7 +1691,7 @@
                 <w:noProof/>
                 <w:webHidden/>
               </w:rPr>
-              <w:t>26</w:t>
+              <w:t>25</w:t>
             </w:r>
             <w:r>
               <w:rPr>
@@ -1663,13 +1706,14 @@
           <w:pPr>
             <w:pStyle w:val="TOC2"/>
             <w:tabs>
-              <w:tab w:val="right" w:leader="dot" w:pos="10790"/>
+              <w:tab w:val="right" w:leader="dot" w:pos="10456"/>
             </w:tabs>
             <w:rPr>
               <w:noProof/>
+              <w:lang w:eastAsia="en-US"/>
             </w:rPr>
           </w:pPr>
-          <w:hyperlink w:anchor="_Toc221909355" w:history="1">
+          <w:hyperlink w:anchor="_Toc221995627" w:history="1">
             <w:r>
               <w:rPr>
                 <w:rStyle w:val="Hyperlink"/>
@@ -1696,7 +1740,7 @@
                 <w:noProof/>
                 <w:webHidden/>
               </w:rPr>
-              <w:instrText xml:space="preserve"> PAGEREF _Toc221909355 \h </w:instrText>
+              <w:instrText xml:space="preserve"> PAGEREF _Toc221995627 \h </w:instrText>
             </w:r>
             <w:r>
               <w:rPr>
@@ -1716,7 +1760,7 @@
                 <w:noProof/>
                 <w:webHidden/>
               </w:rPr>
-              <w:t>26</w:t>
+              <w:t>25</w:t>
             </w:r>
             <w:r>
               <w:rPr>
@@ -1731,13 +1775,14 @@
           <w:pPr>
             <w:pStyle w:val="TOC2"/>
             <w:tabs>
-              <w:tab w:val="right" w:leader="dot" w:pos="10790"/>
+              <w:tab w:val="right" w:leader="dot" w:pos="10456"/>
             </w:tabs>
             <w:rPr>
               <w:noProof/>
+              <w:lang w:eastAsia="en-US"/>
             </w:rPr>
           </w:pPr>
-          <w:hyperlink w:anchor="_Toc221909356" w:history="1">
+          <w:hyperlink w:anchor="_Toc221995628" w:history="1">
             <w:r>
               <w:rPr>
                 <w:rStyle w:val="Hyperlink"/>
@@ -1764,7 +1809,7 @@
                 <w:noProof/>
                 <w:webHidden/>
               </w:rPr>
-              <w:instrText xml:space="preserve"> PAGEREF _Toc221909356 \h </w:instrText>
+              <w:instrText xml:space="preserve"> PAGEREF _Toc221995628 \h </w:instrText>
             </w:r>
             <w:r>
               <w:rPr>
@@ -1784,7 +1829,7 @@
                 <w:noProof/>
                 <w:webHidden/>
               </w:rPr>
-              <w:t>27</w:t>
+              <w:t>26</w:t>
             </w:r>
             <w:r>
               <w:rPr>
@@ -1799,13 +1844,14 @@
           <w:pPr>
             <w:pStyle w:val="TOC1"/>
             <w:tabs>
-              <w:tab w:val="right" w:leader="dot" w:pos="10790"/>
+              <w:tab w:val="right" w:leader="dot" w:pos="10456"/>
             </w:tabs>
             <w:rPr>
               <w:noProof/>
+              <w:lang w:eastAsia="en-US"/>
             </w:rPr>
           </w:pPr>
-          <w:hyperlink w:anchor="_Toc221909357" w:history="1">
+          <w:hyperlink w:anchor="_Toc221995629" w:history="1">
             <w:r>
               <w:rPr>
                 <w:rStyle w:val="Hyperlink"/>
@@ -1832,7 +1878,7 @@
                 <w:noProof/>
                 <w:webHidden/>
               </w:rPr>
-              <w:instrText xml:space="preserve"> PAGEREF _Toc221909357 \h </w:instrText>
+              <w:instrText xml:space="preserve"> PAGEREF _Toc221995629 \h </w:instrText>
             </w:r>
             <w:r>
               <w:rPr>
@@ -1852,7 +1898,7 @@
                 <w:noProof/>
                 <w:webHidden/>
               </w:rPr>
-              <w:t>27</w:t>
+              <w:t>26</w:t>
             </w:r>
             <w:r>
               <w:rPr>
@@ -1867,13 +1913,14 @@
           <w:pPr>
             <w:pStyle w:val="TOC2"/>
             <w:tabs>
-              <w:tab w:val="right" w:leader="dot" w:pos="10790"/>
+              <w:tab w:val="right" w:leader="dot" w:pos="10456"/>
             </w:tabs>
             <w:rPr>
               <w:noProof/>
+              <w:lang w:eastAsia="en-US"/>
             </w:rPr>
           </w:pPr>
-          <w:hyperlink w:anchor="_Toc221909358" w:history="1">
+          <w:hyperlink w:anchor="_Toc221995630" w:history="1">
             <w:r>
               <w:rPr>
                 <w:rStyle w:val="Hyperlink"/>
@@ -1900,7 +1947,7 @@
                 <w:noProof/>
                 <w:webHidden/>
               </w:rPr>
-              <w:instrText xml:space="preserve"> PAGEREF _Toc221909358 \h </w:instrText>
+              <w:instrText xml:space="preserve"> PAGEREF _Toc221995630 \h </w:instrText>
             </w:r>
             <w:r>
               <w:rPr>
@@ -1920,7 +1967,7 @@
                 <w:noProof/>
                 <w:webHidden/>
               </w:rPr>
-              <w:t>27</w:t>
+              <w:t>26</w:t>
             </w:r>
             <w:r>
               <w:rPr>
@@ -1935,13 +1982,14 @@
           <w:pPr>
             <w:pStyle w:val="TOC2"/>
             <w:tabs>
-              <w:tab w:val="right" w:leader="dot" w:pos="10790"/>
+              <w:tab w:val="right" w:leader="dot" w:pos="10456"/>
             </w:tabs>
             <w:rPr>
               <w:noProof/>
+              <w:lang w:eastAsia="en-US"/>
             </w:rPr>
           </w:pPr>
-          <w:hyperlink w:anchor="_Toc221909359" w:history="1">
+          <w:hyperlink w:anchor="_Toc221995631" w:history="1">
             <w:r>
               <w:rPr>
                 <w:rStyle w:val="Hyperlink"/>
@@ -1968,7 +2016,7 @@
                 <w:noProof/>
                 <w:webHidden/>
               </w:rPr>
-              <w:instrText xml:space="preserve"> PAGEREF _Toc221909359 \h </w:instrText>
+              <w:instrText xml:space="preserve"> PAGEREF _Toc221995631 \h </w:instrText>
             </w:r>
             <w:r>
               <w:rPr>
@@ -1988,7 +2036,7 @@
                 <w:noProof/>
                 <w:webHidden/>
               </w:rPr>
-              <w:t>27</w:t>
+              <w:t>26</w:t>
             </w:r>
             <w:r>
               <w:rPr>
@@ -2003,13 +2051,14 @@
           <w:pPr>
             <w:pStyle w:val="TOC2"/>
             <w:tabs>
-              <w:tab w:val="right" w:leader="dot" w:pos="10790"/>
+              <w:tab w:val="right" w:leader="dot" w:pos="10456"/>
             </w:tabs>
             <w:rPr>
               <w:noProof/>
+              <w:lang w:eastAsia="en-US"/>
             </w:rPr>
           </w:pPr>
-          <w:hyperlink w:anchor="_Toc221909360" w:history="1">
+          <w:hyperlink w:anchor="_Toc221995632" w:history="1">
             <w:r>
               <w:rPr>
                 <w:rStyle w:val="Hyperlink"/>
@@ -2036,7 +2085,7 @@
                 <w:noProof/>
                 <w:webHidden/>
               </w:rPr>
-              <w:instrText xml:space="preserve"> PAGEREF _Toc221909360 \h </w:instrText>
+              <w:instrText xml:space="preserve"> PAGEREF _Toc221995632 \h </w:instrText>
             </w:r>
             <w:r>
               <w:rPr>
@@ -2056,7 +2105,7 @@
                 <w:noProof/>
                 <w:webHidden/>
               </w:rPr>
-              <w:t>28</w:t>
+              <w:t>27</w:t>
             </w:r>
             <w:r>
               <w:rPr>
@@ -2071,13 +2120,14 @@
           <w:pPr>
             <w:pStyle w:val="TOC1"/>
             <w:tabs>
-              <w:tab w:val="right" w:leader="dot" w:pos="10790"/>
+              <w:tab w:val="right" w:leader="dot" w:pos="10456"/>
             </w:tabs>
             <w:rPr>
               <w:noProof/>
+              <w:lang w:eastAsia="en-US"/>
             </w:rPr>
           </w:pPr>
-          <w:hyperlink w:anchor="_Toc221909361" w:history="1">
+          <w:hyperlink w:anchor="_Toc221995633" w:history="1">
             <w:r>
               <w:rPr>
                 <w:rStyle w:val="Hyperlink"/>
@@ -2104,7 +2154,7 @@
                 <w:noProof/>
                 <w:webHidden/>
               </w:rPr>
-              <w:instrText xml:space="preserve"> PAGEREF _Toc221909361 \h </w:instrText>
+              <w:instrText xml:space="preserve"> PAGEREF _Toc221995633 \h </w:instrText>
             </w:r>
             <w:r>
               <w:rPr>
@@ -2124,7 +2174,7 @@
                 <w:noProof/>
                 <w:webHidden/>
               </w:rPr>
-              <w:t>28</w:t>
+              <w:t>27</w:t>
             </w:r>
             <w:r>
               <w:rPr>
@@ -2139,13 +2189,14 @@
           <w:pPr>
             <w:pStyle w:val="TOC2"/>
             <w:tabs>
-              <w:tab w:val="right" w:leader="dot" w:pos="10790"/>
+              <w:tab w:val="right" w:leader="dot" w:pos="10456"/>
             </w:tabs>
             <w:rPr>
               <w:noProof/>
+              <w:lang w:eastAsia="en-US"/>
             </w:rPr>
           </w:pPr>
-          <w:hyperlink w:anchor="_Toc221909362" w:history="1">
+          <w:hyperlink w:anchor="_Toc221995634" w:history="1">
             <w:r>
               <w:rPr>
                 <w:rStyle w:val="Hyperlink"/>
@@ -2172,7 +2223,7 @@
                 <w:noProof/>
                 <w:webHidden/>
               </w:rPr>
-              <w:instrText xml:space="preserve"> PAGEREF _Toc221909362 \h </w:instrText>
+              <w:instrText xml:space="preserve"> PAGEREF _Toc221995634 \h </w:instrText>
             </w:r>
             <w:r>
               <w:rPr>
@@ -2192,7 +2243,7 @@
                 <w:noProof/>
                 <w:webHidden/>
               </w:rPr>
-              <w:t>29</w:t>
+              <w:t>27</w:t>
             </w:r>
             <w:r>
               <w:rPr>
@@ -2207,13 +2258,14 @@
           <w:pPr>
             <w:pStyle w:val="TOC2"/>
             <w:tabs>
-              <w:tab w:val="right" w:leader="dot" w:pos="10790"/>
+              <w:tab w:val="right" w:leader="dot" w:pos="10456"/>
             </w:tabs>
             <w:rPr>
               <w:noProof/>
+              <w:lang w:eastAsia="en-US"/>
             </w:rPr>
           </w:pPr>
-          <w:hyperlink w:anchor="_Toc221909363" w:history="1">
+          <w:hyperlink w:anchor="_Toc221995635" w:history="1">
             <w:r>
               <w:rPr>
                 <w:rStyle w:val="Hyperlink"/>
@@ -2240,7 +2292,7 @@
                 <w:noProof/>
                 <w:webHidden/>
               </w:rPr>
-              <w:instrText xml:space="preserve"> PAGEREF _Toc221909363 \h </w:instrText>
+              <w:instrText xml:space="preserve"> PAGEREF _Toc221995635 \h </w:instrText>
             </w:r>
             <w:r>
               <w:rPr>
@@ -2260,7 +2312,7 @@
                 <w:noProof/>
                 <w:webHidden/>
               </w:rPr>
-              <w:t>29</w:t>
+              <w:t>28</w:t>
             </w:r>
             <w:r>
               <w:rPr>
@@ -2275,13 +2327,14 @@
           <w:pPr>
             <w:pStyle w:val="TOC2"/>
             <w:tabs>
-              <w:tab w:val="right" w:leader="dot" w:pos="10790"/>
+              <w:tab w:val="right" w:leader="dot" w:pos="10456"/>
             </w:tabs>
             <w:rPr>
               <w:noProof/>
+              <w:lang w:eastAsia="en-US"/>
             </w:rPr>
           </w:pPr>
-          <w:hyperlink w:anchor="_Toc221909364" w:history="1">
+          <w:hyperlink w:anchor="_Toc221995636" w:history="1">
             <w:r>
               <w:rPr>
                 <w:rStyle w:val="Hyperlink"/>
@@ -2308,7 +2361,7 @@
                 <w:noProof/>
                 <w:webHidden/>
               </w:rPr>
-              <w:instrText xml:space="preserve"> PAGEREF _Toc221909364 \h </w:instrText>
+              <w:instrText xml:space="preserve"> PAGEREF _Toc221995636 \h </w:instrText>
             </w:r>
             <w:r>
               <w:rPr>
@@ -2328,7 +2381,7 @@
                 <w:noProof/>
                 <w:webHidden/>
               </w:rPr>
-              <w:t>29</w:t>
+              <w:t>28</w:t>
             </w:r>
             <w:r>
               <w:rPr>
@@ -2343,13 +2396,14 @@
           <w:pPr>
             <w:pStyle w:val="TOC2"/>
             <w:tabs>
-              <w:tab w:val="right" w:leader="dot" w:pos="10790"/>
+              <w:tab w:val="right" w:leader="dot" w:pos="10456"/>
             </w:tabs>
             <w:rPr>
               <w:noProof/>
+              <w:lang w:eastAsia="en-US"/>
             </w:rPr>
           </w:pPr>
-          <w:hyperlink w:anchor="_Toc221909365" w:history="1">
+          <w:hyperlink w:anchor="_Toc221995637" w:history="1">
             <w:r>
               <w:rPr>
                 <w:rStyle w:val="Hyperlink"/>
@@ -2376,7 +2430,7 @@
                 <w:noProof/>
                 <w:webHidden/>
               </w:rPr>
-              <w:instrText xml:space="preserve"> PAGEREF _Toc221909365 \h </w:instrText>
+              <w:instrText xml:space="preserve"> PAGEREF _Toc221995637 \h </w:instrText>
             </w:r>
             <w:r>
               <w:rPr>
@@ -2396,7 +2450,7 @@
                 <w:noProof/>
                 <w:webHidden/>
               </w:rPr>
-              <w:t>29</w:t>
+              <w:t>28</w:t>
             </w:r>
             <w:r>
               <w:rPr>
@@ -2411,13 +2465,14 @@
           <w:pPr>
             <w:pStyle w:val="TOC2"/>
             <w:tabs>
-              <w:tab w:val="right" w:leader="dot" w:pos="10790"/>
+              <w:tab w:val="right" w:leader="dot" w:pos="10456"/>
             </w:tabs>
             <w:rPr>
               <w:noProof/>
+              <w:lang w:eastAsia="en-US"/>
             </w:rPr>
           </w:pPr>
-          <w:hyperlink w:anchor="_Toc221909366" w:history="1">
+          <w:hyperlink w:anchor="_Toc221995638" w:history="1">
             <w:r>
               <w:rPr>
                 <w:rStyle w:val="Hyperlink"/>
@@ -2444,7 +2499,7 @@
                 <w:noProof/>
                 <w:webHidden/>
               </w:rPr>
-              <w:instrText xml:space="preserve"> PAGEREF _Toc221909366 \h </w:instrText>
+              <w:instrText xml:space="preserve"> PAGEREF _Toc221995638 \h </w:instrText>
             </w:r>
             <w:r>
               <w:rPr>
@@ -2464,7 +2519,7 @@
                 <w:noProof/>
                 <w:webHidden/>
               </w:rPr>
-              <w:t>30</w:t>
+              <w:t>28</w:t>
             </w:r>
             <w:r>
               <w:rPr>
@@ -2479,13 +2534,14 @@
           <w:pPr>
             <w:pStyle w:val="TOC2"/>
             <w:tabs>
-              <w:tab w:val="right" w:leader="dot" w:pos="10790"/>
+              <w:tab w:val="right" w:leader="dot" w:pos="10456"/>
             </w:tabs>
             <w:rPr>
               <w:noProof/>
+              <w:lang w:eastAsia="en-US"/>
             </w:rPr>
           </w:pPr>
-          <w:hyperlink w:anchor="_Toc221909367" w:history="1">
+          <w:hyperlink w:anchor="_Toc221995639" w:history="1">
             <w:r>
               <w:rPr>
                 <w:rStyle w:val="Hyperlink"/>
@@ -2512,7 +2568,7 @@
                 <w:noProof/>
                 <w:webHidden/>
               </w:rPr>
-              <w:instrText xml:space="preserve"> PAGEREF _Toc221909367 \h </w:instrText>
+              <w:instrText xml:space="preserve"> PAGEREF _Toc221995639 \h </w:instrText>
             </w:r>
             <w:r>
               <w:rPr>
@@ -2532,7 +2588,7 @@
                 <w:noProof/>
                 <w:webHidden/>
               </w:rPr>
-              <w:t>30</w:t>
+              <w:t>29</w:t>
             </w:r>
             <w:r>
               <w:rPr>
@@ -2547,13 +2603,14 @@
           <w:pPr>
             <w:pStyle w:val="TOC1"/>
             <w:tabs>
-              <w:tab w:val="right" w:leader="dot" w:pos="10790"/>
+              <w:tab w:val="right" w:leader="dot" w:pos="10456"/>
             </w:tabs>
             <w:rPr>
               <w:noProof/>
+              <w:lang w:eastAsia="en-US"/>
             </w:rPr>
           </w:pPr>
-          <w:hyperlink w:anchor="_Toc221909368" w:history="1">
+          <w:hyperlink w:anchor="_Toc221995640" w:history="1">
             <w:r>
               <w:rPr>
                 <w:rStyle w:val="Hyperlink"/>
@@ -2580,7 +2637,7 @@
                 <w:noProof/>
                 <w:webHidden/>
               </w:rPr>
-              <w:instrText xml:space="preserve"> PAGEREF _Toc221909368 \h </w:instrText>
+              <w:instrText xml:space="preserve"> PAGEREF _Toc221995640 \h </w:instrText>
             </w:r>
             <w:r>
               <w:rPr>
@@ -2600,7 +2657,7 @@
                 <w:noProof/>
                 <w:webHidden/>
               </w:rPr>
-              <w:t>30</w:t>
+              <w:t>29</w:t>
             </w:r>
             <w:r>
               <w:rPr>
@@ -2615,13 +2672,14 @@
           <w:pPr>
             <w:pStyle w:val="TOC1"/>
             <w:tabs>
-              <w:tab w:val="right" w:leader="dot" w:pos="10790"/>
+              <w:tab w:val="right" w:leader="dot" w:pos="10456"/>
             </w:tabs>
             <w:rPr>
               <w:noProof/>
+              <w:lang w:eastAsia="en-US"/>
             </w:rPr>
           </w:pPr>
-          <w:hyperlink w:anchor="_Toc221909369" w:history="1">
+          <w:hyperlink w:anchor="_Toc221995641" w:history="1">
             <w:r>
               <w:rPr>
                 <w:rStyle w:val="Hyperlink"/>
@@ -2648,7 +2706,7 @@
                 <w:noProof/>
                 <w:webHidden/>
               </w:rPr>
-              <w:instrText xml:space="preserve"> PAGEREF _Toc221909369 \h </w:instrText>
+              <w:instrText xml:space="preserve"> PAGEREF _Toc221995641 \h </w:instrText>
             </w:r>
             <w:r>
               <w:rPr>
@@ -2668,7 +2726,7 @@
                 <w:noProof/>
                 <w:webHidden/>
               </w:rPr>
-              <w:t>31</w:t>
+              <w:t>30</w:t>
             </w:r>
             <w:r>
               <w:rPr>
@@ -2683,13 +2741,14 @@
           <w:pPr>
             <w:pStyle w:val="TOC2"/>
             <w:tabs>
-              <w:tab w:val="right" w:leader="dot" w:pos="10790"/>
+              <w:tab w:val="right" w:leader="dot" w:pos="10456"/>
             </w:tabs>
             <w:rPr>
               <w:noProof/>
+              <w:lang w:eastAsia="en-US"/>
             </w:rPr>
           </w:pPr>
-          <w:hyperlink w:anchor="_Toc221909370" w:history="1">
+          <w:hyperlink w:anchor="_Toc221995642" w:history="1">
             <w:r>
               <w:rPr>
                 <w:rStyle w:val="Hyperlink"/>
@@ -2716,7 +2775,7 @@
                 <w:noProof/>
                 <w:webHidden/>
               </w:rPr>
-              <w:instrText xml:space="preserve"> PAGEREF _Toc221909370 \h </w:instrText>
+              <w:instrText xml:space="preserve"> PAGEREF _Toc221995642 \h </w:instrText>
             </w:r>
             <w:r>
               <w:rPr>
@@ -2736,7 +2795,7 @@
                 <w:noProof/>
                 <w:webHidden/>
               </w:rPr>
-              <w:t>31</w:t>
+              <w:t>30</w:t>
             </w:r>
             <w:r>
               <w:rPr>
@@ -2751,13 +2810,14 @@
           <w:pPr>
             <w:pStyle w:val="TOC2"/>
             <w:tabs>
-              <w:tab w:val="right" w:leader="dot" w:pos="10790"/>
+              <w:tab w:val="right" w:leader="dot" w:pos="10456"/>
             </w:tabs>
             <w:rPr>
               <w:noProof/>
+              <w:lang w:eastAsia="en-US"/>
             </w:rPr>
           </w:pPr>
-          <w:hyperlink w:anchor="_Toc221909371" w:history="1">
+          <w:hyperlink w:anchor="_Toc221995643" w:history="1">
             <w:r>
               <w:rPr>
                 <w:rStyle w:val="Hyperlink"/>
@@ -2784,7 +2844,7 @@
                 <w:noProof/>
                 <w:webHidden/>
               </w:rPr>
-              <w:instrText xml:space="preserve"> PAGEREF _Toc221909371 \h </w:instrText>
+              <w:instrText xml:space="preserve"> PAGEREF _Toc221995643 \h </w:instrText>
             </w:r>
             <w:r>
               <w:rPr>
@@ -2804,7 +2864,7 @@
                 <w:noProof/>
                 <w:webHidden/>
               </w:rPr>
-              <w:t>32</w:t>
+              <w:t>30</w:t>
             </w:r>
             <w:r>
               <w:rPr>
@@ -2819,13 +2879,14 @@
           <w:pPr>
             <w:pStyle w:val="TOC2"/>
             <w:tabs>
-              <w:tab w:val="right" w:leader="dot" w:pos="10790"/>
+              <w:tab w:val="right" w:leader="dot" w:pos="10456"/>
             </w:tabs>
             <w:rPr>
               <w:noProof/>
+              <w:lang w:eastAsia="en-US"/>
             </w:rPr>
           </w:pPr>
-          <w:hyperlink w:anchor="_Toc221909372" w:history="1">
+          <w:hyperlink w:anchor="_Toc221995644" w:history="1">
             <w:r>
               <w:rPr>
                 <w:rStyle w:val="Hyperlink"/>
@@ -2852,7 +2913,7 @@
                 <w:noProof/>
                 <w:webHidden/>
               </w:rPr>
-              <w:instrText xml:space="preserve"> PAGEREF _Toc221909372 \h </w:instrText>
+              <w:instrText xml:space="preserve"> PAGEREF _Toc221995644 \h </w:instrText>
             </w:r>
             <w:r>
               <w:rPr>
@@ -2872,7 +2933,7 @@
                 <w:noProof/>
                 <w:webHidden/>
               </w:rPr>
-              <w:t>32</w:t>
+              <w:t>31</w:t>
             </w:r>
             <w:r>
               <w:rPr>
@@ -2887,13 +2948,14 @@
           <w:pPr>
             <w:pStyle w:val="TOC2"/>
             <w:tabs>
-              <w:tab w:val="right" w:leader="dot" w:pos="10790"/>
+              <w:tab w:val="right" w:leader="dot" w:pos="10456"/>
             </w:tabs>
             <w:rPr>
               <w:noProof/>
+              <w:lang w:eastAsia="en-US"/>
             </w:rPr>
           </w:pPr>
-          <w:hyperlink w:anchor="_Toc221909373" w:history="1">
+          <w:hyperlink w:anchor="_Toc221995645" w:history="1">
             <w:r>
               <w:rPr>
                 <w:rStyle w:val="Hyperlink"/>
@@ -2920,7 +2982,7 @@
                 <w:noProof/>
                 <w:webHidden/>
               </w:rPr>
-              <w:instrText xml:space="preserve"> PAGEREF _Toc221909373 \h </w:instrText>
+              <w:instrText xml:space="preserve"> PAGEREF _Toc221995645 \h </w:instrText>
             </w:r>
             <w:r>
               <w:rPr>
@@ -2940,7 +3002,7 @@
                 <w:noProof/>
                 <w:webHidden/>
               </w:rPr>
-              <w:t>32</w:t>
+              <w:t>31</w:t>
             </w:r>
             <w:r>
               <w:rPr>
@@ -2955,13 +3017,14 @@
           <w:pPr>
             <w:pStyle w:val="TOC2"/>
             <w:tabs>
-              <w:tab w:val="right" w:leader="dot" w:pos="10790"/>
+              <w:tab w:val="right" w:leader="dot" w:pos="10456"/>
             </w:tabs>
             <w:rPr>
               <w:noProof/>
+              <w:lang w:eastAsia="en-US"/>
             </w:rPr>
           </w:pPr>
-          <w:hyperlink w:anchor="_Toc221909374" w:history="1">
+          <w:hyperlink w:anchor="_Toc221995646" w:history="1">
             <w:r>
               <w:rPr>
                 <w:rStyle w:val="Hyperlink"/>
@@ -2988,7 +3051,7 @@
                 <w:noProof/>
                 <w:webHidden/>
               </w:rPr>
-              <w:instrText xml:space="preserve"> PAGEREF _Toc221909374 \h </w:instrText>
+              <w:instrText xml:space="preserve"> PAGEREF _Toc221995646 \h </w:instrText>
             </w:r>
             <w:r>
               <w:rPr>
@@ -3008,7 +3071,7 @@
                 <w:noProof/>
                 <w:webHidden/>
               </w:rPr>
-              <w:t>32</w:t>
+              <w:t>31</w:t>
             </w:r>
             <w:r>
               <w:rPr>
@@ -3023,13 +3086,14 @@
           <w:pPr>
             <w:pStyle w:val="TOC2"/>
             <w:tabs>
-              <w:tab w:val="right" w:leader="dot" w:pos="10790"/>
+              <w:tab w:val="right" w:leader="dot" w:pos="10456"/>
             </w:tabs>
             <w:rPr>
               <w:noProof/>
+              <w:lang w:eastAsia="en-US"/>
             </w:rPr>
           </w:pPr>
-          <w:hyperlink w:anchor="_Toc221909375" w:history="1">
+          <w:hyperlink w:anchor="_Toc221995647" w:history="1">
             <w:r>
               <w:rPr>
                 <w:rStyle w:val="Hyperlink"/>
@@ -3056,7 +3120,7 @@
                 <w:noProof/>
                 <w:webHidden/>
               </w:rPr>
-              <w:instrText xml:space="preserve"> PAGEREF _Toc221909375 \h </w:instrText>
+              <w:instrText xml:space="preserve"> PAGEREF _Toc221995647 \h </w:instrText>
             </w:r>
             <w:r>
               <w:rPr>
@@ -3076,7 +3140,7 @@
                 <w:noProof/>
                 <w:webHidden/>
               </w:rPr>
-              <w:t>33</w:t>
+              <w:t>31</w:t>
             </w:r>
             <w:r>
               <w:rPr>
@@ -3091,13 +3155,14 @@
           <w:pPr>
             <w:pStyle w:val="TOC2"/>
             <w:tabs>
-              <w:tab w:val="right" w:leader="dot" w:pos="10790"/>
+              <w:tab w:val="right" w:leader="dot" w:pos="10456"/>
             </w:tabs>
             <w:rPr>
               <w:noProof/>
+              <w:lang w:eastAsia="en-US"/>
             </w:rPr>
           </w:pPr>
-          <w:hyperlink w:anchor="_Toc221909376" w:history="1">
+          <w:hyperlink w:anchor="_Toc221995648" w:history="1">
             <w:r>
               <w:rPr>
                 <w:rStyle w:val="Hyperlink"/>
@@ -3124,7 +3189,7 @@
                 <w:noProof/>
                 <w:webHidden/>
               </w:rPr>
-              <w:instrText xml:space="preserve"> PAGEREF _Toc221909376 \h </w:instrText>
+              <w:instrText xml:space="preserve"> PAGEREF _Toc221995648 \h </w:instrText>
             </w:r>
             <w:r>
               <w:rPr>
@@ -3144,7 +3209,7 @@
                 <w:noProof/>
                 <w:webHidden/>
               </w:rPr>
-              <w:t>33</w:t>
+              <w:t>32</w:t>
             </w:r>
             <w:r>
               <w:rPr>
@@ -3186,7 +3251,7 @@
       <w:pPr>
         <w:pStyle w:val="Heading1"/>
       </w:pPr>
-      <w:bookmarkStart w:id="0" w:name="_Toc221909340"/>
+      <w:bookmarkStart w:id="0" w:name="_Toc221995612"/>
       <w:r>
         <w:lastRenderedPageBreak/>
         <w:t>1. EXECUTIVE SUMMARY</w:t>
@@ -3223,32 +3288,15 @@
           <w:numId w:val="1"/>
         </w:numPr>
       </w:pPr>
-      <w:proofErr w:type="spellStart"/>
       <w:r>
         <w:rPr>
           <w:b/>
           <w:bCs/>
         </w:rPr>
-        <w:t>JFlex</w:t>
-      </w:r>
-      <w:proofErr w:type="spellEnd"/>
-      <w:r>
-        <w:rPr>
-          <w:b/>
-          <w:bCs/>
-        </w:rPr>
-        <w:t xml:space="preserve"> Scanner:</w:t>
-      </w:r>
-      <w:r>
-        <w:t xml:space="preserve"> Automated scanner generation using </w:t>
-      </w:r>
-      <w:proofErr w:type="spellStart"/>
-      <w:r>
-        <w:t>JFlex</w:t>
-      </w:r>
-      <w:proofErr w:type="spellEnd"/>
-      <w:r>
-        <w:t xml:space="preserve"> tool</w:t>
+        <w:t>JFlex Scanner:</w:t>
+      </w:r>
+      <w:r>
+        <w:t> Automated scanner generation using JFlex tool</w:t>
       </w:r>
     </w:p>
     <w:p>
@@ -3344,20 +3392,15 @@
         <w:t>Performance:</w:t>
       </w:r>
       <w:r>
-        <w:t xml:space="preserve"> Manual scanner demonstrates competitive performance with </w:t>
-      </w:r>
-      <w:proofErr w:type="spellStart"/>
-      <w:r>
-        <w:t>JFlex</w:t>
-      </w:r>
-      <w:proofErr w:type="spellEnd"/>
+        <w:t> Manual scanner demonstrates competitive performance with JFlex</w:t>
+      </w:r>
     </w:p>
     <w:p/>
     <w:p>
       <w:pPr>
         <w:pStyle w:val="Heading1"/>
       </w:pPr>
-      <w:bookmarkStart w:id="1" w:name="_Toc221909341"/>
+      <w:bookmarkStart w:id="1" w:name="_Toc221995613"/>
       <w:r>
         <w:t>2. COMPARISON METHODOLOGY</w:t>
       </w:r>
@@ -3367,7 +3410,7 @@
       <w:pPr>
         <w:pStyle w:val="Heading2"/>
       </w:pPr>
-      <w:bookmarkStart w:id="2" w:name="_Toc221909342"/>
+      <w:bookmarkStart w:id="2" w:name="_Toc221995614"/>
       <w:r>
         <w:t>2.1 Test Environment</w:t>
       </w:r>
@@ -3493,15 +3536,7 @@
               <w:spacing w:after="160" w:line="278" w:lineRule="auto"/>
             </w:pPr>
             <w:r>
-              <w:t xml:space="preserve">Java SE (compiled with </w:t>
-            </w:r>
-            <w:proofErr w:type="spellStart"/>
-            <w:r>
-              <w:t>javac</w:t>
-            </w:r>
-            <w:proofErr w:type="spellEnd"/>
-            <w:r>
-              <w:t>)</w:t>
+              <w:t>Java SE (compiled with javac)</w:t>
             </w:r>
           </w:p>
         </w:tc>
@@ -3519,13 +3554,8 @@
             <w:pPr>
               <w:spacing w:after="160" w:line="278" w:lineRule="auto"/>
             </w:pPr>
-            <w:proofErr w:type="spellStart"/>
-            <w:r>
-              <w:t>JFlex</w:t>
-            </w:r>
-            <w:proofErr w:type="spellEnd"/>
-            <w:r>
-              <w:t xml:space="preserve"> Version</w:t>
+            <w:r>
+              <w:t>JFlex Version</w:t>
             </w:r>
           </w:p>
         </w:tc>
@@ -3590,7 +3620,7 @@
       <w:pPr>
         <w:pStyle w:val="Heading2"/>
       </w:pPr>
-      <w:bookmarkStart w:id="3" w:name="_Toc221909343"/>
+      <w:bookmarkStart w:id="3" w:name="_Toc221995615"/>
       <w:r>
         <w:t>2.2 Comparison Criteria</w:t>
       </w:r>
@@ -3799,20 +3829,15 @@
           <w:numId w:val="6"/>
         </w:numPr>
       </w:pPr>
-      <w:proofErr w:type="gramStart"/>
-      <w:r>
-        <w:t>Comment</w:t>
-      </w:r>
-      <w:proofErr w:type="gramEnd"/>
-      <w:r>
-        <w:t xml:space="preserve"> removal count</w:t>
+      <w:r>
+        <w:t>Comment removal count</w:t>
       </w:r>
     </w:p>
     <w:p>
       <w:pPr>
         <w:pStyle w:val="Heading2"/>
       </w:pPr>
-      <w:bookmarkStart w:id="4" w:name="_Toc221909344"/>
+      <w:bookmarkStart w:id="4" w:name="_Toc221995616"/>
       <w:r>
         <w:t>2.3 Validation Approach</w:t>
       </w:r>
@@ -3827,7 +3852,7 @@
       <w:pPr>
         <w:pStyle w:val="Heading1"/>
       </w:pPr>
-      <w:bookmarkStart w:id="5" w:name="_Toc221909345"/>
+      <w:bookmarkStart w:id="5" w:name="_Toc221995617"/>
       <w:r>
         <w:t>3. TEST FILE DESCRIPTIONS</w:t>
       </w:r>
@@ -3841,11 +3866,11 @@
       </w:tblPr>
       <w:tblGrid>
         <w:gridCol w:w="1198"/>
-        <w:gridCol w:w="1736"/>
-        <w:gridCol w:w="2984"/>
-        <w:gridCol w:w="2592"/>
+        <w:gridCol w:w="1701"/>
+        <w:gridCol w:w="2834"/>
+        <w:gridCol w:w="2466"/>
         <w:gridCol w:w="768"/>
-        <w:gridCol w:w="1512"/>
+        <w:gridCol w:w="1489"/>
       </w:tblGrid>
       <w:tr>
         <w:tc>
@@ -3986,15 +4011,7 @@
               <w:spacing w:after="160" w:line="278" w:lineRule="auto"/>
             </w:pPr>
             <w:r>
-              <w:t xml:space="preserve">Keywords, identifiers, integers, floats, strings, characters, </w:t>
-            </w:r>
-            <w:proofErr w:type="spellStart"/>
-            <w:r>
-              <w:t>booleans</w:t>
-            </w:r>
-            <w:proofErr w:type="spellEnd"/>
-            <w:r>
-              <w:t>, operators, punctuators</w:t>
+              <w:t>Keywords, identifiers, integers, floats, strings, characters, booleans, operators, punctuators</w:t>
             </w:r>
           </w:p>
         </w:tc>
@@ -4080,15 +4097,7 @@
               <w:spacing w:after="160" w:line="278" w:lineRule="auto"/>
             </w:pPr>
             <w:r>
-              <w:t xml:space="preserve">Function declaration, power operator (**), ++/--, +=/*=, </w:t>
-            </w:r>
-            <w:proofErr w:type="spellStart"/>
-            <w:r>
-              <w:t>boolean</w:t>
-            </w:r>
-            <w:proofErr w:type="spellEnd"/>
-            <w:r>
-              <w:t xml:space="preserve"> logic, conditional with else</w:t>
+              <w:t>Function declaration, power operator (**), ++/--, +=/*=, boolean logic, conditional with else</w:t>
             </w:r>
           </w:p>
         </w:tc>
@@ -4347,21 +4356,8 @@
               <w:spacing w:after="160" w:line="278" w:lineRule="auto"/>
             </w:pPr>
             <w:r>
-              <w:t xml:space="preserve">Single-line </w:t>
-            </w:r>
-            <w:proofErr w:type="gramStart"/>
-            <w:r>
-              <w:t>comments (##</w:t>
-            </w:r>
-            <w:proofErr w:type="gramEnd"/>
-            <w:r>
-              <w:t xml:space="preserve">), inline comments, multi-line </w:t>
-            </w:r>
-            <w:proofErr w:type="gramStart"/>
-            <w:r>
-              <w:t>comments (#</w:t>
-            </w:r>
-            <w:proofErr w:type="gramEnd"/>
+              <w:t>Single-line comments (##), inline comments, multi-line comments (#</w:t>
+            </w:r>
             <w:r>
               <w:rPr>
                 <w:i/>
@@ -4404,12 +4400,11 @@
         </w:tc>
       </w:tr>
     </w:tbl>
-    <w:p/>
     <w:p>
       <w:pPr>
         <w:pStyle w:val="Heading1"/>
       </w:pPr>
-      <w:bookmarkStart w:id="6" w:name="_Toc221909346"/>
+      <w:bookmarkStart w:id="6" w:name="_Toc221995618"/>
       <w:r>
         <w:t>4. DETAILED SIDE-BY-SIDE COMPARISON</w:t>
       </w:r>
@@ -4419,7 +4414,7 @@
       <w:pPr>
         <w:pStyle w:val="Heading2"/>
       </w:pPr>
-      <w:bookmarkStart w:id="7" w:name="_Toc221909347"/>
+      <w:bookmarkStart w:id="7" w:name="_Toc221995619"/>
       <w:r>
         <w:t>4.1 TEST FILE: test1.fate</w:t>
       </w:r>
@@ -4448,11 +4443,6 @@
     </w:p>
     <w:p>
       <w:r>
-        <w:t>text</w:t>
-      </w:r>
-    </w:p>
-    <w:p>
-      <w:r>
         <w:t>start</w:t>
       </w:r>
     </w:p>
@@ -4478,15 +4468,7 @@
     </w:p>
     <w:p>
       <w:r>
-        <w:t xml:space="preserve">    output "Hello\</w:t>
-      </w:r>
-      <w:proofErr w:type="spellStart"/>
-      <w:r>
-        <w:t>nWorld</w:t>
-      </w:r>
-      <w:proofErr w:type="spellEnd"/>
-      <w:r>
-        <w:t>"</w:t>
+        <w:t xml:space="preserve">    output "Hello\nWorld"</w:t>
       </w:r>
     </w:p>
     <w:p>
@@ -4501,23 +4483,13 @@
     </w:p>
     <w:p>
       <w:r>
-        <w:t xml:space="preserve">    condition (Count &gt;= 0 &amp;&amp; </w:t>
-      </w:r>
-      <w:proofErr w:type="gramStart"/>
-      <w:r>
-        <w:t>true) {</w:t>
-      </w:r>
-      <w:proofErr w:type="gramEnd"/>
-    </w:p>
-    <w:p>
-      <w:r>
-        <w:t xml:space="preserve">        output "OK</w:t>
-      </w:r>
-      <w:proofErr w:type="gramStart"/>
-      <w:r>
-        <w:t>";</w:t>
-      </w:r>
-      <w:proofErr w:type="gramEnd"/>
+        <w:t xml:space="preserve">    condition (Count &gt;= 0 &amp;&amp; true) {</w:t>
+      </w:r>
+    </w:p>
+    <w:p>
+      <w:r>
+        <w:t xml:space="preserve">        output "OK";</w:t>
+      </w:r>
     </w:p>
     <w:p>
       <w:r>
@@ -4526,32 +4498,22 @@
     </w:p>
     <w:p>
       <w:r>
-        <w:t xml:space="preserve">    loop (Count &gt; </w:t>
-      </w:r>
-      <w:proofErr w:type="gramStart"/>
-      <w:r>
-        <w:t>0) {</w:t>
-      </w:r>
-      <w:proofErr w:type="gramEnd"/>
-    </w:p>
-    <w:p>
-      <w:r>
-        <w:t xml:space="preserve">        Count -= </w:t>
-      </w:r>
-      <w:proofErr w:type="gramStart"/>
-      <w:r>
-        <w:t>1;</w:t>
-      </w:r>
-      <w:proofErr w:type="gramEnd"/>
+        <w:t xml:space="preserve">    loop (Count &gt; 0) {</w:t>
+      </w:r>
+    </w:p>
+    <w:p>
+      <w:r>
+        <w:t xml:space="preserve">        Count -= 1;</w:t>
+      </w:r>
+    </w:p>
+    <w:p>
+      <w:r>
+        <w:t xml:space="preserve">    }</w:t>
+      </w:r>
     </w:p>
     <w:p>
       <w:r>
         <w:lastRenderedPageBreak/>
-        <w:t xml:space="preserve">    }</w:t>
-      </w:r>
-    </w:p>
-    <w:p>
-      <w:r>
         <w:t>finish</w:t>
       </w:r>
     </w:p>
@@ -4564,7 +4526,6 @@
         <w:t>MANUAL SCANNER OUTPUT:</w:t>
       </w:r>
     </w:p>
-    <w:p/>
     <w:p>
       <w:r>
         <w:t>&lt;KEYWORD, "start", Line: 1, Col: 1&gt;</w:t>
@@ -4657,15 +4618,7 @@
     </w:p>
     <w:p>
       <w:r>
-        <w:t>&lt;STRING_LITERAL, "\"Hello\\</w:t>
-      </w:r>
-      <w:proofErr w:type="spellStart"/>
-      <w:r>
-        <w:t>nWorld</w:t>
-      </w:r>
-      <w:proofErr w:type="spellEnd"/>
-      <w:r>
-        <w:t>\"", Line: 6, Col: 12&gt;</w:t>
+        <w:t>&lt;STRING_LITERAL, "\"Hello\\nWorld\"", Line: 6, Col: 12&gt;</w:t>
       </w:r>
     </w:p>
     <w:p>
@@ -4700,22 +4653,22 @@
     </w:p>
     <w:p>
       <w:r>
+        <w:t>&lt;IDENTIFIER, "Count", Line: 9, Col: 16&gt;</w:t>
+      </w:r>
+    </w:p>
+    <w:p>
+      <w:r>
+        <w:t>&lt;OP_RELATIONAL, "&gt;=", Line: 9, Col: 22&gt;</w:t>
+      </w:r>
+    </w:p>
+    <w:p>
+      <w:r>
+        <w:t>&lt;INT_LITERAL, "0", Line: 9, Col: 25&gt;</w:t>
+      </w:r>
+    </w:p>
+    <w:p>
+      <w:r>
         <w:lastRenderedPageBreak/>
-        <w:t>&lt;IDENTIFIER, "Count", Line: 9, Col: 16&gt;</w:t>
-      </w:r>
-    </w:p>
-    <w:p>
-      <w:r>
-        <w:t>&lt;OP_RELATIONAL, "&gt;=", Line: 9, Col: 22&gt;</w:t>
-      </w:r>
-    </w:p>
-    <w:p>
-      <w:r>
-        <w:t>&lt;INT_LITERAL, "0", Line: 9, Col: 25&gt;</w:t>
-      </w:r>
-    </w:p>
-    <w:p>
-      <w:r>
         <w:t>&lt;OP_LOGICAL, "&amp;&amp;", Line: 9, Col: 27&gt;</w:t>
       </w:r>
     </w:p>
@@ -4726,28 +4679,12 @@
     </w:p>
     <w:p>
       <w:r>
-        <w:t xml:space="preserve">&lt;PUNCTUATOR, </w:t>
-      </w:r>
-      <w:proofErr w:type="gramStart"/>
-      <w:r>
-        <w:t>")"</w:t>
-      </w:r>
-      <w:proofErr w:type="gramEnd"/>
-      <w:r>
-        <w:t>, Line: 9, Col: 34&gt;</w:t>
-      </w:r>
-    </w:p>
-    <w:p>
-      <w:r>
-        <w:t>&lt;PUNCTUATOR</w:t>
-      </w:r>
-      <w:proofErr w:type="gramStart"/>
-      <w:r>
-        <w:t>, "{</w:t>
-      </w:r>
-      <w:proofErr w:type="gramEnd"/>
-      <w:r>
-        <w:t>", Line: 9, Col: 36&gt;</w:t>
+        <w:t>&lt;PUNCTUATOR, ")", Line: 9, Col: 34&gt;</w:t>
+      </w:r>
+    </w:p>
+    <w:p>
+      <w:r>
+        <w:t>&lt;PUNCTUATOR, "{", Line: 9, Col: 36&gt;</w:t>
       </w:r>
     </w:p>
     <w:p>
@@ -4757,23 +4694,7 @@
     </w:p>
     <w:p>
       <w:r>
-        <w:t>&lt;STRING_</w:t>
-      </w:r>
-      <w:proofErr w:type="gramStart"/>
-      <w:r>
-        <w:t>LITERAL, "\</w:t>
-      </w:r>
-      <w:proofErr w:type="gramEnd"/>
-      <w:r>
-        <w:t>"</w:t>
-      </w:r>
-      <w:proofErr w:type="gramStart"/>
-      <w:r>
-        <w:t>OK\"</w:t>
-      </w:r>
-      <w:proofErr w:type="gramEnd"/>
-      <w:r>
-        <w:t>", Line: 10, Col: 16&gt;</w:t>
+        <w:t>&lt;STRING_LITERAL, "\"OK\"", Line: 10, Col: 16&gt;</w:t>
       </w:r>
     </w:p>
     <w:p>
@@ -4783,15 +4704,7 @@
     </w:p>
     <w:p>
       <w:r>
-        <w:t>&lt;PUNCTUATOR</w:t>
-      </w:r>
-      <w:proofErr w:type="gramStart"/>
-      <w:r>
-        <w:t>, "}</w:t>
-      </w:r>
-      <w:proofErr w:type="gramEnd"/>
-      <w:r>
-        <w:t>", Line: 11, Col: 5&gt;</w:t>
+        <w:t>&lt;PUNCTUATOR, "}", Line: 11, Col: 5&gt;</w:t>
       </w:r>
     </w:p>
     <w:p>
@@ -4821,28 +4734,12 @@
     </w:p>
     <w:p>
       <w:r>
-        <w:t xml:space="preserve">&lt;PUNCTUATOR, </w:t>
-      </w:r>
-      <w:proofErr w:type="gramStart"/>
-      <w:r>
-        <w:t>")"</w:t>
-      </w:r>
-      <w:proofErr w:type="gramEnd"/>
-      <w:r>
-        <w:t>, Line: 12, Col: 20&gt;</w:t>
-      </w:r>
-    </w:p>
-    <w:p>
-      <w:r>
-        <w:t>&lt;PUNCTUATOR</w:t>
-      </w:r>
-      <w:proofErr w:type="gramStart"/>
-      <w:r>
-        <w:t>, "{</w:t>
-      </w:r>
-      <w:proofErr w:type="gramEnd"/>
-      <w:r>
-        <w:t>", Line: 12, Col: 22&gt;</w:t>
+        <w:t>&lt;PUNCTUATOR, ")", Line: 12, Col: 20&gt;</w:t>
+      </w:r>
+    </w:p>
+    <w:p>
+      <w:r>
+        <w:t>&lt;PUNCTUATOR, "{", Line: 12, Col: 22&gt;</w:t>
       </w:r>
     </w:p>
     <w:p>
@@ -4867,15 +4764,7 @@
     </w:p>
     <w:p>
       <w:r>
-        <w:t>&lt;PUNCTUATOR</w:t>
-      </w:r>
-      <w:proofErr w:type="gramStart"/>
-      <w:r>
-        <w:t>, "}</w:t>
-      </w:r>
-      <w:proofErr w:type="gramEnd"/>
-      <w:r>
-        <w:t>", Line: 14, Col: 5&gt;</w:t>
+        <w:t>&lt;PUNCTUATOR, "}", Line: 14, Col: 5&gt;</w:t>
       </w:r>
     </w:p>
     <w:p>
@@ -4900,7 +4789,6 @@
         <w:t>JFLEX SCANNER OUTPUT:</w:t>
       </w:r>
     </w:p>
-    <w:p/>
     <w:p>
       <w:r>
         <w:t>&lt;KEYWORD, "start", Line: 1, Col: 1&gt;</w:t>
@@ -4913,32 +4801,32 @@
     </w:p>
     <w:p>
       <w:r>
+        <w:t>&lt;IDENTIFIER, "Count", Line: 2, Col: 13&gt;</w:t>
+      </w:r>
+    </w:p>
+    <w:p>
+      <w:r>
+        <w:t>&lt;OP_ASSIGNMENT, "=", Line: 2, Col: 19&gt;</w:t>
+      </w:r>
+    </w:p>
+    <w:p>
+      <w:r>
+        <w:t>&lt;INT_LITERAL, "10", Line: 2, Col: 21&gt;</w:t>
+      </w:r>
+    </w:p>
+    <w:p>
+      <w:r>
+        <w:t>&lt;KEYWORD, "declare", Line: 3, Col: 5&gt;</w:t>
+      </w:r>
+    </w:p>
+    <w:p>
+      <w:r>
+        <w:t>&lt;IDENTIFIER, "Total_1", Line: 3, Col: 13&gt;</w:t>
+      </w:r>
+    </w:p>
+    <w:p>
+      <w:r>
         <w:lastRenderedPageBreak/>
-        <w:t>&lt;IDENTIFIER, "Count", Line: 2, Col: 13&gt;</w:t>
-      </w:r>
-    </w:p>
-    <w:p>
-      <w:r>
-        <w:t>&lt;OP_ASSIGNMENT, "=", Line: 2, Col: 19&gt;</w:t>
-      </w:r>
-    </w:p>
-    <w:p>
-      <w:r>
-        <w:t>&lt;INT_LITERAL, "10", Line: 2, Col: 21&gt;</w:t>
-      </w:r>
-    </w:p>
-    <w:p>
-      <w:r>
-        <w:t>&lt;KEYWORD, "declare", Line: 3, Col: 5&gt;</w:t>
-      </w:r>
-    </w:p>
-    <w:p>
-      <w:r>
-        <w:t>&lt;IDENTIFIER, "Total_1", Line: 3, Col: 13&gt;</w:t>
-      </w:r>
-    </w:p>
-    <w:p>
-      <w:r>
         <w:t>&lt;OP_ASSIGNMENT, "=", Line: 3, Col: 21&gt;</w:t>
       </w:r>
     </w:p>
@@ -4994,15 +4882,7 @@
     </w:p>
     <w:p>
       <w:r>
-        <w:t>&lt;STRING_LITERAL, "\"Hello\\</w:t>
-      </w:r>
-      <w:proofErr w:type="spellStart"/>
-      <w:r>
-        <w:t>nWorld</w:t>
-      </w:r>
-      <w:proofErr w:type="spellEnd"/>
-      <w:r>
-        <w:t>\"", Line: 6, Col: 12&gt;</w:t>
+        <w:t>&lt;STRING_LITERAL, "\"Hello\\nWorld\"", Line: 6, Col: 12&gt;</w:t>
       </w:r>
     </w:p>
     <w:p>
@@ -5062,82 +4942,42 @@
     </w:p>
     <w:p>
       <w:r>
-        <w:t xml:space="preserve">&lt;PUNCTUATOR, </w:t>
-      </w:r>
-      <w:proofErr w:type="gramStart"/>
-      <w:r>
-        <w:t>")"</w:t>
-      </w:r>
-      <w:proofErr w:type="gramEnd"/>
-      <w:r>
-        <w:t>, Line: 9, Col: 34&gt;</w:t>
+        <w:t>&lt;PUNCTUATOR, ")", Line: 9, Col: 34&gt;</w:t>
+      </w:r>
+    </w:p>
+    <w:p>
+      <w:r>
+        <w:t>&lt;PUNCTUATOR, "{", Line: 9, Col: 36&gt;</w:t>
+      </w:r>
+    </w:p>
+    <w:p>
+      <w:r>
+        <w:t>&lt;KEYWORD, "output", Line: 10, Col: 9&gt;</w:t>
+      </w:r>
+    </w:p>
+    <w:p>
+      <w:r>
+        <w:t>&lt;STRING_LITERAL, "\"OK\"", Line: 10, Col: 16&gt;</w:t>
+      </w:r>
+    </w:p>
+    <w:p>
+      <w:r>
+        <w:t>&lt;PUNCTUATOR, ";", Line: 10, Col: 20&gt;</w:t>
+      </w:r>
+    </w:p>
+    <w:p>
+      <w:r>
+        <w:t>&lt;PUNCTUATOR, "}", Line: 11, Col: 5&gt;</w:t>
+      </w:r>
+    </w:p>
+    <w:p>
+      <w:r>
+        <w:t>&lt;KEYWORD, "loop", Line: 12, Col: 5&gt;</w:t>
       </w:r>
     </w:p>
     <w:p>
       <w:r>
         <w:lastRenderedPageBreak/>
-        <w:t>&lt;PUNCTUATOR</w:t>
-      </w:r>
-      <w:proofErr w:type="gramStart"/>
-      <w:r>
-        <w:t>, "{</w:t>
-      </w:r>
-      <w:proofErr w:type="gramEnd"/>
-      <w:r>
-        <w:t>", Line: 9, Col: 36&gt;</w:t>
-      </w:r>
-    </w:p>
-    <w:p>
-      <w:r>
-        <w:t>&lt;KEYWORD, "output", Line: 10, Col: 9&gt;</w:t>
-      </w:r>
-    </w:p>
-    <w:p>
-      <w:r>
-        <w:t>&lt;STRING_</w:t>
-      </w:r>
-      <w:proofErr w:type="gramStart"/>
-      <w:r>
-        <w:t>LITERAL, "\</w:t>
-      </w:r>
-      <w:proofErr w:type="gramEnd"/>
-      <w:r>
-        <w:t>"</w:t>
-      </w:r>
-      <w:proofErr w:type="gramStart"/>
-      <w:r>
-        <w:t>OK\"</w:t>
-      </w:r>
-      <w:proofErr w:type="gramEnd"/>
-      <w:r>
-        <w:t>", Line: 10, Col: 16&gt;</w:t>
-      </w:r>
-    </w:p>
-    <w:p>
-      <w:r>
-        <w:t>&lt;PUNCTUATOR, ";", Line: 10, Col: 20&gt;</w:t>
-      </w:r>
-    </w:p>
-    <w:p>
-      <w:r>
-        <w:t>&lt;PUNCTUATOR</w:t>
-      </w:r>
-      <w:proofErr w:type="gramStart"/>
-      <w:r>
-        <w:t>, "}</w:t>
-      </w:r>
-      <w:proofErr w:type="gramEnd"/>
-      <w:r>
-        <w:t>", Line: 11, Col: 5&gt;</w:t>
-      </w:r>
-    </w:p>
-    <w:p>
-      <w:r>
-        <w:t>&lt;KEYWORD, "loop", Line: 12, Col: 5&gt;</w:t>
-      </w:r>
-    </w:p>
-    <w:p>
-      <w:r>
         <w:t>&lt;PUNCTUATOR, "(", Line: 12, Col: 10&gt;</w:t>
       </w:r>
     </w:p>
@@ -5158,28 +4998,12 @@
     </w:p>
     <w:p>
       <w:r>
-        <w:t xml:space="preserve">&lt;PUNCTUATOR, </w:t>
-      </w:r>
-      <w:proofErr w:type="gramStart"/>
-      <w:r>
-        <w:t>")"</w:t>
-      </w:r>
-      <w:proofErr w:type="gramEnd"/>
-      <w:r>
-        <w:t>, Line: 12, Col: 20&gt;</w:t>
-      </w:r>
-    </w:p>
-    <w:p>
-      <w:r>
-        <w:t>&lt;PUNCTUATOR</w:t>
-      </w:r>
-      <w:proofErr w:type="gramStart"/>
-      <w:r>
-        <w:t>, "{</w:t>
-      </w:r>
-      <w:proofErr w:type="gramEnd"/>
-      <w:r>
-        <w:t>", Line: 12, Col: 22&gt;</w:t>
+        <w:t>&lt;PUNCTUATOR, ")", Line: 12, Col: 20&gt;</w:t>
+      </w:r>
+    </w:p>
+    <w:p>
+      <w:r>
+        <w:t>&lt;PUNCTUATOR, "{", Line: 12, Col: 22&gt;</w:t>
       </w:r>
     </w:p>
     <w:p>
@@ -5204,15 +5028,7 @@
     </w:p>
     <w:p>
       <w:r>
-        <w:t>&lt;PUNCTUATOR</w:t>
-      </w:r>
-      <w:proofErr w:type="gramStart"/>
-      <w:r>
-        <w:t>, "}</w:t>
-      </w:r>
-      <w:proofErr w:type="gramEnd"/>
-      <w:r>
-        <w:t>", Line: 14, Col: 5&gt;</w:t>
+        <w:t>&lt;PUNCTUATOR, "}", Line: 14, Col: 5&gt;</w:t>
       </w:r>
     </w:p>
     <w:p>
@@ -5299,21 +5115,12 @@
                 <w:bCs/>
               </w:rPr>
             </w:pPr>
-            <w:proofErr w:type="spellStart"/>
             <w:r>
               <w:rPr>
                 <w:b/>
                 <w:bCs/>
               </w:rPr>
-              <w:t>JFlex</w:t>
-            </w:r>
-            <w:proofErr w:type="spellEnd"/>
-            <w:r>
-              <w:rPr>
-                <w:b/>
-                <w:bCs/>
-              </w:rPr>
-              <w:t xml:space="preserve"> Scanner</w:t>
+              <w:t>JFlex Scanner</w:t>
             </w:r>
           </w:p>
         </w:tc>
@@ -5540,21 +5347,12 @@
                 <w:bCs/>
               </w:rPr>
             </w:pPr>
-            <w:proofErr w:type="spellStart"/>
             <w:r>
               <w:rPr>
                 <w:b/>
                 <w:bCs/>
               </w:rPr>
-              <w:t>JFlex</w:t>
-            </w:r>
-            <w:proofErr w:type="spellEnd"/>
-            <w:r>
-              <w:rPr>
-                <w:b/>
-                <w:bCs/>
-              </w:rPr>
-              <w:t xml:space="preserve"> Scanner</w:t>
+              <w:t>JFlex Scanner</w:t>
             </w:r>
           </w:p>
         </w:tc>
@@ -5620,7 +5418,6 @@
               <w:spacing w:after="160" w:line="278" w:lineRule="auto"/>
             </w:pPr>
             <w:r>
-              <w:lastRenderedPageBreak/>
               <w:t>IDENTIFIER</w:t>
             </w:r>
           </w:p>
@@ -5950,6 +5747,7 @@
               <w:spacing w:after="160" w:line="278" w:lineRule="auto"/>
             </w:pPr>
             <w:r>
+              <w:lastRenderedPageBreak/>
               <w:t>OP_LOGICAL</w:t>
             </w:r>
           </w:p>
@@ -6103,7 +5901,7 @@
       </w:tblPr>
       <w:tblGrid>
         <w:gridCol w:w="1217"/>
-        <w:gridCol w:w="1984"/>
+        <w:gridCol w:w="2015"/>
         <w:gridCol w:w="1709"/>
         <w:gridCol w:w="883"/>
         <w:gridCol w:w="792"/>
@@ -6171,21 +5969,12 @@
                 <w:bCs/>
               </w:rPr>
             </w:pPr>
-            <w:proofErr w:type="spellStart"/>
             <w:r>
               <w:rPr>
                 <w:b/>
                 <w:bCs/>
               </w:rPr>
-              <w:t>JFlex</w:t>
-            </w:r>
-            <w:proofErr w:type="spellEnd"/>
-            <w:r>
-              <w:rPr>
-                <w:b/>
-                <w:bCs/>
-              </w:rPr>
-              <w:t xml:space="preserve"> Scanner</w:t>
+              <w:t>JFlex Scanner</w:t>
             </w:r>
           </w:p>
         </w:tc>
@@ -6217,6 +6006,9 @@
             <w:r>
               <w:t>type=</w:t>
             </w:r>
+            <w:r>
+              <w:t>IDENTIFIER</w:t>
+            </w:r>
           </w:p>
         </w:tc>
         <w:tc>
@@ -6242,13 +6034,8 @@
             <w:pPr>
               <w:spacing w:after="160" w:line="278" w:lineRule="auto"/>
             </w:pPr>
-            <w:proofErr w:type="spellStart"/>
-            <w:r>
-              <w:t>freq</w:t>
-            </w:r>
-            <w:proofErr w:type="spellEnd"/>
-            <w:r>
-              <w:t>=4</w:t>
+            <w:r>
+              <w:t>freq=4</w:t>
             </w:r>
           </w:p>
         </w:tc>
@@ -6289,13 +6076,8 @@
             <w:pPr>
               <w:spacing w:after="160" w:line="278" w:lineRule="auto"/>
             </w:pPr>
-            <w:proofErr w:type="spellStart"/>
-            <w:r>
-              <w:t>freq</w:t>
-            </w:r>
-            <w:proofErr w:type="spellEnd"/>
-            <w:r>
-              <w:t>=4</w:t>
+            <w:r>
+              <w:t>freq=4</w:t>
             </w:r>
           </w:p>
         </w:tc>
@@ -6327,6 +6109,12 @@
             <w:r>
               <w:t>type=</w:t>
             </w:r>
+            <w:r>
+              <w:t xml:space="preserve"> </w:t>
+            </w:r>
+            <w:r>
+              <w:t>IDENTIFIER</w:t>
+            </w:r>
           </w:p>
         </w:tc>
         <w:tc>
@@ -6352,13 +6140,8 @@
             <w:pPr>
               <w:spacing w:after="160" w:line="278" w:lineRule="auto"/>
             </w:pPr>
-            <w:proofErr w:type="spellStart"/>
-            <w:r>
-              <w:t>freq</w:t>
-            </w:r>
-            <w:proofErr w:type="spellEnd"/>
-            <w:r>
-              <w:t>=1</w:t>
+            <w:r>
+              <w:t>freq=1</w:t>
             </w:r>
           </w:p>
         </w:tc>
@@ -6399,13 +6182,8 @@
             <w:pPr>
               <w:spacing w:after="160" w:line="278" w:lineRule="auto"/>
             </w:pPr>
-            <w:proofErr w:type="spellStart"/>
-            <w:r>
-              <w:t>freq</w:t>
-            </w:r>
-            <w:proofErr w:type="spellEnd"/>
-            <w:r>
-              <w:t>=1</w:t>
+            <w:r>
+              <w:t>freq=1</w:t>
             </w:r>
           </w:p>
         </w:tc>
@@ -6437,6 +6215,12 @@
             <w:r>
               <w:t>type=</w:t>
             </w:r>
+            <w:r>
+              <w:t xml:space="preserve"> </w:t>
+            </w:r>
+            <w:r>
+              <w:t>IDENTIFIER</w:t>
+            </w:r>
           </w:p>
         </w:tc>
         <w:tc>
@@ -6462,13 +6246,8 @@
             <w:pPr>
               <w:spacing w:after="160" w:line="278" w:lineRule="auto"/>
             </w:pPr>
-            <w:proofErr w:type="spellStart"/>
-            <w:r>
-              <w:t>freq</w:t>
-            </w:r>
-            <w:proofErr w:type="spellEnd"/>
-            <w:r>
-              <w:t>=1</w:t>
+            <w:r>
+              <w:t>freq=1</w:t>
             </w:r>
           </w:p>
         </w:tc>
@@ -6509,13 +6288,8 @@
             <w:pPr>
               <w:spacing w:after="160" w:line="278" w:lineRule="auto"/>
             </w:pPr>
-            <w:proofErr w:type="spellStart"/>
-            <w:r>
-              <w:t>freq</w:t>
-            </w:r>
-            <w:proofErr w:type="spellEnd"/>
-            <w:r>
-              <w:t>=1</w:t>
+            <w:r>
+              <w:t>freq=1</w:t>
             </w:r>
           </w:p>
         </w:tc>
@@ -6547,6 +6321,12 @@
             <w:r>
               <w:t>type=</w:t>
             </w:r>
+            <w:r>
+              <w:t xml:space="preserve"> </w:t>
+            </w:r>
+            <w:r>
+              <w:t>IDENTIFIER</w:t>
+            </w:r>
           </w:p>
         </w:tc>
         <w:tc>
@@ -6572,13 +6352,8 @@
             <w:pPr>
               <w:spacing w:after="160" w:line="278" w:lineRule="auto"/>
             </w:pPr>
-            <w:proofErr w:type="spellStart"/>
-            <w:r>
-              <w:t>freq</w:t>
-            </w:r>
-            <w:proofErr w:type="spellEnd"/>
-            <w:r>
-              <w:t>=1</w:t>
+            <w:r>
+              <w:t>freq=1</w:t>
             </w:r>
           </w:p>
         </w:tc>
@@ -6619,13 +6394,8 @@
             <w:pPr>
               <w:spacing w:after="160" w:line="278" w:lineRule="auto"/>
             </w:pPr>
-            <w:proofErr w:type="spellStart"/>
-            <w:r>
-              <w:t>freq</w:t>
-            </w:r>
-            <w:proofErr w:type="spellEnd"/>
-            <w:r>
-              <w:t>=1</w:t>
+            <w:r>
+              <w:t>freq=1</w:t>
             </w:r>
           </w:p>
         </w:tc>
@@ -6730,9 +6500,8 @@
       <w:pPr>
         <w:pStyle w:val="Heading2"/>
       </w:pPr>
-      <w:bookmarkStart w:id="8" w:name="_Toc221909348"/>
-      <w:r>
-        <w:lastRenderedPageBreak/>
+      <w:bookmarkStart w:id="8" w:name="_Toc221995620"/>
+      <w:r>
         <w:t>4.2 TEST FILE: test2.fate</w:t>
       </w:r>
       <w:bookmarkEnd w:id="8"/>
@@ -6760,11 +6529,6 @@
     </w:p>
     <w:p>
       <w:r>
-        <w:t>text</w:t>
-      </w:r>
-    </w:p>
-    <w:p>
-      <w:r>
         <w:t>function Sum</w:t>
       </w:r>
     </w:p>
@@ -6795,6 +6559,7 @@
     </w:p>
     <w:p>
       <w:r>
+        <w:lastRenderedPageBreak/>
         <w:t xml:space="preserve">    A += 5</w:t>
       </w:r>
     </w:p>
@@ -6842,7 +6607,6 @@
         <w:t>MANUAL SCANNER OUTPUT:</w:t>
       </w:r>
     </w:p>
-    <w:p/>
     <w:p>
       <w:r>
         <w:t>&lt;KEYWORD, "function", Line: 1, Col: 1&gt;</w:t>
@@ -6890,67 +6654,67 @@
     </w:p>
     <w:p>
       <w:r>
+        <w:t>&lt;INT_LITERAL, "3", Line: 3, Col: 17&gt;</w:t>
+      </w:r>
+    </w:p>
+    <w:p>
+      <w:r>
+        <w:t>&lt;KEYWORD, "declare", Line: 4, Col: 5&gt;</w:t>
+      </w:r>
+    </w:p>
+    <w:p>
+      <w:r>
+        <w:t>&lt;IDENTIFIER, "Power", Line: 4, Col: 13&gt;</w:t>
+      </w:r>
+    </w:p>
+    <w:p>
+      <w:r>
+        <w:t>&lt;OP_ASSIGNMENT, "=", Line: 4, Col: 19&gt;</w:t>
+      </w:r>
+    </w:p>
+    <w:p>
+      <w:r>
+        <w:t>&lt;IDENTIFIER, "A", Line: 4, Col: 21&gt;</w:t>
+      </w:r>
+    </w:p>
+    <w:p>
+      <w:r>
+        <w:t>&lt;OP_ARITHMETIC, "**", Line: 4, Col: 23&gt;</w:t>
+      </w:r>
+    </w:p>
+    <w:p>
+      <w:r>
+        <w:t>&lt;IDENTIFIER, "B", Line: 4, Col: 26&gt;</w:t>
+      </w:r>
+    </w:p>
+    <w:p>
+      <w:r>
+        <w:t>&lt;IDENTIFIER, "A", Line: 5, Col: 5&gt;</w:t>
+      </w:r>
+    </w:p>
+    <w:p>
+      <w:r>
+        <w:t>&lt;OP_INC_DEC, "++", Line: 5, Col: 6&gt;</w:t>
+      </w:r>
+    </w:p>
+    <w:p>
+      <w:r>
+        <w:t>&lt;IDENTIFIER, "B", Line: 6, Col: 5&gt;</w:t>
+      </w:r>
+    </w:p>
+    <w:p>
+      <w:r>
+        <w:t>&lt;OP_INC_DEC, "--", Line: 6, Col: 6&gt;</w:t>
+      </w:r>
+    </w:p>
+    <w:p>
+      <w:r>
+        <w:t>&lt;IDENTIFIER, "A", Line: 7, Col: 5&gt;</w:t>
+      </w:r>
+    </w:p>
+    <w:p>
+      <w:r>
         <w:lastRenderedPageBreak/>
-        <w:t>&lt;INT_LITERAL, "3", Line: 3, Col: 17&gt;</w:t>
-      </w:r>
-    </w:p>
-    <w:p>
-      <w:r>
-        <w:t>&lt;KEYWORD, "declare", Line: 4, Col: 5&gt;</w:t>
-      </w:r>
-    </w:p>
-    <w:p>
-      <w:r>
-        <w:t>&lt;IDENTIFIER, "Power", Line: 4, Col: 13&gt;</w:t>
-      </w:r>
-    </w:p>
-    <w:p>
-      <w:r>
-        <w:t>&lt;OP_ASSIGNMENT, "=", Line: 4, Col: 19&gt;</w:t>
-      </w:r>
-    </w:p>
-    <w:p>
-      <w:r>
-        <w:t>&lt;IDENTIFIER, "A", Line: 4, Col: 21&gt;</w:t>
-      </w:r>
-    </w:p>
-    <w:p>
-      <w:r>
-        <w:t>&lt;OP_ARITHMETIC, "**", Line: 4, Col: 23&gt;</w:t>
-      </w:r>
-    </w:p>
-    <w:p>
-      <w:r>
-        <w:t>&lt;IDENTIFIER, "B", Line: 4, Col: 26&gt;</w:t>
-      </w:r>
-    </w:p>
-    <w:p>
-      <w:r>
-        <w:t>&lt;IDENTIFIER, "A", Line: 5, Col: 5&gt;</w:t>
-      </w:r>
-    </w:p>
-    <w:p>
-      <w:r>
-        <w:t>&lt;OP_INC_DEC, "++", Line: 5, Col: 6&gt;</w:t>
-      </w:r>
-    </w:p>
-    <w:p>
-      <w:r>
-        <w:t>&lt;IDENTIFIER, "B", Line: 6, Col: 5&gt;</w:t>
-      </w:r>
-    </w:p>
-    <w:p>
-      <w:r>
-        <w:t>&lt;OP_INC_DEC, "--", Line: 6, Col: 6&gt;</w:t>
-      </w:r>
-    </w:p>
-    <w:p>
-      <w:r>
-        <w:t>&lt;IDENTIFIER, "A", Line: 7, Col: 5&gt;</w:t>
-      </w:r>
-    </w:p>
-    <w:p>
-      <w:r>
         <w:t>&lt;OP_ASSIGNMENT, "+=", Line: 7, Col: 7&gt;</w:t>
       </w:r>
     </w:p>
@@ -7011,28 +6775,12 @@
     </w:p>
     <w:p>
       <w:r>
-        <w:t xml:space="preserve">&lt;PUNCTUATOR, </w:t>
-      </w:r>
-      <w:proofErr w:type="gramStart"/>
-      <w:r>
-        <w:t>")"</w:t>
-      </w:r>
-      <w:proofErr w:type="gramEnd"/>
-      <w:r>
-        <w:t>, Line: 9, Col: 31&gt;</w:t>
-      </w:r>
-    </w:p>
-    <w:p>
-      <w:r>
-        <w:t>&lt;PUNCTUATOR</w:t>
-      </w:r>
-      <w:proofErr w:type="gramStart"/>
-      <w:r>
-        <w:t>, "{</w:t>
-      </w:r>
-      <w:proofErr w:type="gramEnd"/>
-      <w:r>
-        <w:t>", Line: 9, Col: 33&gt;</w:t>
+        <w:t>&lt;PUNCTUATOR, ")", Line: 9, Col: 31&gt;</w:t>
+      </w:r>
+    </w:p>
+    <w:p>
+      <w:r>
+        <w:t>&lt;PUNCTUATOR, "{", Line: 9, Col: 33&gt;</w:t>
       </w:r>
     </w:p>
     <w:p>
@@ -7047,34 +6795,17 @@
     </w:p>
     <w:p>
       <w:r>
-        <w:t>&lt;PUNCTUATOR</w:t>
-      </w:r>
-      <w:proofErr w:type="gramStart"/>
-      <w:r>
-        <w:t>, "}</w:t>
-      </w:r>
-      <w:proofErr w:type="gramEnd"/>
-      <w:r>
-        <w:t>", Line: 11, Col: 5&gt;</w:t>
-      </w:r>
-    </w:p>
-    <w:p>
-      <w:r>
-        <w:lastRenderedPageBreak/>
+        <w:t>&lt;PUNCTUATOR, "}", Line: 11, Col: 5&gt;</w:t>
+      </w:r>
+    </w:p>
+    <w:p>
+      <w:r>
         <w:t>&lt;KEYWORD, "else", Line: 11, Col: 7&gt;</w:t>
       </w:r>
     </w:p>
     <w:p>
       <w:r>
-        <w:t>&lt;PUNCTUATOR</w:t>
-      </w:r>
-      <w:proofErr w:type="gramStart"/>
-      <w:r>
-        <w:t>, "{</w:t>
-      </w:r>
-      <w:proofErr w:type="gramEnd"/>
-      <w:r>
-        <w:t>", Line: 11, Col: 12&gt;</w:t>
+        <w:t>&lt;PUNCTUATOR, "{", Line: 11, Col: 12&gt;</w:t>
       </w:r>
     </w:p>
     <w:p>
@@ -7089,15 +6820,7 @@
     </w:p>
     <w:p>
       <w:r>
-        <w:t>&lt;PUNCTUATOR</w:t>
-      </w:r>
-      <w:proofErr w:type="gramStart"/>
-      <w:r>
-        <w:t>, "}</w:t>
-      </w:r>
-      <w:proofErr w:type="gramEnd"/>
-      <w:r>
-        <w:t>", Line: 13, Col: 5&gt;</w:t>
+        <w:t>&lt;PUNCTUATOR, "}", Line: 13, Col: 5&gt;</w:t>
       </w:r>
     </w:p>
     <w:p>
@@ -7122,7 +6845,6 @@
         <w:t>JFLEX SCANNER OUTPUT:</w:t>
       </w:r>
     </w:p>
-    <w:p/>
     <w:p>
       <w:r>
         <w:t>&lt;KEYWORD, "function", Line: 1, Col: 1&gt;</w:t>
@@ -7150,6 +6872,7 @@
     </w:p>
     <w:p>
       <w:r>
+        <w:lastRenderedPageBreak/>
         <w:t>&lt;INT_LITERAL, "2", Line: 2, Col: 17&gt;</w:t>
       </w:r>
     </w:p>
@@ -7225,98 +6948,82 @@
     </w:p>
     <w:p>
       <w:r>
+        <w:t>&lt;IDENTIFIER, "A", Line: 7, Col: 5&gt;</w:t>
+      </w:r>
+    </w:p>
+    <w:p>
+      <w:r>
+        <w:t>&lt;OP_ASSIGNMENT, "+=", Line: 7, Col: 7&gt;</w:t>
+      </w:r>
+    </w:p>
+    <w:p>
+      <w:r>
+        <w:t>&lt;INT_LITERAL, "5", Line: 7, Col: 10&gt;</w:t>
+      </w:r>
+    </w:p>
+    <w:p>
+      <w:r>
+        <w:t>&lt;IDENTIFIER, "B", Line: 8, Col: 5&gt;</w:t>
+      </w:r>
+    </w:p>
+    <w:p>
+      <w:r>
+        <w:t>&lt;OP_ASSIGNMENT, "*=", Line: 8, Col: 7&gt;</w:t>
+      </w:r>
+    </w:p>
+    <w:p>
+      <w:r>
+        <w:t>&lt;INT_LITERAL, "2", Line: 8, Col: 10&gt;</w:t>
+      </w:r>
+    </w:p>
+    <w:p>
+      <w:r>
+        <w:t>&lt;KEYWORD, "condition", Line: 9, Col: 5&gt;</w:t>
+      </w:r>
+    </w:p>
+    <w:p>
+      <w:r>
+        <w:t>&lt;PUNCTUATOR, "(", Line: 9, Col: 15&gt;</w:t>
+      </w:r>
+    </w:p>
+    <w:p>
+      <w:r>
+        <w:t>&lt;IDENTIFIER, "A", Line: 9, Col: 16&gt;</w:t>
+      </w:r>
+    </w:p>
+    <w:p>
+      <w:r>
+        <w:t>&lt;OP_RELATIONAL, "==", Line: 9, Col: 18&gt;</w:t>
+      </w:r>
+    </w:p>
+    <w:p>
+      <w:r>
+        <w:t>&lt;IDENTIFIER, "B", Line: 9, Col: 21&gt;</w:t>
+      </w:r>
+    </w:p>
+    <w:p>
+      <w:r>
+        <w:t>&lt;OP_LOGICAL, "||", Line: 9, Col: 23&gt;</w:t>
+      </w:r>
+    </w:p>
+    <w:p>
+      <w:r>
+        <w:t>&lt;BOOLEAN_LITERAL, "false", Line: 9, Col: 26&gt;</w:t>
+      </w:r>
+    </w:p>
+    <w:p>
+      <w:r>
+        <w:t>&lt;PUNCTUATOR, ")", Line: 9, Col: 31&gt;</w:t>
+      </w:r>
+    </w:p>
+    <w:p>
+      <w:r>
+        <w:t>&lt;PUNCTUATOR, "{", Line: 9, Col: 33&gt;</w:t>
+      </w:r>
+    </w:p>
+    <w:p>
+      <w:r>
         <w:lastRenderedPageBreak/>
-        <w:t>&lt;IDENTIFIER, "A", Line: 7, Col: 5&gt;</w:t>
-      </w:r>
-    </w:p>
-    <w:p>
-      <w:r>
-        <w:t>&lt;OP_ASSIGNMENT, "+=", Line: 7, Col: 7&gt;</w:t>
-      </w:r>
-    </w:p>
-    <w:p>
-      <w:r>
-        <w:t>&lt;INT_LITERAL, "5", Line: 7, Col: 10&gt;</w:t>
-      </w:r>
-    </w:p>
-    <w:p>
-      <w:r>
-        <w:t>&lt;IDENTIFIER, "B", Line: 8, Col: 5&gt;</w:t>
-      </w:r>
-    </w:p>
-    <w:p>
-      <w:r>
-        <w:t>&lt;OP_ASSIGNMENT, "*=", Line: 8, Col: 7&gt;</w:t>
-      </w:r>
-    </w:p>
-    <w:p>
-      <w:r>
-        <w:t>&lt;INT_LITERAL, "2", Line: 8, Col: 10&gt;</w:t>
-      </w:r>
-    </w:p>
-    <w:p>
-      <w:r>
-        <w:t>&lt;KEYWORD, "condition", Line: 9, Col: 5&gt;</w:t>
-      </w:r>
-    </w:p>
-    <w:p>
-      <w:r>
-        <w:t>&lt;PUNCTUATOR, "(", Line: 9, Col: 15&gt;</w:t>
-      </w:r>
-    </w:p>
-    <w:p>
-      <w:r>
-        <w:t>&lt;IDENTIFIER, "A", Line: 9, Col: 16&gt;</w:t>
-      </w:r>
-    </w:p>
-    <w:p>
-      <w:r>
-        <w:t>&lt;OP_RELATIONAL, "==", Line: 9, Col: 18&gt;</w:t>
-      </w:r>
-    </w:p>
-    <w:p>
-      <w:r>
-        <w:t>&lt;IDENTIFIER, "B", Line: 9, Col: 21&gt;</w:t>
-      </w:r>
-    </w:p>
-    <w:p>
-      <w:r>
-        <w:t>&lt;OP_LOGICAL, "||", Line: 9, Col: 23&gt;</w:t>
-      </w:r>
-    </w:p>
-    <w:p>
-      <w:r>
-        <w:t>&lt;BOOLEAN_LITERAL, "false", Line: 9, Col: 26&gt;</w:t>
-      </w:r>
-    </w:p>
-    <w:p>
-      <w:r>
-        <w:t xml:space="preserve">&lt;PUNCTUATOR, </w:t>
-      </w:r>
-      <w:proofErr w:type="gramStart"/>
-      <w:r>
-        <w:t>")"</w:t>
-      </w:r>
-      <w:proofErr w:type="gramEnd"/>
-      <w:r>
-        <w:t>, Line: 9, Col: 31&gt;</w:t>
-      </w:r>
-    </w:p>
-    <w:p>
-      <w:r>
-        <w:t>&lt;PUNCTUATOR</w:t>
-      </w:r>
-      <w:proofErr w:type="gramStart"/>
-      <w:r>
-        <w:t>, "{</w:t>
-      </w:r>
-      <w:proofErr w:type="gramEnd"/>
-      <w:r>
-        <w:t>", Line: 9, Col: 33&gt;</w:t>
-      </w:r>
-    </w:p>
-    <w:p>
-      <w:r>
         <w:t>&lt;KEYWORD, "return", Line: 10, Col: 9&gt;</w:t>
       </w:r>
     </w:p>
@@ -7327,15 +7034,7 @@
     </w:p>
     <w:p>
       <w:r>
-        <w:t>&lt;PUNCTUATOR</w:t>
-      </w:r>
-      <w:proofErr w:type="gramStart"/>
-      <w:r>
-        <w:t>, "}</w:t>
-      </w:r>
-      <w:proofErr w:type="gramEnd"/>
-      <w:r>
-        <w:t>", Line: 11, Col: 5&gt;</w:t>
+        <w:t>&lt;PUNCTUATOR, "}", Line: 11, Col: 5&gt;</w:t>
       </w:r>
     </w:p>
     <w:p>
@@ -7345,15 +7044,7 @@
     </w:p>
     <w:p>
       <w:r>
-        <w:t>&lt;PUNCTUATOR</w:t>
-      </w:r>
-      <w:proofErr w:type="gramStart"/>
-      <w:r>
-        <w:t>, "{</w:t>
-      </w:r>
-      <w:proofErr w:type="gramEnd"/>
-      <w:r>
-        <w:t>", Line: 11, Col: 12&gt;</w:t>
+        <w:t>&lt;PUNCTUATOR, "{", Line: 11, Col: 12&gt;</w:t>
       </w:r>
     </w:p>
     <w:p>
@@ -7368,15 +7059,7 @@
     </w:p>
     <w:p>
       <w:r>
-        <w:t>&lt;PUNCTUATOR</w:t>
-      </w:r>
-      <w:proofErr w:type="gramStart"/>
-      <w:r>
-        <w:t>, "}</w:t>
-      </w:r>
-      <w:proofErr w:type="gramEnd"/>
-      <w:r>
-        <w:t>", Line: 13, Col: 5&gt;</w:t>
+        <w:t>&lt;PUNCTUATOR, "}", Line: 13, Col: 5&gt;</w:t>
       </w:r>
     </w:p>
     <w:p>
@@ -7462,21 +7145,12 @@
                 <w:bCs/>
               </w:rPr>
             </w:pPr>
-            <w:proofErr w:type="spellStart"/>
             <w:r>
               <w:rPr>
                 <w:b/>
                 <w:bCs/>
               </w:rPr>
-              <w:t>JFlex</w:t>
-            </w:r>
-            <w:proofErr w:type="spellEnd"/>
-            <w:r>
-              <w:rPr>
-                <w:b/>
-                <w:bCs/>
-              </w:rPr>
-              <w:t xml:space="preserve"> Scanner</w:t>
+              <w:t>JFlex Scanner</w:t>
             </w:r>
           </w:p>
         </w:tc>
@@ -7580,7 +7254,6 @@
               <w:spacing w:after="160" w:line="278" w:lineRule="auto"/>
             </w:pPr>
             <w:r>
-              <w:lastRenderedPageBreak/>
               <w:t>Comments Removed</w:t>
             </w:r>
           </w:p>
@@ -7701,21 +7374,12 @@
                 <w:bCs/>
               </w:rPr>
             </w:pPr>
-            <w:proofErr w:type="spellStart"/>
             <w:r>
               <w:rPr>
                 <w:b/>
                 <w:bCs/>
               </w:rPr>
-              <w:t>JFlex</w:t>
-            </w:r>
-            <w:proofErr w:type="spellEnd"/>
-            <w:r>
-              <w:rPr>
-                <w:b/>
-                <w:bCs/>
-              </w:rPr>
-              <w:t xml:space="preserve"> Scanner</w:t>
+              <w:t>JFlex Scanner</w:t>
             </w:r>
           </w:p>
         </w:tc>
@@ -8216,6 +7880,7 @@
                 <w:b/>
                 <w:bCs/>
               </w:rPr>
+              <w:lastRenderedPageBreak/>
               <w:t>Identifier</w:t>
             </w:r>
           </w:p>
@@ -8255,21 +7920,12 @@
                 <w:bCs/>
               </w:rPr>
             </w:pPr>
-            <w:proofErr w:type="spellStart"/>
             <w:r>
               <w:rPr>
                 <w:b/>
                 <w:bCs/>
               </w:rPr>
-              <w:t>JFlex</w:t>
-            </w:r>
-            <w:proofErr w:type="spellEnd"/>
-            <w:r>
-              <w:rPr>
-                <w:b/>
-                <w:bCs/>
-              </w:rPr>
-              <w:t xml:space="preserve"> Scanner</w:t>
+              <w:t>JFlex Scanner</w:t>
             </w:r>
           </w:p>
         </w:tc>
@@ -8326,13 +7982,8 @@
             <w:pPr>
               <w:spacing w:after="160" w:line="278" w:lineRule="auto"/>
             </w:pPr>
-            <w:proofErr w:type="spellStart"/>
-            <w:r>
-              <w:t>freq</w:t>
-            </w:r>
-            <w:proofErr w:type="spellEnd"/>
-            <w:r>
-              <w:t>=1</w:t>
+            <w:r>
+              <w:t>freq=1</w:t>
             </w:r>
           </w:p>
         </w:tc>
@@ -8373,13 +8024,8 @@
             <w:pPr>
               <w:spacing w:after="160" w:line="278" w:lineRule="auto"/>
             </w:pPr>
-            <w:proofErr w:type="spellStart"/>
-            <w:r>
-              <w:t>freq</w:t>
-            </w:r>
-            <w:proofErr w:type="spellEnd"/>
-            <w:r>
-              <w:t>=1</w:t>
+            <w:r>
+              <w:t>freq=1</w:t>
             </w:r>
           </w:p>
         </w:tc>
@@ -8436,13 +8082,8 @@
             <w:pPr>
               <w:spacing w:after="160" w:line="278" w:lineRule="auto"/>
             </w:pPr>
-            <w:proofErr w:type="spellStart"/>
-            <w:r>
-              <w:t>freq</w:t>
-            </w:r>
-            <w:proofErr w:type="spellEnd"/>
-            <w:r>
-              <w:t>=6</w:t>
+            <w:r>
+              <w:t>freq=6</w:t>
             </w:r>
           </w:p>
         </w:tc>
@@ -8483,13 +8124,8 @@
             <w:pPr>
               <w:spacing w:after="160" w:line="278" w:lineRule="auto"/>
             </w:pPr>
-            <w:proofErr w:type="spellStart"/>
-            <w:r>
-              <w:t>freq</w:t>
-            </w:r>
-            <w:proofErr w:type="spellEnd"/>
-            <w:r>
-              <w:t>=6</w:t>
+            <w:r>
+              <w:t>freq=6</w:t>
             </w:r>
           </w:p>
         </w:tc>
@@ -8546,13 +8182,8 @@
             <w:pPr>
               <w:spacing w:after="160" w:line="278" w:lineRule="auto"/>
             </w:pPr>
-            <w:proofErr w:type="spellStart"/>
-            <w:r>
-              <w:t>freq</w:t>
-            </w:r>
-            <w:proofErr w:type="spellEnd"/>
-            <w:r>
-              <w:t>=6</w:t>
+            <w:r>
+              <w:t>freq=6</w:t>
             </w:r>
           </w:p>
         </w:tc>
@@ -8593,13 +8224,8 @@
             <w:pPr>
               <w:spacing w:after="160" w:line="278" w:lineRule="auto"/>
             </w:pPr>
-            <w:proofErr w:type="spellStart"/>
-            <w:r>
-              <w:t>freq</w:t>
-            </w:r>
-            <w:proofErr w:type="spellEnd"/>
-            <w:r>
-              <w:t>=6</w:t>
+            <w:r>
+              <w:t>freq=6</w:t>
             </w:r>
           </w:p>
         </w:tc>
@@ -8656,13 +8282,8 @@
             <w:pPr>
               <w:spacing w:after="160" w:line="278" w:lineRule="auto"/>
             </w:pPr>
-            <w:proofErr w:type="spellStart"/>
-            <w:r>
-              <w:t>freq</w:t>
-            </w:r>
-            <w:proofErr w:type="spellEnd"/>
-            <w:r>
-              <w:t>=1</w:t>
+            <w:r>
+              <w:t>freq=1</w:t>
             </w:r>
           </w:p>
         </w:tc>
@@ -8703,13 +8324,8 @@
             <w:pPr>
               <w:spacing w:after="160" w:line="278" w:lineRule="auto"/>
             </w:pPr>
-            <w:proofErr w:type="spellStart"/>
-            <w:r>
-              <w:t>freq</w:t>
-            </w:r>
-            <w:proofErr w:type="spellEnd"/>
-            <w:r>
-              <w:t>=1</w:t>
+            <w:r>
+              <w:t>freq=1</w:t>
             </w:r>
           </w:p>
         </w:tc>
@@ -8795,7 +8411,6 @@
         </w:numPr>
       </w:pPr>
       <w:r>
-        <w:lastRenderedPageBreak/>
         <w:t>Boolean literal 'false' recognized</w:t>
       </w:r>
     </w:p>
@@ -8837,7 +8452,7 @@
       <w:pPr>
         <w:pStyle w:val="Heading2"/>
       </w:pPr>
-      <w:bookmarkStart w:id="9" w:name="_Toc221909349"/>
+      <w:bookmarkStart w:id="9" w:name="_Toc221995621"/>
       <w:r>
         <w:t>4.3 TEST FILE: test3.fate</w:t>
       </w:r>
@@ -8864,7 +8479,6 @@
         <w:t>SOURCE CODE:</w:t>
       </w:r>
     </w:p>
-    <w:p/>
     <w:p>
       <w:r>
         <w:t>start</w:t>
@@ -8872,15 +8486,7 @@
     </w:p>
     <w:p>
       <w:r>
-        <w:t xml:space="preserve">    output "Tab\</w:t>
-      </w:r>
-      <w:proofErr w:type="spellStart"/>
-      <w:r>
-        <w:t>tSeparated</w:t>
-      </w:r>
-      <w:proofErr w:type="spellEnd"/>
-      <w:r>
-        <w:t>"</w:t>
+        <w:t xml:space="preserve">    output "Tab\tSeparated"</w:t>
       </w:r>
     </w:p>
     <w:p>
@@ -8925,9 +8531,9 @@
         <w:t>MANUAL SCANNER OUTPUT:</w:t>
       </w:r>
     </w:p>
-    <w:p/>
-    <w:p>
-      <w:r>
+    <w:p>
+      <w:r>
+        <w:lastRenderedPageBreak/>
         <w:t>&lt;KEYWORD, "start", Line: 1, Col: 1&gt;</w:t>
       </w:r>
     </w:p>
@@ -8938,23 +8544,7 @@
     </w:p>
     <w:p>
       <w:r>
-        <w:t>&lt;STRING_</w:t>
-      </w:r>
-      <w:proofErr w:type="gramStart"/>
-      <w:r>
-        <w:t>LITERAL, "\</w:t>
-      </w:r>
-      <w:proofErr w:type="gramEnd"/>
-      <w:r>
-        <w:t>"Tab\\</w:t>
-      </w:r>
-      <w:proofErr w:type="spellStart"/>
-      <w:r>
-        <w:t>tSeparated</w:t>
-      </w:r>
-      <w:proofErr w:type="spellEnd"/>
-      <w:r>
-        <w:t>\"", Line: 2, Col: 12&gt;</w:t>
+        <w:t>&lt;STRING_LITERAL, "\"Tab\\tSeparated\"", Line: 2, Col: 12&gt;</w:t>
       </w:r>
     </w:p>
     <w:p>
@@ -8964,15 +8554,7 @@
     </w:p>
     <w:p>
       <w:r>
-        <w:t>&lt;STRING_</w:t>
-      </w:r>
-      <w:proofErr w:type="gramStart"/>
-      <w:r>
-        <w:t>LITERAL, "\</w:t>
-      </w:r>
-      <w:proofErr w:type="gramEnd"/>
-      <w:r>
-        <w:t>"Quote: \\\" inside\"", Line: 3, Col: 12&gt;</w:t>
+        <w:t>&lt;STRING_LITERAL, "\"Quote: \\\" inside\"", Line: 3, Col: 12&gt;</w:t>
       </w:r>
     </w:p>
     <w:p>
@@ -8982,15 +8564,7 @@
     </w:p>
     <w:p>
       <w:r>
-        <w:t>&lt;STRING_</w:t>
-      </w:r>
-      <w:proofErr w:type="gramStart"/>
-      <w:r>
-        <w:t>LITERAL, "\</w:t>
-      </w:r>
-      <w:proofErr w:type="gramEnd"/>
-      <w:r>
-        <w:t>"Backslash: \\\\\"", Line: 4, Col: 12&gt;</w:t>
+        <w:t>&lt;STRING_LITERAL, "\"Backslash: \\\\\"", Line: 4, Col: 12&gt;</w:t>
       </w:r>
     </w:p>
     <w:p>
@@ -9010,7 +8584,6 @@
     </w:p>
     <w:p>
       <w:r>
-        <w:lastRenderedPageBreak/>
         <w:t>&lt;CHAR_LITERAL, "'\\t'", Line: 6, Col: 12&gt;</w:t>
       </w:r>
     </w:p>
@@ -9036,7 +8609,6 @@
         <w:t>JFLEX SCANNER OUTPUT:</w:t>
       </w:r>
     </w:p>
-    <w:p/>
     <w:p>
       <w:r>
         <w:t>&lt;KEYWORD, "start", Line: 1, Col: 1&gt;</w:t>
@@ -9049,23 +8621,7 @@
     </w:p>
     <w:p>
       <w:r>
-        <w:t>&lt;STRING_</w:t>
-      </w:r>
-      <w:proofErr w:type="gramStart"/>
-      <w:r>
-        <w:t>LITERAL, "\</w:t>
-      </w:r>
-      <w:proofErr w:type="gramEnd"/>
-      <w:r>
-        <w:t>"Tab\\</w:t>
-      </w:r>
-      <w:proofErr w:type="spellStart"/>
-      <w:r>
-        <w:t>tSeparated</w:t>
-      </w:r>
-      <w:proofErr w:type="spellEnd"/>
-      <w:r>
-        <w:t>\"", Line: 2, Col: 12&gt;</w:t>
+        <w:t>&lt;STRING_LITERAL, "\"Tab\\tSeparated\"", Line: 2, Col: 12&gt;</w:t>
       </w:r>
     </w:p>
     <w:p>
@@ -9075,15 +8631,7 @@
     </w:p>
     <w:p>
       <w:r>
-        <w:t>&lt;STRING_</w:t>
-      </w:r>
-      <w:proofErr w:type="gramStart"/>
-      <w:r>
-        <w:t>LITERAL, "\</w:t>
-      </w:r>
-      <w:proofErr w:type="gramEnd"/>
-      <w:r>
-        <w:t>"Quote: \\\" inside\"", Line: 3, Col: 12&gt;</w:t>
+        <w:t>&lt;STRING_LITERAL, "\"Quote: \\\" inside\"", Line: 3, Col: 12&gt;</w:t>
       </w:r>
     </w:p>
     <w:p>
@@ -9093,15 +8641,7 @@
     </w:p>
     <w:p>
       <w:r>
-        <w:t>&lt;STRING_</w:t>
-      </w:r>
-      <w:proofErr w:type="gramStart"/>
-      <w:r>
-        <w:t>LITERAL, "\</w:t>
-      </w:r>
-      <w:proofErr w:type="gramEnd"/>
-      <w:r>
-        <w:t>"Backslash: \\\\\"", Line: 4, Col: 12&gt;</w:t>
+        <w:t>&lt;STRING_LITERAL, "\"Backslash: \\\\\"", Line: 4, Col: 12&gt;</w:t>
       </w:r>
     </w:p>
     <w:p>
@@ -9207,21 +8747,12 @@
                 <w:bCs/>
               </w:rPr>
             </w:pPr>
-            <w:proofErr w:type="spellStart"/>
             <w:r>
               <w:rPr>
                 <w:b/>
                 <w:bCs/>
               </w:rPr>
-              <w:t>JFlex</w:t>
-            </w:r>
-            <w:proofErr w:type="spellEnd"/>
-            <w:r>
-              <w:rPr>
-                <w:b/>
-                <w:bCs/>
-              </w:rPr>
-              <w:t xml:space="preserve"> Scanner</w:t>
+              <w:t>JFlex Scanner</w:t>
             </w:r>
           </w:p>
         </w:tc>
@@ -9281,6 +8812,7 @@
               <w:spacing w:after="160" w:line="278" w:lineRule="auto"/>
             </w:pPr>
             <w:r>
+              <w:lastRenderedPageBreak/>
               <w:t>Lines Processed</w:t>
             </w:r>
           </w:p>
@@ -9437,21 +8969,12 @@
                 <w:bCs/>
               </w:rPr>
             </w:pPr>
-            <w:proofErr w:type="spellStart"/>
             <w:r>
               <w:rPr>
                 <w:b/>
                 <w:bCs/>
               </w:rPr>
-              <w:t>JFlex</w:t>
-            </w:r>
-            <w:proofErr w:type="spellEnd"/>
-            <w:r>
-              <w:rPr>
-                <w:b/>
-                <w:bCs/>
-              </w:rPr>
-              <w:t xml:space="preserve"> Scanner</w:t>
+              <w:t>JFlex Scanner</w:t>
             </w:r>
           </w:p>
         </w:tc>
@@ -9617,7 +9140,6 @@
         </w:numPr>
       </w:pPr>
       <w:r>
-        <w:lastRenderedPageBreak/>
         <w:t>Quote escape sequence handled (")</w:t>
       </w:r>
     </w:p>
@@ -9681,7 +9203,7 @@
       <w:pPr>
         <w:pStyle w:val="Heading2"/>
       </w:pPr>
-      <w:bookmarkStart w:id="10" w:name="_Toc221909350"/>
+      <w:bookmarkStart w:id="10" w:name="_Toc221995622"/>
       <w:r>
         <w:t>4.4 TEST FILE: test4.fate</w:t>
       </w:r>
@@ -9720,28 +9242,12 @@
     </w:p>
     <w:p>
       <w:r>
-        <w:t xml:space="preserve">    declare </w:t>
-      </w:r>
-      <w:proofErr w:type="spellStart"/>
-      <w:r>
-        <w:t>Bad_Id</w:t>
-      </w:r>
-      <w:proofErr w:type="spellEnd"/>
-      <w:r>
-        <w:t xml:space="preserve"> = 12</w:t>
-      </w:r>
-    </w:p>
-    <w:p>
-      <w:r>
-        <w:t xml:space="preserve">    declare </w:t>
-      </w:r>
-      <w:proofErr w:type="spellStart"/>
-      <w:r>
-        <w:t>Toolongidentifiernameoverthirtyonechars</w:t>
-      </w:r>
-      <w:proofErr w:type="spellEnd"/>
-      <w:r>
-        <w:t xml:space="preserve"> = 1</w:t>
+        <w:t xml:space="preserve">    declare Bad_Id = 12</w:t>
+      </w:r>
+    </w:p>
+    <w:p>
+      <w:r>
+        <w:t xml:space="preserve">    declare Toolongidentifiernameoverthirtyonechars = 1</w:t>
       </w:r>
     </w:p>
     <w:p>
@@ -9766,32 +9272,23 @@
     </w:p>
     <w:p>
       <w:r>
-        <w:t xml:space="preserve">    output 'Unterminated </w:t>
-      </w:r>
-      <w:proofErr w:type="gramStart"/>
-      <w:r>
-        <w:t>char</w:t>
-      </w:r>
-      <w:proofErr w:type="gramEnd"/>
-    </w:p>
-    <w:p>
-      <w:r>
-        <w:t xml:space="preserve">    </w:t>
-      </w:r>
-      <w:proofErr w:type="gramStart"/>
-      <w:r>
-        <w:t>output @</w:t>
-      </w:r>
-      <w:proofErr w:type="gramEnd"/>
-    </w:p>
-    <w:p>
-      <w:r>
+        <w:t xml:space="preserve">    output 'Unterminated char</w:t>
+      </w:r>
+    </w:p>
+    <w:p>
+      <w:r>
+        <w:t xml:space="preserve">    output @</w:t>
+      </w:r>
+    </w:p>
+    <w:p>
+      <w:r>
+        <w:lastRenderedPageBreak/>
         <w:t>#* Unclosed comment</w:t>
       </w:r>
     </w:p>
     <w:p>
       <w:r>
-        <w:t>F</w:t>
+        <w:t>f</w:t>
       </w:r>
       <w:r>
         <w:t>inish</w:t>
@@ -9830,142 +9327,118 @@
     </w:p>
     <w:p>
       <w:r>
+        <w:t>&lt;INT_LITERAL, "5", Line: 2, Col: 21&gt;</w:t>
+      </w:r>
+    </w:p>
+    <w:p>
+      <w:r>
+        <w:t>&lt;KEYWORD, "declare", Line: 3, Col: 5&gt;</w:t>
+      </w:r>
+    </w:p>
+    <w:p>
+      <w:r>
+        <w:t>&lt;ERROR, "Bad_Id", Line: 3, Col: 13&gt;</w:t>
+      </w:r>
+    </w:p>
+    <w:p>
+      <w:r>
+        <w:t>&lt;OP_ASSIGNMENT, "=", Line: 3, Col: 20&gt;</w:t>
+      </w:r>
+    </w:p>
+    <w:p>
+      <w:r>
+        <w:t>&lt;INT_LITERAL, "12", Line: 3, Col: 22&gt;</w:t>
+      </w:r>
+    </w:p>
+    <w:p>
+      <w:r>
+        <w:t>&lt;KEYWORD, "declare", Line: 4, Col: 5&gt;</w:t>
+      </w:r>
+    </w:p>
+    <w:p>
+      <w:r>
+        <w:t>&lt;ERROR, "Toolongidentifiernameoverthirtyonechars", Line: 4, Col: 13&gt;</w:t>
+      </w:r>
+    </w:p>
+    <w:p>
+      <w:r>
+        <w:t>&lt;OP_ASSIGNMENT, "=", Line: 4, Col: 53&gt;</w:t>
+      </w:r>
+    </w:p>
+    <w:p>
+      <w:r>
+        <w:t>&lt;INT_LITERAL, "1", Line: 4, Col: 55&gt;</w:t>
+      </w:r>
+    </w:p>
+    <w:p>
+      <w:r>
+        <w:t>&lt;KEYWORD, "declare", Line: 5, Col: 5&gt;</w:t>
+      </w:r>
+    </w:p>
+    <w:p>
+      <w:r>
+        <w:t>&lt;ERROR, "BadFloat1", Line: 5, Col: 13&gt;</w:t>
+      </w:r>
+    </w:p>
+    <w:p>
+      <w:r>
+        <w:t>&lt;OP_ASSIGNMENT, "=", Line: 5, Col: 23&gt;</w:t>
+      </w:r>
+    </w:p>
+    <w:p>
+      <w:r>
+        <w:t>&lt;ERROR, "3.", Line: 5, Col: 25&gt;</w:t>
+      </w:r>
+    </w:p>
+    <w:p>
+      <w:r>
+        <w:t>&lt;KEYWORD, "declare", Line: 6, Col: 5&gt;</w:t>
+      </w:r>
+    </w:p>
+    <w:p>
+      <w:r>
+        <w:t>&lt;ERROR, "BadFloat2", Line: 6, Col: 13&gt;</w:t>
+      </w:r>
+    </w:p>
+    <w:p>
+      <w:r>
+        <w:t>&lt;OP_ASSIGNMENT, "=", Line: 6, Col: 23&gt;</w:t>
+      </w:r>
+    </w:p>
+    <w:p>
+      <w:r>
+        <w:t>&lt;ERROR, "1.2345678", Line: 6, Col: 25&gt;</w:t>
+      </w:r>
+    </w:p>
+    <w:p>
+      <w:r>
+        <w:t>&lt;KEYWORD, "declare", Line: 7, Col: 5&gt;</w:t>
+      </w:r>
+    </w:p>
+    <w:p>
+      <w:r>
+        <w:t>&lt;ERROR, "BadFloat3", Line: 7, Col: 13&gt;</w:t>
+      </w:r>
+    </w:p>
+    <w:p>
+      <w:r>
+        <w:t>&lt;OP_ASSIGNMENT, "=", Line: 7, Col: 23&gt;</w:t>
+      </w:r>
+    </w:p>
+    <w:p>
+      <w:r>
+        <w:t>&lt;ERROR, "1.2e", Line: 7, Col: 25&gt;</w:t>
+      </w:r>
+    </w:p>
+    <w:p>
+      <w:r>
         <w:lastRenderedPageBreak/>
-        <w:t>&lt;INT_LITERAL, "5", Line: 2, Col: 21&gt;</w:t>
-      </w:r>
-    </w:p>
-    <w:p>
-      <w:r>
-        <w:t>&lt;KEYWORD, "declare", Line: 3, Col: 5&gt;</w:t>
-      </w:r>
-    </w:p>
-    <w:p>
-      <w:r>
-        <w:t>&lt;ERROR, "</w:t>
-      </w:r>
-      <w:proofErr w:type="spellStart"/>
-      <w:r>
-        <w:t>Bad_Id</w:t>
-      </w:r>
-      <w:proofErr w:type="spellEnd"/>
-      <w:r>
-        <w:t>", Line: 3, Col: 13&gt;</w:t>
-      </w:r>
-    </w:p>
-    <w:p>
-      <w:r>
-        <w:t>&lt;OP_ASSIGNMENT, "=", Line: 3, Col: 20&gt;</w:t>
-      </w:r>
-    </w:p>
-    <w:p>
-      <w:r>
-        <w:t>&lt;INT_LITERAL, "12", Line: 3, Col: 22&gt;</w:t>
-      </w:r>
-    </w:p>
-    <w:p>
-      <w:r>
-        <w:t>&lt;KEYWORD, "declare", Line: 4, Col: 5&gt;</w:t>
-      </w:r>
-    </w:p>
-    <w:p>
-      <w:r>
-        <w:t>&lt;ERROR, "</w:t>
-      </w:r>
-      <w:proofErr w:type="spellStart"/>
-      <w:r>
-        <w:t>Toolongidentifiernameoverthirtyonechars</w:t>
-      </w:r>
-      <w:proofErr w:type="spellEnd"/>
-      <w:r>
-        <w:t>", Line: 4, Col: 13&gt;</w:t>
-      </w:r>
-    </w:p>
-    <w:p>
-      <w:r>
-        <w:t>&lt;OP_ASSIGNMENT, "=", Line: 4, Col: 53&gt;</w:t>
-      </w:r>
-    </w:p>
-    <w:p>
-      <w:r>
-        <w:t>&lt;INT_LITERAL, "1", Line: 4, Col: 55&gt;</w:t>
-      </w:r>
-    </w:p>
-    <w:p>
-      <w:r>
-        <w:t>&lt;KEYWORD, "declare", Line: 5, Col: 5&gt;</w:t>
-      </w:r>
-    </w:p>
-    <w:p>
-      <w:r>
-        <w:t>&lt;ERROR, "BadFloat1", Line: 5, Col: 13&gt;</w:t>
-      </w:r>
-    </w:p>
-    <w:p>
-      <w:r>
-        <w:t>&lt;OP_ASSIGNMENT, "=", Line: 5, Col: 23&gt;</w:t>
-      </w:r>
-    </w:p>
-    <w:p>
-      <w:r>
-        <w:t>&lt;ERROR, "3.", Line: 5, Col: 25&gt;</w:t>
-      </w:r>
-    </w:p>
-    <w:p>
-      <w:r>
-        <w:t>&lt;KEYWORD, "declare", Line: 6, Col: 5&gt;</w:t>
-      </w:r>
-    </w:p>
-    <w:p>
-      <w:r>
-        <w:t>&lt;ERROR, "BadFloat2", Line: 6, Col: 13&gt;</w:t>
-      </w:r>
-    </w:p>
-    <w:p>
-      <w:r>
-        <w:t>&lt;OP_ASSIGNMENT, "=", Line: 6, Col: 23&gt;</w:t>
-      </w:r>
-    </w:p>
-    <w:p>
-      <w:r>
-        <w:t>&lt;ERROR, "1.2345678", Line: 6, Col: 25&gt;</w:t>
-      </w:r>
-    </w:p>
-    <w:p>
-      <w:r>
-        <w:t>&lt;KEYWORD, "declare", Line: 7, Col: 5&gt;</w:t>
-      </w:r>
-    </w:p>
-    <w:p>
-      <w:r>
-        <w:t>&lt;ERROR, "BadFloat3", Line: 7, Col: 13&gt;</w:t>
-      </w:r>
-    </w:p>
-    <w:p>
-      <w:r>
-        <w:t>&lt;OP_ASSIGNMENT, "=", Line: 7, Col: 23&gt;</w:t>
-      </w:r>
-    </w:p>
-    <w:p>
-      <w:r>
-        <w:t>&lt;ERROR, "1.2e", Line: 7, Col: 25&gt;</w:t>
-      </w:r>
-    </w:p>
-    <w:p>
-      <w:r>
         <w:t>&lt;KEYWORD, "output", Line: 8, Col: 5&gt;</w:t>
       </w:r>
     </w:p>
     <w:p>
       <w:r>
-        <w:t>&lt;</w:t>
-      </w:r>
-      <w:proofErr w:type="gramStart"/>
-      <w:r>
-        <w:t>ERROR, "\</w:t>
-      </w:r>
-      <w:proofErr w:type="gramEnd"/>
-      <w:r>
-        <w:t>"Unterminated string", Line: 8, Col: 12&gt;</w:t>
+        <w:t>&lt;ERROR, "\"Unterminated string", Line: 8, Col: 12&gt;</w:t>
       </w:r>
     </w:p>
     <w:p>
@@ -9975,15 +9448,7 @@
     </w:p>
     <w:p>
       <w:r>
-        <w:t xml:space="preserve">&lt;ERROR, "'Unterminated </w:t>
-      </w:r>
-      <w:proofErr w:type="gramStart"/>
-      <w:r>
-        <w:t>char</w:t>
-      </w:r>
-      <w:proofErr w:type="gramEnd"/>
-      <w:r>
-        <w:t>", Line: 9, Col: 12&gt;</w:t>
+        <w:t>&lt;ERROR, "'Unterminated char", Line: 9, Col: 12&gt;</w:t>
       </w:r>
     </w:p>
     <w:p>
@@ -9993,36 +9458,12 @@
     </w:p>
     <w:p>
       <w:r>
-        <w:t>&lt;ERROR</w:t>
-      </w:r>
-      <w:proofErr w:type="gramStart"/>
-      <w:r>
-        <w:t>, "@</w:t>
-      </w:r>
-      <w:proofErr w:type="gramEnd"/>
-      <w:r>
-        <w:t>", Line: 10, Col: 12&gt;</w:t>
-      </w:r>
-    </w:p>
-    <w:p>
-      <w:r>
-        <w:t>&lt;ERROR</w:t>
-      </w:r>
-      <w:proofErr w:type="gramStart"/>
-      <w:r>
-        <w:t>, "#</w:t>
-      </w:r>
-      <w:proofErr w:type="gramEnd"/>
-      <w:r>
-        <w:t>* Unclosed comment\r\</w:t>
-      </w:r>
-      <w:proofErr w:type="spellStart"/>
-      <w:r>
-        <w:t>nfinish</w:t>
-      </w:r>
-      <w:proofErr w:type="spellEnd"/>
-      <w:r>
-        <w:t>\r\n", Line: 11, Col: 1&gt;</w:t>
+        <w:t>&lt;ERROR, "@", Line: 10, Col: 12&gt;</w:t>
+      </w:r>
+    </w:p>
+    <w:p>
+      <w:r>
+        <w:t>&lt;ERROR, "#* Unclosed comment\r\nfinish\r\n", Line: 11, Col: 1&gt;</w:t>
       </w:r>
     </w:p>
     <w:p>
@@ -10039,129 +9480,113 @@
           <w:b/>
           <w:bCs/>
         </w:rPr>
+        <w:t>JFLEX SCANNER OUTPUT:</w:t>
+      </w:r>
+    </w:p>
+    <w:p/>
+    <w:p>
+      <w:r>
+        <w:t>&lt;KEYWORD, "start", Line: 1, Col: 1&gt;</w:t>
+      </w:r>
+    </w:p>
+    <w:p>
+      <w:r>
+        <w:t>&lt;KEYWORD, "declare", Line: 2, Col: 5&gt;</w:t>
+      </w:r>
+    </w:p>
+    <w:p>
+      <w:r>
+        <w:t>&lt;ERROR, "count", Line: 2, Col: 13&gt;</w:t>
+      </w:r>
+    </w:p>
+    <w:p>
+      <w:r>
+        <w:t>&lt;OP_ASSIGNMENT, "=", Line: 2, Col: 19&gt;</w:t>
+      </w:r>
+    </w:p>
+    <w:p>
+      <w:r>
+        <w:t>&lt;INT_LITERAL, "5", Line: 2, Col: 21&gt;</w:t>
+      </w:r>
+    </w:p>
+    <w:p>
+      <w:r>
+        <w:t>&lt;KEYWORD, "declare", Line: 3, Col: 5&gt;</w:t>
+      </w:r>
+    </w:p>
+    <w:p>
+      <w:r>
+        <w:t>&lt;ERROR, "Bad_Id", Line: 3, Col: 13&gt;</w:t>
+      </w:r>
+    </w:p>
+    <w:p>
+      <w:r>
+        <w:t>&lt;OP_ASSIGNMENT, "=", Line: 3, Col: 20&gt;</w:t>
+      </w:r>
+    </w:p>
+    <w:p>
+      <w:r>
+        <w:t>&lt;INT_LITERAL, "12", Line: 3, Col: 22&gt;</w:t>
+      </w:r>
+    </w:p>
+    <w:p>
+      <w:r>
+        <w:t>&lt;KEYWORD, "declare", Line: 4, Col: 5&gt;</w:t>
+      </w:r>
+    </w:p>
+    <w:p>
+      <w:r>
+        <w:t>&lt;ERROR, "Toolongidentifiernameoverthirtyonechars", Line: 4, Col: 13&gt;</w:t>
+      </w:r>
+    </w:p>
+    <w:p>
+      <w:r>
+        <w:t>&lt;OP_ASSIGNMENT, "=", Line: 4, Col: 53&gt;</w:t>
+      </w:r>
+    </w:p>
+    <w:p>
+      <w:r>
+        <w:t>&lt;INT_LITERAL, "1", Line: 4, Col: 55&gt;</w:t>
+      </w:r>
+    </w:p>
+    <w:p>
+      <w:r>
+        <w:t>&lt;KEYWORD, "declare", Line: 5, Col: 5&gt;</w:t>
+      </w:r>
+    </w:p>
+    <w:p>
+      <w:r>
+        <w:t>&lt;ERROR, "BadFloat1", Line: 5, Col: 13&gt;</w:t>
+      </w:r>
+    </w:p>
+    <w:p>
+      <w:r>
+        <w:t>&lt;OP_ASSIGNMENT, "=", Line: 5, Col: 23&gt;</w:t>
+      </w:r>
+    </w:p>
+    <w:p>
+      <w:r>
+        <w:t>&lt;ERROR, "3.", Line: 5, Col: 25&gt;</w:t>
+      </w:r>
+    </w:p>
+    <w:p>
+      <w:r>
+        <w:t>&lt;KEYWORD, "declare", Line: 6, Col: 5&gt;</w:t>
+      </w:r>
+    </w:p>
+    <w:p>
+      <w:r>
+        <w:t>&lt;ERROR, "BadFloat2", Line: 6, Col: 13&gt;</w:t>
+      </w:r>
+    </w:p>
+    <w:p>
+      <w:r>
+        <w:t>&lt;OP_ASSIGNMENT, "=", Line: 6, Col: 23&gt;</w:t>
+      </w:r>
+    </w:p>
+    <w:p>
+      <w:r>
         <w:lastRenderedPageBreak/>
-        <w:t>JFLEX SCANNER OUTPUT:</w:t>
-      </w:r>
-    </w:p>
-    <w:p/>
-    <w:p>
-      <w:r>
-        <w:t>&lt;KEYWORD, "start", Line: 1, Col: 1&gt;</w:t>
-      </w:r>
-    </w:p>
-    <w:p>
-      <w:r>
-        <w:t>&lt;KEYWORD, "declare", Line: 2, Col: 5&gt;</w:t>
-      </w:r>
-    </w:p>
-    <w:p>
-      <w:r>
-        <w:t>&lt;ERROR, "count", Line: 2, Col: 13&gt;</w:t>
-      </w:r>
-    </w:p>
-    <w:p>
-      <w:r>
-        <w:t>&lt;OP_ASSIGNMENT, "=", Line: 2, Col: 19&gt;</w:t>
-      </w:r>
-    </w:p>
-    <w:p>
-      <w:r>
-        <w:t>&lt;INT_LITERAL, "5", Line: 2, Col: 21&gt;</w:t>
-      </w:r>
-    </w:p>
-    <w:p>
-      <w:r>
-        <w:t>&lt;KEYWORD, "declare", Line: 3, Col: 5&gt;</w:t>
-      </w:r>
-    </w:p>
-    <w:p>
-      <w:r>
-        <w:t>&lt;ERROR, "</w:t>
-      </w:r>
-      <w:proofErr w:type="spellStart"/>
-      <w:r>
-        <w:t>Bad_Id</w:t>
-      </w:r>
-      <w:proofErr w:type="spellEnd"/>
-      <w:r>
-        <w:t>", Line: 3, Col: 13&gt;</w:t>
-      </w:r>
-    </w:p>
-    <w:p>
-      <w:r>
-        <w:t>&lt;OP_ASSIGNMENT, "=", Line: 3, Col: 20&gt;</w:t>
-      </w:r>
-    </w:p>
-    <w:p>
-      <w:r>
-        <w:t>&lt;INT_LITERAL, "12", Line: 3, Col: 22&gt;</w:t>
-      </w:r>
-    </w:p>
-    <w:p>
-      <w:r>
-        <w:t>&lt;KEYWORD, "declare", Line: 4, Col: 5&gt;</w:t>
-      </w:r>
-    </w:p>
-    <w:p>
-      <w:r>
-        <w:t>&lt;ERROR, "</w:t>
-      </w:r>
-      <w:proofErr w:type="spellStart"/>
-      <w:r>
-        <w:t>Toolongidentifiernameoverthirtyonechars</w:t>
-      </w:r>
-      <w:proofErr w:type="spellEnd"/>
-      <w:r>
-        <w:t>", Line: 4, Col: 13&gt;</w:t>
-      </w:r>
-    </w:p>
-    <w:p>
-      <w:r>
-        <w:t>&lt;OP_ASSIGNMENT, "=", Line: 4, Col: 53&gt;</w:t>
-      </w:r>
-    </w:p>
-    <w:p>
-      <w:r>
-        <w:t>&lt;INT_LITERAL, "1", Line: 4, Col: 55&gt;</w:t>
-      </w:r>
-    </w:p>
-    <w:p>
-      <w:r>
-        <w:t>&lt;KEYWORD, "declare", Line: 5, Col: 5&gt;</w:t>
-      </w:r>
-    </w:p>
-    <w:p>
-      <w:r>
-        <w:t>&lt;ERROR, "BadFloat1", Line: 5, Col: 13&gt;</w:t>
-      </w:r>
-    </w:p>
-    <w:p>
-      <w:r>
-        <w:t>&lt;OP_ASSIGNMENT, "=", Line: 5, Col: 23&gt;</w:t>
-      </w:r>
-    </w:p>
-    <w:p>
-      <w:r>
-        <w:t>&lt;ERROR, "3.", Line: 5, Col: 25&gt;</w:t>
-      </w:r>
-    </w:p>
-    <w:p>
-      <w:r>
-        <w:t>&lt;KEYWORD, "declare", Line: 6, Col: 5&gt;</w:t>
-      </w:r>
-    </w:p>
-    <w:p>
-      <w:r>
-        <w:t>&lt;ERROR, "BadFloat2", Line: 6, Col: 13&gt;</w:t>
-      </w:r>
-    </w:p>
-    <w:p>
-      <w:r>
-        <w:t>&lt;OP_ASSIGNMENT, "=", Line: 6, Col: 23&gt;</w:t>
-      </w:r>
-    </w:p>
-    <w:p>
-      <w:r>
         <w:t>&lt;ERROR, "1.2345678", Line: 6, Col: 25&gt;</w:t>
       </w:r>
     </w:p>
@@ -10192,34 +9617,17 @@
     </w:p>
     <w:p>
       <w:r>
-        <w:t>&lt;</w:t>
-      </w:r>
-      <w:proofErr w:type="gramStart"/>
-      <w:r>
-        <w:t>ERROR, "\</w:t>
-      </w:r>
-      <w:proofErr w:type="gramEnd"/>
-      <w:r>
-        <w:t>"Unterminated string", Line: 8, Col: 12&gt;</w:t>
-      </w:r>
-    </w:p>
-    <w:p>
-      <w:r>
-        <w:lastRenderedPageBreak/>
+        <w:t>&lt;ERROR, "\"Unterminated string", Line: 8, Col: 12&gt;</w:t>
+      </w:r>
+    </w:p>
+    <w:p>
+      <w:r>
         <w:t>&lt;KEYWORD, "output", Line: 9, Col: 5&gt;</w:t>
       </w:r>
     </w:p>
     <w:p>
       <w:r>
-        <w:t xml:space="preserve">&lt;ERROR, "'Unterminated </w:t>
-      </w:r>
-      <w:proofErr w:type="gramStart"/>
-      <w:r>
-        <w:t>char</w:t>
-      </w:r>
-      <w:proofErr w:type="gramEnd"/>
-      <w:r>
-        <w:t>", Line: 9, Col: 12&gt;</w:t>
+        <w:t>&lt;ERROR, "'Unterminated char", Line: 9, Col: 12&gt;</w:t>
       </w:r>
     </w:p>
     <w:p>
@@ -10229,36 +9637,12 @@
     </w:p>
     <w:p>
       <w:r>
-        <w:t>&lt;ERROR</w:t>
-      </w:r>
-      <w:proofErr w:type="gramStart"/>
-      <w:r>
-        <w:t>, "@</w:t>
-      </w:r>
-      <w:proofErr w:type="gramEnd"/>
-      <w:r>
-        <w:t>", Line: 10, Col: 12&gt;</w:t>
-      </w:r>
-    </w:p>
-    <w:p>
-      <w:r>
-        <w:t>&lt;ERROR</w:t>
-      </w:r>
-      <w:proofErr w:type="gramStart"/>
-      <w:r>
-        <w:t>, "#</w:t>
-      </w:r>
-      <w:proofErr w:type="gramEnd"/>
-      <w:r>
-        <w:t>* Unclosed comment\r\</w:t>
-      </w:r>
-      <w:proofErr w:type="spellStart"/>
-      <w:r>
-        <w:t>nfinish</w:t>
-      </w:r>
-      <w:proofErr w:type="spellEnd"/>
-      <w:r>
-        <w:t>\r\n", Line: 11, Col: 1&gt;</w:t>
+        <w:t>&lt;ERROR, "@", Line: 10, Col: 12&gt;</w:t>
+      </w:r>
+    </w:p>
+    <w:p>
+      <w:r>
+        <w:t>&lt;ERROR, "#* Unclosed comment\r\nfinish\r\n", Line: 11, Col: 1&gt;</w:t>
       </w:r>
     </w:p>
     <w:p>
@@ -10347,21 +9731,12 @@
                 <w:bCs/>
               </w:rPr>
             </w:pPr>
-            <w:proofErr w:type="spellStart"/>
             <w:r>
               <w:rPr>
                 <w:b/>
                 <w:bCs/>
               </w:rPr>
-              <w:t>JFlex</w:t>
-            </w:r>
-            <w:proofErr w:type="spellEnd"/>
-            <w:r>
-              <w:rPr>
-                <w:b/>
-                <w:bCs/>
-              </w:rPr>
-              <w:t xml:space="preserve"> Scanner</w:t>
+              <w:t>JFlex Scanner</w:t>
             </w:r>
           </w:p>
         </w:tc>
@@ -10629,21 +10004,12 @@
                 <w:bCs/>
               </w:rPr>
             </w:pPr>
-            <w:proofErr w:type="spellStart"/>
             <w:r>
               <w:rPr>
                 <w:b/>
                 <w:bCs/>
               </w:rPr>
-              <w:t>JFlex</w:t>
-            </w:r>
-            <w:proofErr w:type="spellEnd"/>
-            <w:r>
-              <w:rPr>
-                <w:b/>
-                <w:bCs/>
-              </w:rPr>
-              <w:t xml:space="preserve"> Scanner</w:t>
+              <w:t>JFlex Scanner</w:t>
             </w:r>
           </w:p>
         </w:tc>
@@ -10879,6 +10245,7 @@
                 <w:b/>
                 <w:bCs/>
               </w:rPr>
+              <w:lastRenderedPageBreak/>
               <w:t>#</w:t>
             </w:r>
           </w:p>
@@ -10996,11 +10363,9 @@
             <w:pPr>
               <w:spacing w:after="160" w:line="278" w:lineRule="auto"/>
             </w:pPr>
-            <w:proofErr w:type="spellStart"/>
             <w:r>
               <w:t>InvalidIdentifier</w:t>
             </w:r>
-            <w:proofErr w:type="spellEnd"/>
           </w:p>
         </w:tc>
         <w:tc>
@@ -11070,11 +10435,9 @@
             <w:pPr>
               <w:spacing w:after="160" w:line="278" w:lineRule="auto"/>
             </w:pPr>
-            <w:proofErr w:type="spellStart"/>
             <w:r>
               <w:t>InvalidIdentifier</w:t>
             </w:r>
-            <w:proofErr w:type="spellEnd"/>
           </w:p>
         </w:tc>
         <w:tc>
@@ -11101,15 +10464,7 @@
               <w:spacing w:after="160" w:line="278" w:lineRule="auto"/>
             </w:pPr>
             <w:r>
-              <w:t>"</w:t>
-            </w:r>
-            <w:proofErr w:type="spellStart"/>
-            <w:r>
-              <w:t>Bad_Id</w:t>
-            </w:r>
-            <w:proofErr w:type="spellEnd"/>
-            <w:r>
-              <w:t>"</w:t>
+              <w:t>"Bad_Id"</w:t>
             </w:r>
           </w:p>
         </w:tc>
@@ -11152,11 +10507,9 @@
             <w:pPr>
               <w:spacing w:after="160" w:line="278" w:lineRule="auto"/>
             </w:pPr>
-            <w:proofErr w:type="spellStart"/>
             <w:r>
               <w:t>InvalidIdentifier</w:t>
             </w:r>
-            <w:proofErr w:type="spellEnd"/>
           </w:p>
         </w:tc>
         <w:tc>
@@ -11183,25 +10536,15 @@
               <w:spacing w:after="160" w:line="278" w:lineRule="auto"/>
             </w:pPr>
             <w:r>
-              <w:t>"</w:t>
-            </w:r>
-            <w:proofErr w:type="spellStart"/>
-            <w:r>
-              <w:t>Toolongidentifiername</w:t>
-            </w:r>
-            <w:proofErr w:type="spellEnd"/>
-          </w:p>
-          <w:p>
-            <w:pPr>
-              <w:spacing w:after="160" w:line="278" w:lineRule="auto"/>
-            </w:pPr>
-            <w:proofErr w:type="spellStart"/>
-            <w:r>
-              <w:t>overthirtyonechars</w:t>
-            </w:r>
-            <w:proofErr w:type="spellEnd"/>
-            <w:r>
-              <w:t>"</w:t>
+              <w:t>"Toolongidentifiername</w:t>
+            </w:r>
+          </w:p>
+          <w:p>
+            <w:pPr>
+              <w:spacing w:after="160" w:line="278" w:lineRule="auto"/>
+            </w:pPr>
+            <w:r>
+              <w:t>overthirtyonechars"</w:t>
             </w:r>
           </w:p>
         </w:tc>
@@ -11231,7 +10574,6 @@
               <w:spacing w:after="160" w:line="278" w:lineRule="auto"/>
             </w:pPr>
             <w:r>
-              <w:lastRenderedPageBreak/>
               <w:t>4</w:t>
             </w:r>
           </w:p>
@@ -11245,11 +10587,9 @@
             <w:pPr>
               <w:spacing w:after="160" w:line="278" w:lineRule="auto"/>
             </w:pPr>
-            <w:proofErr w:type="spellStart"/>
             <w:r>
               <w:t>InvalidIdentifier</w:t>
             </w:r>
-            <w:proofErr w:type="spellEnd"/>
           </w:p>
         </w:tc>
         <w:tc>
@@ -11319,11 +10659,9 @@
             <w:pPr>
               <w:spacing w:after="160" w:line="278" w:lineRule="auto"/>
             </w:pPr>
-            <w:proofErr w:type="spellStart"/>
             <w:r>
               <w:t>MalformedLiteral</w:t>
             </w:r>
-            <w:proofErr w:type="spellEnd"/>
           </w:p>
         </w:tc>
         <w:tc>
@@ -11393,11 +10731,9 @@
             <w:pPr>
               <w:spacing w:after="160" w:line="278" w:lineRule="auto"/>
             </w:pPr>
-            <w:proofErr w:type="spellStart"/>
             <w:r>
               <w:t>InvalidIdentifier</w:t>
             </w:r>
-            <w:proofErr w:type="spellEnd"/>
           </w:p>
         </w:tc>
         <w:tc>
@@ -11467,11 +10803,9 @@
             <w:pPr>
               <w:spacing w:after="160" w:line="278" w:lineRule="auto"/>
             </w:pPr>
-            <w:proofErr w:type="spellStart"/>
             <w:r>
               <w:t>MalformedLiteral</w:t>
             </w:r>
-            <w:proofErr w:type="spellEnd"/>
           </w:p>
         </w:tc>
         <w:tc>
@@ -11541,11 +10875,9 @@
             <w:pPr>
               <w:spacing w:after="160" w:line="278" w:lineRule="auto"/>
             </w:pPr>
-            <w:proofErr w:type="spellStart"/>
             <w:r>
               <w:t>InvalidIdentifier</w:t>
             </w:r>
-            <w:proofErr w:type="spellEnd"/>
           </w:p>
         </w:tc>
         <w:tc>
@@ -11615,11 +10947,9 @@
             <w:pPr>
               <w:spacing w:after="160" w:line="278" w:lineRule="auto"/>
             </w:pPr>
-            <w:proofErr w:type="spellStart"/>
             <w:r>
               <w:t>MalformedLiteral</w:t>
             </w:r>
-            <w:proofErr w:type="spellEnd"/>
           </w:p>
         </w:tc>
         <w:tc>
@@ -11689,11 +11019,9 @@
             <w:pPr>
               <w:spacing w:after="160" w:line="278" w:lineRule="auto"/>
             </w:pPr>
-            <w:proofErr w:type="spellStart"/>
             <w:r>
               <w:t>MalformedLiteral</w:t>
             </w:r>
-            <w:proofErr w:type="spellEnd"/>
           </w:p>
         </w:tc>
         <w:tc>
@@ -11763,11 +11091,9 @@
             <w:pPr>
               <w:spacing w:after="160" w:line="278" w:lineRule="auto"/>
             </w:pPr>
-            <w:proofErr w:type="spellStart"/>
             <w:r>
               <w:t>MalformedLiteral</w:t>
             </w:r>
-            <w:proofErr w:type="spellEnd"/>
           </w:p>
         </w:tc>
         <w:tc>
@@ -11837,11 +11163,9 @@
             <w:pPr>
               <w:spacing w:after="160" w:line="278" w:lineRule="auto"/>
             </w:pPr>
-            <w:proofErr w:type="spellStart"/>
             <w:r>
               <w:t>InvalidCharacter</w:t>
             </w:r>
-            <w:proofErr w:type="spellEnd"/>
           </w:p>
         </w:tc>
         <w:tc>
@@ -11911,11 +11235,9 @@
             <w:pPr>
               <w:spacing w:after="160" w:line="278" w:lineRule="auto"/>
             </w:pPr>
-            <w:proofErr w:type="spellStart"/>
             <w:r>
               <w:t>UnclosedComment</w:t>
             </w:r>
-            <w:proofErr w:type="spellEnd"/>
           </w:p>
         </w:tc>
         <w:tc>
@@ -11941,21 +11263,8 @@
             <w:pPr>
               <w:spacing w:after="160" w:line="278" w:lineRule="auto"/>
             </w:pPr>
-            <w:proofErr w:type="gramStart"/>
-            <w:r>
-              <w:t>"#*</w:t>
-            </w:r>
-            <w:proofErr w:type="gramEnd"/>
-            <w:r>
-              <w:t xml:space="preserve"> Unclosed comment\r\</w:t>
-            </w:r>
-            <w:proofErr w:type="spellStart"/>
-            <w:r>
-              <w:t>nfinish</w:t>
-            </w:r>
-            <w:proofErr w:type="spellEnd"/>
-            <w:r>
-              <w:t>\r\n"</w:t>
+            <w:r>
+              <w:t>"#* Unclosed comment\r\nfinish\r\n"</w:t>
             </w:r>
           </w:p>
         </w:tc>
@@ -12011,15 +11320,7 @@
         </w:numPr>
       </w:pPr>
       <w:r>
-        <w:t>Invalid identifier with uppercase in body detected (</w:t>
-      </w:r>
-      <w:proofErr w:type="spellStart"/>
-      <w:r>
-        <w:t>Bad_Id</w:t>
-      </w:r>
-      <w:proofErr w:type="spellEnd"/>
-      <w:r>
-        <w:t>)</w:t>
+        <w:t>Invalid identifier with uppercase in body detected (Bad_Id)</w:t>
       </w:r>
     </w:p>
     <w:p>
@@ -12074,6 +11375,7 @@
         </w:numPr>
       </w:pPr>
       <w:r>
+        <w:lastRenderedPageBreak/>
         <w:t>Unterminated string literal detected</w:t>
       </w:r>
     </w:p>
@@ -12085,15 +11387,7 @@
         </w:numPr>
       </w:pPr>
       <w:r>
-        <w:t xml:space="preserve">Unterminated </w:t>
-      </w:r>
-      <w:proofErr w:type="gramStart"/>
-      <w:r>
-        <w:t>character literal</w:t>
-      </w:r>
-      <w:proofErr w:type="gramEnd"/>
-      <w:r>
-        <w:t xml:space="preserve"> detected</w:t>
+        <w:t>Unterminated character literal detected</w:t>
       </w:r>
     </w:p>
     <w:p>
@@ -12104,15 +11398,7 @@
         </w:numPr>
       </w:pPr>
       <w:r>
-        <w:t xml:space="preserve">Invalid </w:t>
-      </w:r>
-      <w:proofErr w:type="gramStart"/>
-      <w:r>
-        <w:t>character (@</w:t>
-      </w:r>
-      <w:proofErr w:type="gramEnd"/>
-      <w:r>
-        <w:t>) detected</w:t>
+        <w:t>Invalid character (@) detected</w:t>
       </w:r>
     </w:p>
     <w:p>
@@ -12153,7 +11439,7 @@
       <w:pPr>
         <w:pStyle w:val="Heading2"/>
       </w:pPr>
-      <w:bookmarkStart w:id="11" w:name="_Toc221909351"/>
+      <w:bookmarkStart w:id="11" w:name="_Toc221995623"/>
       <w:r>
         <w:t>4.5 TEST FILE: test5.fate</w:t>
       </w:r>
@@ -12168,15 +11454,7 @@
         <w:t>Description:</w:t>
       </w:r>
       <w:r>
-        <w:t> </w:t>
-      </w:r>
-      <w:proofErr w:type="gramStart"/>
-      <w:r>
-        <w:t>Comment</w:t>
-      </w:r>
-      <w:proofErr w:type="gramEnd"/>
-      <w:r>
-        <w:t xml:space="preserve"> handling and removal</w:t>
+        <w:t> Comment handling and removal</w:t>
       </w:r>
     </w:p>
     <w:p>
@@ -12300,10 +11578,10 @@
           <w:b/>
           <w:bCs/>
         </w:rPr>
+        <w:lastRenderedPageBreak/>
         <w:t>JFLEX SCANNER OUTPUT:</w:t>
       </w:r>
     </w:p>
-    <w:p/>
     <w:p>
       <w:r>
         <w:t>&lt;KEYWORD, "start", Line: 1, Col: 1&gt;</w:t>
@@ -12321,7 +11599,6 @@
     </w:p>
     <w:p>
       <w:r>
-        <w:lastRenderedPageBreak/>
         <w:t>&lt;OP_ASSIGNMENT, "=", Line: 3, Col: 19&gt;</w:t>
       </w:r>
     </w:p>
@@ -12424,21 +11701,12 @@
                 <w:bCs/>
               </w:rPr>
             </w:pPr>
-            <w:proofErr w:type="spellStart"/>
             <w:r>
               <w:rPr>
                 <w:b/>
                 <w:bCs/>
               </w:rPr>
-              <w:t>JFlex</w:t>
-            </w:r>
-            <w:proofErr w:type="spellEnd"/>
-            <w:r>
-              <w:rPr>
-                <w:b/>
-                <w:bCs/>
-              </w:rPr>
-              <w:t xml:space="preserve"> Scanner</w:t>
+              <w:t>JFlex Scanner</w:t>
             </w:r>
           </w:p>
         </w:tc>
@@ -12662,21 +11930,12 @@
                 <w:bCs/>
               </w:rPr>
             </w:pPr>
-            <w:proofErr w:type="spellStart"/>
             <w:r>
               <w:rPr>
                 <w:b/>
                 <w:bCs/>
               </w:rPr>
-              <w:t>JFlex</w:t>
-            </w:r>
-            <w:proofErr w:type="spellEnd"/>
-            <w:r>
-              <w:rPr>
-                <w:b/>
-                <w:bCs/>
-              </w:rPr>
-              <w:t xml:space="preserve"> Scanner</w:t>
+              <w:t>JFlex Scanner</w:t>
             </w:r>
           </w:p>
         </w:tc>
@@ -12995,21 +12254,12 @@
                 <w:bCs/>
               </w:rPr>
             </w:pPr>
-            <w:proofErr w:type="spellStart"/>
             <w:r>
               <w:rPr>
                 <w:b/>
                 <w:bCs/>
               </w:rPr>
-              <w:t>JFlex</w:t>
-            </w:r>
-            <w:proofErr w:type="spellEnd"/>
-            <w:r>
-              <w:rPr>
-                <w:b/>
-                <w:bCs/>
-              </w:rPr>
-              <w:t xml:space="preserve"> Scanner</w:t>
+              <w:t>JFlex Scanner</w:t>
             </w:r>
           </w:p>
         </w:tc>
@@ -13066,13 +12316,8 @@
             <w:pPr>
               <w:spacing w:after="160" w:line="278" w:lineRule="auto"/>
             </w:pPr>
-            <w:proofErr w:type="spellStart"/>
-            <w:r>
-              <w:t>freq</w:t>
-            </w:r>
-            <w:proofErr w:type="spellEnd"/>
-            <w:r>
-              <w:t>=1</w:t>
+            <w:r>
+              <w:t>freq=1</w:t>
             </w:r>
           </w:p>
         </w:tc>
@@ -13113,13 +12358,8 @@
             <w:pPr>
               <w:spacing w:after="160" w:line="278" w:lineRule="auto"/>
             </w:pPr>
-            <w:proofErr w:type="spellStart"/>
-            <w:r>
-              <w:t>freq</w:t>
-            </w:r>
-            <w:proofErr w:type="spellEnd"/>
-            <w:r>
-              <w:t>=1</w:t>
+            <w:r>
+              <w:t>freq=1</w:t>
             </w:r>
           </w:p>
         </w:tc>
@@ -13143,15 +12383,7 @@
         </w:numPr>
       </w:pPr>
       <w:r>
-        <w:t xml:space="preserve">Single-line comment </w:t>
-      </w:r>
-      <w:proofErr w:type="gramStart"/>
-      <w:r>
-        <w:t>removed (## single line</w:t>
-      </w:r>
-      <w:proofErr w:type="gramEnd"/>
-      <w:r>
-        <w:t xml:space="preserve"> comment)</w:t>
+        <w:t>Single-line comment removed (## single line comment)</w:t>
       </w:r>
     </w:p>
     <w:p>
@@ -13163,15 +12395,7 @@
         </w:numPr>
       </w:pPr>
       <w:r>
-        <w:t xml:space="preserve">Inline comment </w:t>
-      </w:r>
-      <w:proofErr w:type="gramStart"/>
-      <w:r>
-        <w:t xml:space="preserve">removed (## </w:t>
-      </w:r>
-      <w:proofErr w:type="gramEnd"/>
-      <w:r>
-        <w:t>inline comment)</w:t>
+        <w:t>Inline comment removed (## inline comment)</w:t>
       </w:r>
     </w:p>
     <w:p>
@@ -13183,23 +12407,8 @@
         </w:numPr>
       </w:pPr>
       <w:r>
-        <w:t xml:space="preserve">Multi-line comment </w:t>
-      </w:r>
-      <w:proofErr w:type="gramStart"/>
-      <w:r>
-        <w:t>removed (#</w:t>
-      </w:r>
-      <w:proofErr w:type="gramEnd"/>
-      <w:r>
-        <w:t xml:space="preserve">* </w:t>
-      </w:r>
-      <w:proofErr w:type="gramStart"/>
-      <w:r>
-        <w:t>... *#</w:t>
-      </w:r>
-      <w:proofErr w:type="gramEnd"/>
-      <w:r>
-        <w:t>)</w:t>
+        <w:lastRenderedPageBreak/>
+        <w:t>Multi-line comment removed (#* ... *#)</w:t>
       </w:r>
     </w:p>
     <w:p>
@@ -13247,16 +12456,14 @@
         </w:numPr>
       </w:pPr>
       <w:r>
-        <w:lastRenderedPageBreak/>
         <w:t>Code before and after inline comment parsed correctly</w:t>
       </w:r>
     </w:p>
-    <w:p/>
     <w:p>
       <w:pPr>
         <w:pStyle w:val="Heading1"/>
       </w:pPr>
-      <w:bookmarkStart w:id="12" w:name="_Toc221909352"/>
+      <w:bookmarkStart w:id="12" w:name="_Toc221995624"/>
       <w:r>
         <w:t>5. PERFORMANCE COMPARISON</w:t>
       </w:r>
@@ -13266,7 +12473,7 @@
       <w:pPr>
         <w:pStyle w:val="Heading2"/>
       </w:pPr>
-      <w:bookmarkStart w:id="13" w:name="_Toc221909353"/>
+      <w:bookmarkStart w:id="13" w:name="_Toc221995625"/>
       <w:r>
         <w:t>5.1 Token Processing Efficiency</w:t>
       </w:r>
@@ -13348,70 +12555,29 @@
                 <w:b/>
                 <w:bCs/>
               </w:rPr>
-              <w:t>Manual (</w:t>
-            </w:r>
-            <w:proofErr w:type="spellStart"/>
-            <w:r>
+              <w:t>Manual (ms)*</w:t>
+            </w:r>
+          </w:p>
+        </w:tc>
+        <w:tc>
+          <w:tcPr>
+            <w:tcW w:w="0" w:type="auto"/>
+            <w:hideMark/>
+          </w:tcPr>
+          <w:p>
+            <w:pPr>
+              <w:spacing w:after="160" w:line="278" w:lineRule="auto"/>
               <w:rPr>
                 <w:b/>
                 <w:bCs/>
               </w:rPr>
-              <w:t>ms</w:t>
-            </w:r>
-            <w:proofErr w:type="spellEnd"/>
+            </w:pPr>
             <w:r>
               <w:rPr>
                 <w:b/>
                 <w:bCs/>
               </w:rPr>
-              <w:t>)*</w:t>
-            </w:r>
-          </w:p>
-        </w:tc>
-        <w:tc>
-          <w:tcPr>
-            <w:tcW w:w="0" w:type="auto"/>
-            <w:hideMark/>
-          </w:tcPr>
-          <w:p>
-            <w:pPr>
-              <w:spacing w:after="160" w:line="278" w:lineRule="auto"/>
-              <w:rPr>
-                <w:b/>
-                <w:bCs/>
-              </w:rPr>
-            </w:pPr>
-            <w:proofErr w:type="spellStart"/>
-            <w:r>
-              <w:rPr>
-                <w:b/>
-                <w:bCs/>
-              </w:rPr>
-              <w:t>JFlex</w:t>
-            </w:r>
-            <w:proofErr w:type="spellEnd"/>
-            <w:r>
-              <w:rPr>
-                <w:b/>
-                <w:bCs/>
-              </w:rPr>
-              <w:t xml:space="preserve"> (</w:t>
-            </w:r>
-            <w:proofErr w:type="spellStart"/>
-            <w:r>
-              <w:rPr>
-                <w:b/>
-                <w:bCs/>
-              </w:rPr>
-              <w:t>ms</w:t>
-            </w:r>
-            <w:proofErr w:type="spellEnd"/>
-            <w:r>
-              <w:rPr>
-                <w:b/>
-                <w:bCs/>
-              </w:rPr>
-              <w:t>)*</w:t>
+              <w:t>JFlex (ms)*</w:t>
             </w:r>
           </w:p>
         </w:tc>
@@ -13907,13 +13073,8 @@
           <w:numId w:val="12"/>
         </w:numPr>
       </w:pPr>
-      <w:proofErr w:type="spellStart"/>
-      <w:r>
-        <w:t>JFlex</w:t>
-      </w:r>
-      <w:proofErr w:type="spellEnd"/>
-      <w:r>
-        <w:t xml:space="preserve"> shows slightly better performance due to optimized state machines</w:t>
+      <w:r>
+        <w:t>JFlex shows slightly better performance due to optimized state machines</w:t>
       </w:r>
     </w:p>
     <w:p>
@@ -13924,14 +13085,20 @@
         </w:numPr>
       </w:pPr>
       <w:r>
-        <w:t>Manual scanner performance is competitive and within acceptable range</w:t>
+        <w:t xml:space="preserve">Manual scanner performance is competitive and within </w:t>
+      </w:r>
+      <w:r>
+        <w:t xml:space="preserve">an </w:t>
+      </w:r>
+      <w:r>
+        <w:t>acceptable range</w:t>
       </w:r>
     </w:p>
     <w:p>
       <w:pPr>
         <w:pStyle w:val="Heading2"/>
       </w:pPr>
-      <w:bookmarkStart w:id="14" w:name="_Toc221909354"/>
+      <w:bookmarkStart w:id="14" w:name="_Toc221995626"/>
       <w:r>
         <w:t>5.2 Memory Usage</w:t>
       </w:r>
@@ -14000,7 +13167,7 @@
       <w:pPr>
         <w:pStyle w:val="Heading2"/>
       </w:pPr>
-      <w:bookmarkStart w:id="15" w:name="_Toc221909355"/>
+      <w:bookmarkStart w:id="15" w:name="_Toc221995627"/>
       <w:r>
         <w:t>5.3 Code Maintainability</w:t>
       </w:r>
@@ -14009,18 +13176,19 @@
     <w:tbl>
       <w:tblPr>
         <w:tblStyle w:val="TableGridLight"/>
-        <w:tblW w:w="11280" w:type="dxa"/>
+        <w:tblW w:w="11250" w:type="dxa"/>
+        <w:tblInd w:w="-275" w:type="dxa"/>
         <w:tblLook w:val="04A0" w:firstRow="1" w:lastRow="0" w:firstColumn="1" w:lastColumn="0" w:noHBand="0" w:noVBand="1"/>
       </w:tblPr>
       <w:tblGrid>
         <w:gridCol w:w="1825"/>
-        <w:gridCol w:w="4833"/>
-        <w:gridCol w:w="4622"/>
+        <w:gridCol w:w="4475"/>
+        <w:gridCol w:w="4950"/>
       </w:tblGrid>
       <w:tr>
         <w:tc>
           <w:tcPr>
-            <w:tcW w:w="0" w:type="auto"/>
+            <w:tcW w:w="1825" w:type="dxa"/>
             <w:hideMark/>
           </w:tcPr>
           <w:p>
@@ -14042,7 +13210,7 @@
         </w:tc>
         <w:tc>
           <w:tcPr>
-            <w:tcW w:w="4833" w:type="dxa"/>
+            <w:tcW w:w="4475" w:type="dxa"/>
             <w:hideMark/>
           </w:tcPr>
           <w:p>
@@ -14064,7 +13232,7 @@
         </w:tc>
         <w:tc>
           <w:tcPr>
-            <w:tcW w:w="4622" w:type="dxa"/>
+            <w:tcW w:w="4950" w:type="dxa"/>
             <w:hideMark/>
           </w:tcPr>
           <w:p>
@@ -14075,21 +13243,80 @@
                 <w:bCs/>
               </w:rPr>
             </w:pPr>
-            <w:proofErr w:type="spellStart"/>
             <w:r>
               <w:rPr>
                 <w:b/>
                 <w:bCs/>
               </w:rPr>
-              <w:t>JFlex</w:t>
-            </w:r>
-            <w:proofErr w:type="spellEnd"/>
+              <w:t>JFlex Scanner</w:t>
+            </w:r>
+          </w:p>
+        </w:tc>
+      </w:tr>
+      <w:tr>
+        <w:tc>
+          <w:tcPr>
+            <w:tcW w:w="1825" w:type="dxa"/>
+            <w:hideMark/>
+          </w:tcPr>
+          <w:p>
+            <w:pPr>
+              <w:spacing w:after="160" w:line="278" w:lineRule="auto"/>
+            </w:pPr>
             <w:r>
               <w:rPr>
                 <w:b/>
                 <w:bCs/>
               </w:rPr>
-              <w:t xml:space="preserve"> Scanner</w:t>
+              <w:t>Advantages</w:t>
+            </w:r>
+          </w:p>
+        </w:tc>
+        <w:tc>
+          <w:tcPr>
+            <w:tcW w:w="4475" w:type="dxa"/>
+            <w:hideMark/>
+          </w:tcPr>
+          <w:p>
+            <w:pPr>
+              <w:spacing w:after="160" w:line="278" w:lineRule="auto"/>
+            </w:pPr>
+            <w:r>
+              <w:t>• Full control over implementation details</w:t>
+            </w:r>
+            <w:r>
+              <w:br/>
+              <w:t xml:space="preserve">• Deeper understanding of lexical analysis </w:t>
+            </w:r>
+            <w:r>
+              <w:br/>
+              <w:t>• Better for educational purposes</w:t>
+            </w:r>
+          </w:p>
+        </w:tc>
+        <w:tc>
+          <w:tcPr>
+            <w:tcW w:w="4950" w:type="dxa"/>
+            <w:hideMark/>
+          </w:tcPr>
+          <w:p>
+            <w:pPr>
+              <w:spacing w:after="160" w:line="278" w:lineRule="auto"/>
+            </w:pPr>
+            <w:r>
+              <w:t>• Easier to modify (just update regex patterns)</w:t>
+            </w:r>
+            <w:r>
+              <w:br/>
+              <w:t>• Automatically generates optimized DFA</w:t>
+            </w:r>
+            <w:r>
+              <w:br/>
+              <w:t>• Industry-standard tool for production use</w:t>
+            </w:r>
+            <w:r>
+              <w:br/>
+              <w:t>• Less code to maintain</w:t>
             </w:r>
           </w:p>
         </w:tc>
@@ -14097,7 +13324,7 @@
       <w:tr>
         <w:tc>
           <w:tcPr>
-            <w:tcW w:w="0" w:type="auto"/>
+            <w:tcW w:w="1825" w:type="dxa"/>
             <w:hideMark/>
           </w:tcPr>
           <w:p>
@@ -14109,81 +13336,13 @@
                 <w:b/>
                 <w:bCs/>
               </w:rPr>
-              <w:t>Advantages</w:t>
-            </w:r>
-          </w:p>
-        </w:tc>
-        <w:tc>
-          <w:tcPr>
-            <w:tcW w:w="4833" w:type="dxa"/>
-            <w:hideMark/>
-          </w:tcPr>
-          <w:p>
-            <w:pPr>
-              <w:spacing w:after="160" w:line="278" w:lineRule="auto"/>
-            </w:pPr>
-            <w:r>
-              <w:t>• Full control over implementation details</w:t>
-            </w:r>
-            <w:r>
-              <w:br/>
-              <w:t>• Deeper understanding of lexical analysis process</w:t>
-            </w:r>
-            <w:r>
-              <w:br/>
-              <w:t>• Better for educational purposes</w:t>
-            </w:r>
-          </w:p>
-        </w:tc>
-        <w:tc>
-          <w:tcPr>
-            <w:tcW w:w="4622" w:type="dxa"/>
-            <w:hideMark/>
-          </w:tcPr>
-          <w:p>
-            <w:pPr>
-              <w:spacing w:after="160" w:line="278" w:lineRule="auto"/>
-            </w:pPr>
-            <w:r>
-              <w:t>• Easier to modify (just update regex patterns)</w:t>
-            </w:r>
-            <w:r>
-              <w:br/>
-              <w:t>• Automatically generates optimized DFA</w:t>
-            </w:r>
-            <w:r>
-              <w:br/>
-              <w:t>• Industry-standard tool for production use</w:t>
-            </w:r>
-            <w:r>
-              <w:br/>
-              <w:t>• Less code to maintain</w:t>
-            </w:r>
-          </w:p>
-        </w:tc>
-      </w:tr>
-      <w:tr>
-        <w:tc>
-          <w:tcPr>
-            <w:tcW w:w="0" w:type="auto"/>
-            <w:hideMark/>
-          </w:tcPr>
-          <w:p>
-            <w:pPr>
-              <w:spacing w:after="160" w:line="278" w:lineRule="auto"/>
-            </w:pPr>
-            <w:r>
-              <w:rPr>
-                <w:b/>
-                <w:bCs/>
-              </w:rPr>
               <w:t>Disadvantages</w:t>
             </w:r>
           </w:p>
         </w:tc>
         <w:tc>
           <w:tcPr>
-            <w:tcW w:w="4833" w:type="dxa"/>
+            <w:tcW w:w="4475" w:type="dxa"/>
             <w:hideMark/>
           </w:tcPr>
           <w:p>
@@ -14204,7 +13363,7 @@
         </w:tc>
         <w:tc>
           <w:tcPr>
-            <w:tcW w:w="4622" w:type="dxa"/>
+            <w:tcW w:w="4950" w:type="dxa"/>
             <w:hideMark/>
           </w:tcPr>
           <w:p>
@@ -14227,7 +13386,7 @@
       <w:pPr>
         <w:pStyle w:val="Heading2"/>
       </w:pPr>
-      <w:bookmarkStart w:id="16" w:name="_Toc221909356"/>
+      <w:bookmarkStart w:id="16" w:name="_Toc221995628"/>
       <w:r>
         <w:t>5.4 Correctness and Reliability</w:t>
       </w:r>
@@ -14293,12 +13452,11 @@
         <w:t>Column and line tracking perfectly synchronized</w:t>
       </w:r>
     </w:p>
-    <w:p/>
     <w:p>
       <w:pPr>
         <w:pStyle w:val="Heading1"/>
       </w:pPr>
-      <w:bookmarkStart w:id="17" w:name="_Toc221909357"/>
+      <w:bookmarkStart w:id="17" w:name="_Toc221995629"/>
       <w:r>
         <w:t>6. ANALYSIS OF DIFFERENCES</w:t>
       </w:r>
@@ -14308,7 +13466,7 @@
       <w:pPr>
         <w:pStyle w:val="Heading2"/>
       </w:pPr>
-      <w:bookmarkStart w:id="18" w:name="_Toc221909358"/>
+      <w:bookmarkStart w:id="18" w:name="_Toc221995630"/>
       <w:r>
         <w:t>6.1 Output Differences</w:t>
       </w:r>
@@ -14426,7 +13584,7 @@
       <w:pPr>
         <w:pStyle w:val="Heading2"/>
       </w:pPr>
-      <w:bookmarkStart w:id="19" w:name="_Toc221909359"/>
+      <w:bookmarkStart w:id="19" w:name="_Toc221995631"/>
       <w:r>
         <w:t>6.2 Why Outputs Match Perfectly</w:t>
       </w:r>
@@ -14509,15 +13667,7 @@
         <w:t>REGEX ALIGNMENT:</w:t>
       </w:r>
       <w:r>
-        <w:t> </w:t>
-      </w:r>
-      <w:proofErr w:type="spellStart"/>
-      <w:r>
-        <w:t>JFlex</w:t>
-      </w:r>
-      <w:proofErr w:type="spellEnd"/>
-      <w:r>
-        <w:t xml:space="preserve"> patterns were directly derived from the manual scanner's regular expressions, ensuring equivalent matching behavior.</w:t>
+        <w:t> JFlex patterns were directly derived from the manual scanner's regular expressions, ensuring equivalent matching behavior.</w:t>
       </w:r>
     </w:p>
     <w:p>
@@ -14550,7 +13700,6 @@
           <w:b/>
           <w:bCs/>
         </w:rPr>
-        <w:lastRenderedPageBreak/>
         <w:t>ERROR RECOVERY:</w:t>
       </w:r>
       <w:r>
@@ -14569,6 +13718,7 @@
           <w:b/>
           <w:bCs/>
         </w:rPr>
+        <w:lastRenderedPageBreak/>
         <w:t>SYMBOL TABLE:</w:t>
       </w:r>
       <w:r>
@@ -14579,7 +13729,7 @@
       <w:pPr>
         <w:pStyle w:val="Heading2"/>
       </w:pPr>
-      <w:bookmarkStart w:id="20" w:name="_Toc221909360"/>
+      <w:bookmarkStart w:id="20" w:name="_Toc221995632"/>
       <w:r>
         <w:t>6.3 Implementation Verification</w:t>
       </w:r>
@@ -14587,15 +13737,7 @@
     </w:p>
     <w:p>
       <w:r>
-        <w:t xml:space="preserve">The perfect match between manual and </w:t>
-      </w:r>
-      <w:proofErr w:type="spellStart"/>
-      <w:r>
-        <w:t>JFlex</w:t>
-      </w:r>
-      <w:proofErr w:type="spellEnd"/>
-      <w:r>
-        <w:t xml:space="preserve"> outputs validates:</w:t>
+        <w:t>The perfect match between manual and JFlex outputs validates:</w:t>
       </w:r>
     </w:p>
     <w:p>
@@ -14655,23 +13797,14 @@
         </w:numPr>
       </w:pPr>
       <w:r>
-        <w:t xml:space="preserve">Robust </w:t>
-      </w:r>
-      <w:proofErr w:type="gramStart"/>
-      <w:r>
-        <w:t>error</w:t>
-      </w:r>
-      <w:proofErr w:type="gramEnd"/>
-      <w:r>
-        <w:t xml:space="preserve"> handling mechanisms</w:t>
-      </w:r>
-    </w:p>
-    <w:p/>
+        <w:t>Robust error handling mechanisms</w:t>
+      </w:r>
+    </w:p>
     <w:p>
       <w:pPr>
         <w:pStyle w:val="Heading1"/>
       </w:pPr>
-      <w:bookmarkStart w:id="21" w:name="_Toc221909361"/>
+      <w:bookmarkStart w:id="21" w:name="_Toc221995633"/>
       <w:r>
         <w:t>7. PATTERN MATCHING PRIORITY VALIDATION</w:t>
       </w:r>
@@ -14808,14 +13941,7 @@
             </w:r>
             <w:r>
               <w:br/>
-            </w:r>
-            <w:proofErr w:type="gramStart"/>
-            <w:r>
-              <w:t>Multi-line</w:t>
-            </w:r>
-            <w:proofErr w:type="gramEnd"/>
-            <w:r>
-              <w:t xml:space="preserve"> comments (#</w:t>
+              <w:t>Multi-line comments (#</w:t>
             </w:r>
             <w:r>
               <w:rPr>
@@ -15039,7 +14165,6 @@
                 <w:b/>
                 <w:bCs/>
               </w:rPr>
-              <w:lastRenderedPageBreak/>
               <w:t>Level 5</w:t>
             </w:r>
           </w:p>
@@ -15082,12 +14207,11 @@
         </w:tc>
       </w:tr>
     </w:tbl>
-    <w:p/>
     <w:p>
       <w:pPr>
         <w:pStyle w:val="Heading2"/>
       </w:pPr>
-      <w:bookmarkStart w:id="22" w:name="_Toc221909362"/>
+      <w:bookmarkStart w:id="22" w:name="_Toc221995634"/>
       <w:r>
         <w:t>8. EDGE CASE HANDLING</w:t>
       </w:r>
@@ -15102,8 +14226,9 @@
       <w:pPr>
         <w:pStyle w:val="Heading2"/>
       </w:pPr>
-      <w:bookmarkStart w:id="23" w:name="_Toc221909363"/>
-      <w:r>
+      <w:bookmarkStart w:id="23" w:name="_Toc221995635"/>
+      <w:r>
+        <w:lastRenderedPageBreak/>
         <w:t>8.1 Identifier Edge Cases</w:t>
       </w:r>
       <w:bookmarkEnd w:id="23"/>
@@ -15299,11 +14424,9 @@
             <w:pPr>
               <w:spacing w:after="160" w:line="278" w:lineRule="auto"/>
             </w:pPr>
-            <w:proofErr w:type="spellStart"/>
             <w:r>
               <w:t>Bad_Id</w:t>
             </w:r>
-            <w:proofErr w:type="spellEnd"/>
           </w:p>
         </w:tc>
         <w:tc>
@@ -15434,13 +14557,8 @@
               <w:spacing w:after="160" w:line="278" w:lineRule="auto"/>
             </w:pPr>
             <w:r>
-              <w:t xml:space="preserve">Total_1, </w:t>
-            </w:r>
-            <w:proofErr w:type="spellStart"/>
-            <w:r>
-              <w:t>Variable_name</w:t>
-            </w:r>
-            <w:proofErr w:type="spellEnd"/>
+              <w:t>Total_1, Variable_name</w:t>
+            </w:r>
           </w:p>
         </w:tc>
         <w:tc>
@@ -15463,7 +14581,7 @@
       <w:pPr>
         <w:pStyle w:val="Heading2"/>
       </w:pPr>
-      <w:bookmarkStart w:id="24" w:name="_Toc221909364"/>
+      <w:bookmarkStart w:id="24" w:name="_Toc221995636"/>
       <w:r>
         <w:t>8.2 Numeric Literal Edge Cases</w:t>
       </w:r>
@@ -15861,7 +14979,7 @@
       <w:pPr>
         <w:pStyle w:val="Heading2"/>
       </w:pPr>
-      <w:bookmarkStart w:id="25" w:name="_Toc221909365"/>
+      <w:bookmarkStart w:id="25" w:name="_Toc221995637"/>
       <w:r>
         <w:t>8.3 String and Character Edge Cases</w:t>
       </w:r>
@@ -15970,13 +15088,8 @@
             <w:pPr>
               <w:spacing w:after="160" w:line="278" w:lineRule="auto"/>
             </w:pPr>
-            <w:proofErr w:type="gramStart"/>
-            <w:r>
-              <w:t>", \,</w:t>
-            </w:r>
-            <w:proofErr w:type="gramEnd"/>
-            <w:r>
-              <w:t xml:space="preserve"> \n, \t, \r</w:t>
+            <w:r>
+              <w:t>", \, \n, \t, \r</w:t>
             </w:r>
           </w:p>
         </w:tc>
@@ -16088,9 +15201,8 @@
       <w:pPr>
         <w:pStyle w:val="Heading2"/>
       </w:pPr>
-      <w:bookmarkStart w:id="26" w:name="_Toc221909366"/>
-      <w:r>
-        <w:lastRenderedPageBreak/>
+      <w:bookmarkStart w:id="26" w:name="_Toc221995638"/>
+      <w:r>
         <w:t>8.4 Operator Edge Cases</w:t>
       </w:r>
       <w:bookmarkEnd w:id="26"/>
@@ -16317,6 +15429,7 @@
               <w:spacing w:after="160" w:line="278" w:lineRule="auto"/>
             </w:pPr>
             <w:r>
+              <w:lastRenderedPageBreak/>
               <w:t>-- vs - -</w:t>
             </w:r>
           </w:p>
@@ -16355,17 +15468,9 @@
       <w:pPr>
         <w:pStyle w:val="Heading2"/>
       </w:pPr>
-      <w:bookmarkStart w:id="27" w:name="_Toc221909367"/>
-      <w:r>
-        <w:t xml:space="preserve">8.5 </w:t>
-      </w:r>
-      <w:proofErr w:type="gramStart"/>
-      <w:r>
-        <w:t>Comment</w:t>
-      </w:r>
-      <w:proofErr w:type="gramEnd"/>
-      <w:r>
-        <w:t xml:space="preserve"> Edge Cases</w:t>
+      <w:bookmarkStart w:id="27" w:name="_Toc221995639"/>
+      <w:r>
+        <w:t>8.5 Comment Edge Cases</w:t>
       </w:r>
       <w:bookmarkEnd w:id="27"/>
     </w:p>
@@ -16585,12 +15690,11 @@
         </w:tc>
       </w:tr>
     </w:tbl>
-    <w:p/>
     <w:p>
       <w:pPr>
         <w:pStyle w:val="Heading1"/>
       </w:pPr>
-      <w:bookmarkStart w:id="28" w:name="_Toc221909368"/>
+      <w:bookmarkStart w:id="28" w:name="_Toc221995640"/>
       <w:r>
         <w:t>9. TOKEN STATISTICS SUMMARY</w:t>
       </w:r>
@@ -17179,7 +16283,6 @@
               <w:spacing w:after="160" w:line="278" w:lineRule="auto"/>
             </w:pPr>
             <w:r>
-              <w:lastRenderedPageBreak/>
               <w:t>OP_ARITHMETIC</w:t>
             </w:r>
           </w:p>
@@ -17569,6 +16672,7 @@
                 <w:b/>
                 <w:bCs/>
               </w:rPr>
+              <w:lastRenderedPageBreak/>
               <w:t>Metric</w:t>
             </w:r>
           </w:p>
@@ -17658,36 +16762,12 @@
       </w:tr>
     </w:tbl>
     <w:p>
-      <w:pPr>
+      <w:r>
         <w:rPr>
           <w:b/>
           <w:bCs/>
         </w:rPr>
-      </w:pPr>
-    </w:p>
-    <w:p>
-      <w:r>
-        <w:rPr>
-          <w:b/>
-          <w:bCs/>
-        </w:rPr>
-        <w:t xml:space="preserve">Most </w:t>
-      </w:r>
-      <w:proofErr w:type="gramStart"/>
-      <w:r>
-        <w:rPr>
-          <w:b/>
-          <w:bCs/>
-        </w:rPr>
-        <w:t>Common Token</w:t>
-      </w:r>
-      <w:proofErr w:type="gramEnd"/>
-      <w:r>
-        <w:rPr>
-          <w:b/>
-          <w:bCs/>
-        </w:rPr>
-        <w:t xml:space="preserve"> Types:</w:t>
+        <w:t>Most Common Token Types:</w:t>
       </w:r>
     </w:p>
     <w:p>
@@ -17790,12 +16870,11 @@
         <w:t>Count (4 occurrences in test1.fate)</w:t>
       </w:r>
     </w:p>
-    <w:p/>
     <w:p>
       <w:pPr>
         <w:pStyle w:val="Heading1"/>
       </w:pPr>
-      <w:bookmarkStart w:id="29" w:name="_Toc221909369"/>
+      <w:bookmarkStart w:id="29" w:name="_Toc221995641"/>
       <w:r>
         <w:t>10. CONCLUSION</w:t>
       </w:r>
@@ -17805,7 +16884,7 @@
       <w:pPr>
         <w:pStyle w:val="Heading2"/>
       </w:pPr>
-      <w:bookmarkStart w:id="30" w:name="_Toc221909370"/>
+      <w:bookmarkStart w:id="30" w:name="_Toc221995642"/>
       <w:r>
         <w:t>10.1 Summary of Findings</w:t>
       </w:r>
@@ -17813,15 +16892,7 @@
     </w:p>
     <w:p>
       <w:r>
-        <w:t xml:space="preserve">The comprehensive comparison between the Manual Scanner and </w:t>
-      </w:r>
-      <w:proofErr w:type="spellStart"/>
-      <w:r>
-        <w:t>JFlex</w:t>
-      </w:r>
-      <w:proofErr w:type="spellEnd"/>
-      <w:r>
-        <w:t xml:space="preserve"> Scanner implementations demonstrates </w:t>
+        <w:t>The comprehensive comparison between the Manual Scanner and JFlex Scanner implementations demonstrates </w:t>
       </w:r>
       <w:r>
         <w:rPr>
@@ -17867,14 +16938,8 @@
         </w:numPr>
       </w:pPr>
       <w:r>
-        <w:lastRenderedPageBreak/>
-        <w:t xml:space="preserve">All line and column number </w:t>
-      </w:r>
-      <w:proofErr w:type="spellStart"/>
-      <w:r>
-        <w:t>trackings</w:t>
-      </w:r>
-      <w:proofErr w:type="spellEnd"/>
+        <w:t>All line and column number trackings</w:t>
+      </w:r>
     </w:p>
     <w:p>
       <w:pPr>
@@ -17904,7 +16969,7 @@
       <w:pPr>
         <w:pStyle w:val="Heading2"/>
       </w:pPr>
-      <w:bookmarkStart w:id="31" w:name="_Toc221909371"/>
+      <w:bookmarkStart w:id="31" w:name="_Toc221995643"/>
       <w:r>
         <w:t>10.2 Validation of Manual Implementation</w:t>
       </w:r>
@@ -17998,8 +17063,9 @@
       <w:pPr>
         <w:pStyle w:val="Heading2"/>
       </w:pPr>
-      <w:bookmarkStart w:id="32" w:name="_Toc221909372"/>
-      <w:r>
+      <w:bookmarkStart w:id="32" w:name="_Toc221995644"/>
+      <w:r>
+        <w:lastRenderedPageBreak/>
         <w:t>10.3 Achievement of Assignment Objectives</w:t>
       </w:r>
       <w:bookmarkEnd w:id="32"/>
@@ -18101,15 +17167,7 @@
               <w:spacing w:after="160" w:line="278" w:lineRule="auto"/>
             </w:pPr>
             <w:r>
-              <w:t>Part 2 (</w:t>
-            </w:r>
-            <w:proofErr w:type="spellStart"/>
-            <w:r>
-              <w:t>JFlex</w:t>
-            </w:r>
-            <w:proofErr w:type="spellEnd"/>
-            <w:r>
-              <w:t xml:space="preserve"> Scanner)</w:t>
+              <w:t>Part 2 (JFlex Scanner)</w:t>
             </w:r>
           </w:p>
         </w:tc>
@@ -18193,7 +17251,7 @@
       <w:pPr>
         <w:pStyle w:val="Heading2"/>
       </w:pPr>
-      <w:bookmarkStart w:id="33" w:name="_Toc221909373"/>
+      <w:bookmarkStart w:id="33" w:name="_Toc221995645"/>
       <w:r>
         <w:t>10.4 Performance Assessment</w:t>
       </w:r>
@@ -18212,15 +17270,7 @@
         </w:numPr>
       </w:pPr>
       <w:r>
-        <w:t xml:space="preserve">Processing time within 24% of optimized </w:t>
-      </w:r>
-      <w:proofErr w:type="spellStart"/>
-      <w:r>
-        <w:t>JFlex</w:t>
-      </w:r>
-      <w:proofErr w:type="spellEnd"/>
-      <w:r>
-        <w:t xml:space="preserve"> implementation</w:t>
+        <w:t>Processing time within 24% of optimized JFlex implementation</w:t>
       </w:r>
     </w:p>
     <w:p>
@@ -18231,13 +17281,8 @@
         </w:numPr>
       </w:pPr>
       <w:r>
-        <w:t xml:space="preserve">Memory usage comparable to </w:t>
-      </w:r>
-      <w:proofErr w:type="spellStart"/>
-      <w:r>
-        <w:t>JFlex</w:t>
-      </w:r>
-      <w:proofErr w:type="spellEnd"/>
+        <w:t>Memory usage comparable to JFlex</w:t>
+      </w:r>
     </w:p>
     <w:p>
       <w:pPr>
@@ -18257,28 +17302,15 @@
           <w:numId w:val="22"/>
         </w:numPr>
       </w:pPr>
-      <w:proofErr w:type="spellStart"/>
-      <w:r>
-        <w:t>JFlex</w:t>
-      </w:r>
-      <w:proofErr w:type="spellEnd"/>
-      <w:r>
-        <w:t xml:space="preserve"> </w:t>
-      </w:r>
-      <w:proofErr w:type="gramStart"/>
-      <w:r>
-        <w:t>recommended for</w:t>
-      </w:r>
-      <w:proofErr w:type="gramEnd"/>
-      <w:r>
-        <w:t xml:space="preserve"> industrial applications requiring maximum performance</w:t>
+      <w:r>
+        <w:t>JFlex recommended for industrial applications requiring maximum performance</w:t>
       </w:r>
     </w:p>
     <w:p>
       <w:pPr>
         <w:pStyle w:val="Heading2"/>
       </w:pPr>
-      <w:bookmarkStart w:id="34" w:name="_Toc221909374"/>
+      <w:bookmarkStart w:id="34" w:name="_Toc221995646"/>
       <w:r>
         <w:t>10.5 Quality Metrics</w:t>
       </w:r>
@@ -18365,15 +17397,7 @@
               <w:spacing w:after="160" w:line="278" w:lineRule="auto"/>
             </w:pPr>
             <w:r>
-              <w:t xml:space="preserve">100% (Perfect match with </w:t>
-            </w:r>
-            <w:proofErr w:type="spellStart"/>
-            <w:r>
-              <w:t>JFlex</w:t>
-            </w:r>
-            <w:proofErr w:type="spellEnd"/>
-            <w:r>
-              <w:t>)</w:t>
+              <w:t>100% (Perfect match with JFlex)</w:t>
             </w:r>
           </w:p>
         </w:tc>
@@ -18503,9 +17527,8 @@
       <w:pPr>
         <w:pStyle w:val="Heading2"/>
       </w:pPr>
-      <w:bookmarkStart w:id="35" w:name="_Toc221909375"/>
-      <w:r>
-        <w:lastRenderedPageBreak/>
+      <w:bookmarkStart w:id="35" w:name="_Toc221995647"/>
+      <w:r>
         <w:t>10.6 Recommendations</w:t>
       </w:r>
       <w:bookmarkEnd w:id="35"/>
@@ -18532,13 +17555,8 @@
           <w:numId w:val="30"/>
         </w:numPr>
       </w:pPr>
-      <w:proofErr w:type="spellStart"/>
-      <w:r>
-        <w:t>JFlex</w:t>
-      </w:r>
-      <w:proofErr w:type="spellEnd"/>
-      <w:r>
-        <w:t xml:space="preserve"> is recommended for its performance and maintainability</w:t>
+      <w:r>
+        <w:t>JFlex is recommended for its performance and maintainability</w:t>
       </w:r>
     </w:p>
     <w:p>
@@ -18603,13 +17621,8 @@
           <w:numId w:val="32"/>
         </w:numPr>
       </w:pPr>
-      <w:proofErr w:type="spellStart"/>
-      <w:r>
-        <w:t>JFlex</w:t>
-      </w:r>
-      <w:proofErr w:type="spellEnd"/>
-      <w:r>
-        <w:t xml:space="preserve"> easier to extend with new token types</w:t>
+      <w:r>
+        <w:t>JFlex easier to extend with new token types</w:t>
       </w:r>
     </w:p>
     <w:p>
@@ -18621,6 +17634,7 @@
         </w:numPr>
       </w:pPr>
       <w:r>
+        <w:lastRenderedPageBreak/>
         <w:t>Manual scanner provides more control for optimization</w:t>
       </w:r>
     </w:p>
@@ -18628,7 +17642,7 @@
       <w:pPr>
         <w:pStyle w:val="Heading2"/>
       </w:pPr>
-      <w:bookmarkStart w:id="36" w:name="_Toc221909376"/>
+      <w:bookmarkStart w:id="36" w:name="_Toc221995648"/>
       <w:r>
         <w:t>10.7 Final Verdict</w:t>
       </w:r>
@@ -18651,15 +17665,7 @@
     </w:p>
     <w:p>
       <w:r>
-        <w:t xml:space="preserve">The manual implementation successfully replicates </w:t>
-      </w:r>
-      <w:proofErr w:type="spellStart"/>
-      <w:r>
-        <w:t>JFlex's</w:t>
-      </w:r>
-      <w:proofErr w:type="spellEnd"/>
-      <w:r>
-        <w:t xml:space="preserve"> behavior, proving the correctness of the DFA-based approach and validating the theoretical foundations of lexical analysis taught in CS4031 Compiler Construction.</w:t>
+        <w:t>The manual implementation successfully replicates JFlex's behavior, proving the correctness of the DFA-based approach and validating the theoretical foundations of lexical analysis taught in CS4031 Compiler Construction.</w:t>
       </w:r>
     </w:p>
     <w:p>
@@ -18669,13 +17675,169 @@
     </w:p>
     <w:p/>
     <w:sectPr>
-      <w:pgSz w:w="12240" w:h="15840"/>
+      <w:headerReference w:type="default" r:id="rId9"/>
+      <w:pgSz w:w="11906" w:h="16838" w:code="9"/>
       <w:pgMar w:top="720" w:right="720" w:bottom="720" w:left="720" w:header="720" w:footer="720" w:gutter="0"/>
       <w:cols w:space="720"/>
       <w:docGrid w:linePitch="360"/>
     </w:sectPr>
   </w:body>
 </w:document>
+</file>
+
+<file path=word/endnotes.xml><?xml version="1.0" encoding="utf-8"?>
+<w:endnotes xmlns:wpc="http://schemas.microsoft.com/office/word/2010/wordprocessingCanvas" xmlns:cx="http://schemas.microsoft.com/office/drawing/2014/chartex" xmlns:cx1="http://schemas.microsoft.com/office/drawing/2015/9/8/chartex" xmlns:cx2="http://schemas.microsoft.com/office/drawing/2015/10/21/chartex" xmlns:cx3="http://schemas.microsoft.com/office/drawing/2016/5/9/chartex" xmlns:cx4="http://schemas.microsoft.com/office/drawing/2016/5/10/chartex" xmlns:cx5="http://schemas.microsoft.com/office/drawing/2016/5/11/chartex" xmlns:cx6="http://schemas.microsoft.com/office/drawing/2016/5/12/chartex" xmlns:cx7="http://schemas.microsoft.com/office/drawing/2016/5/13/chartex" xmlns:cx8="http://schemas.microsoft.com/office/drawing/2016/5/14/chartex" xmlns:mc="http://schemas.openxmlformats.org/markup-compatibility/2006" xmlns:aink="http://schemas.microsoft.com/office/drawing/2016/ink" xmlns:am3d="http://schemas.microsoft.com/office/drawing/2017/model3d" xmlns:o="urn:schemas-microsoft-com:office:office" xmlns:oel="http://schemas.microsoft.com/office/2019/extlst" xmlns:r="http://schemas.openxmlformats.org/officeDocument/2006/relationships" xmlns:m="http://schemas.openxmlformats.org/officeDocument/2006/math" xmlns:v="urn:schemas-microsoft-com:vml" xmlns:wp14="http://schemas.microsoft.com/office/word/2010/wordprocessingDrawing" xmlns:wp="http://schemas.openxmlformats.org/drawingml/2006/wordprocessingDrawing" xmlns:w10="urn:schemas-microsoft-com:office:word" xmlns:w="http://schemas.openxmlformats.org/wordprocessingml/2006/main" xmlns:w14="http://schemas.microsoft.com/office/word/2010/wordml" xmlns:w15="http://schemas.microsoft.com/office/word/2012/wordml" xmlns:w16cex="http://schemas.microsoft.com/office/word/2018/wordml/cex" xmlns:w16cid="http://schemas.microsoft.com/office/word/2016/wordml/cid" xmlns:w16="http://schemas.microsoft.com/office/word/2018/wordml" xmlns:w16du="http://schemas.microsoft.com/office/word/2023/wordml/word16du" xmlns:w16sdtdh="http://schemas.microsoft.com/office/word/2020/wordml/sdtdatahash" xmlns:w16sdtfl="http://schemas.microsoft.com/office/word/2024/wordml/sdtformatlock" xmlns:w16se="http://schemas.microsoft.com/office/word/2015/wordml/symex" xmlns:wpg="http://schemas.microsoft.com/office/word/2010/wordprocessingGroup" xmlns:wpi="http://schemas.microsoft.com/office/word/2010/wordprocessingInk" xmlns:wne="http://schemas.microsoft.com/office/word/2006/wordml" xmlns:wps="http://schemas.microsoft.com/office/word/2010/wordprocessingShape" mc:Ignorable="w14 w15 w16se w16cid w16 w16cex w16sdtdh w16sdtfl w16du wp14">
+  <w:endnote w:type="separator" w:id="-1">
+    <w:p>
+      <w:pPr>
+        <w:spacing w:after="0" w:line="240" w:lineRule="auto"/>
+      </w:pPr>
+      <w:r>
+        <w:separator/>
+      </w:r>
+    </w:p>
+  </w:endnote>
+  <w:endnote w:type="continuationSeparator" w:id="0">
+    <w:p>
+      <w:pPr>
+        <w:spacing w:after="0" w:line="240" w:lineRule="auto"/>
+      </w:pPr>
+      <w:r>
+        <w:continuationSeparator/>
+      </w:r>
+    </w:p>
+  </w:endnote>
+</w:endnotes>
+</file>
+
+<file path=word/footnotes.xml><?xml version="1.0" encoding="utf-8"?>
+<w:footnotes xmlns:wpc="http://schemas.microsoft.com/office/word/2010/wordprocessingCanvas" xmlns:cx="http://schemas.microsoft.com/office/drawing/2014/chartex" xmlns:cx1="http://schemas.microsoft.com/office/drawing/2015/9/8/chartex" xmlns:cx2="http://schemas.microsoft.com/office/drawing/2015/10/21/chartex" xmlns:cx3="http://schemas.microsoft.com/office/drawing/2016/5/9/chartex" xmlns:cx4="http://schemas.microsoft.com/office/drawing/2016/5/10/chartex" xmlns:cx5="http://schemas.microsoft.com/office/drawing/2016/5/11/chartex" xmlns:cx6="http://schemas.microsoft.com/office/drawing/2016/5/12/chartex" xmlns:cx7="http://schemas.microsoft.com/office/drawing/2016/5/13/chartex" xmlns:cx8="http://schemas.microsoft.com/office/drawing/2016/5/14/chartex" xmlns:mc="http://schemas.openxmlformats.org/markup-compatibility/2006" xmlns:aink="http://schemas.microsoft.com/office/drawing/2016/ink" xmlns:am3d="http://schemas.microsoft.com/office/drawing/2017/model3d" xmlns:o="urn:schemas-microsoft-com:office:office" xmlns:oel="http://schemas.microsoft.com/office/2019/extlst" xmlns:r="http://schemas.openxmlformats.org/officeDocument/2006/relationships" xmlns:m="http://schemas.openxmlformats.org/officeDocument/2006/math" xmlns:v="urn:schemas-microsoft-com:vml" xmlns:wp14="http://schemas.microsoft.com/office/word/2010/wordprocessingDrawing" xmlns:wp="http://schemas.openxmlformats.org/drawingml/2006/wordprocessingDrawing" xmlns:w10="urn:schemas-microsoft-com:office:word" xmlns:w="http://schemas.openxmlformats.org/wordprocessingml/2006/main" xmlns:w14="http://schemas.microsoft.com/office/word/2010/wordml" xmlns:w15="http://schemas.microsoft.com/office/word/2012/wordml" xmlns:w16cex="http://schemas.microsoft.com/office/word/2018/wordml/cex" xmlns:w16cid="http://schemas.microsoft.com/office/word/2016/wordml/cid" xmlns:w16="http://schemas.microsoft.com/office/word/2018/wordml" xmlns:w16du="http://schemas.microsoft.com/office/word/2023/wordml/word16du" xmlns:w16sdtdh="http://schemas.microsoft.com/office/word/2020/wordml/sdtdatahash" xmlns:w16sdtfl="http://schemas.microsoft.com/office/word/2024/wordml/sdtformatlock" xmlns:w16se="http://schemas.microsoft.com/office/word/2015/wordml/symex" xmlns:wpg="http://schemas.microsoft.com/office/word/2010/wordprocessingGroup" xmlns:wpi="http://schemas.microsoft.com/office/word/2010/wordprocessingInk" xmlns:wne="http://schemas.microsoft.com/office/word/2006/wordml" xmlns:wps="http://schemas.microsoft.com/office/word/2010/wordprocessingShape" mc:Ignorable="w14 w15 w16se w16cid w16 w16cex w16sdtdh w16sdtfl w16du wp14">
+  <w:footnote w:type="separator" w:id="-1">
+    <w:p>
+      <w:pPr>
+        <w:spacing w:after="0" w:line="240" w:lineRule="auto"/>
+      </w:pPr>
+      <w:r>
+        <w:separator/>
+      </w:r>
+    </w:p>
+  </w:footnote>
+  <w:footnote w:type="continuationSeparator" w:id="0">
+    <w:p>
+      <w:pPr>
+        <w:spacing w:after="0" w:line="240" w:lineRule="auto"/>
+      </w:pPr>
+      <w:r>
+        <w:continuationSeparator/>
+      </w:r>
+    </w:p>
+  </w:footnote>
+</w:footnotes>
+</file>
+
+<file path=word/header1.xml><?xml version="1.0" encoding="utf-8"?>
+<w:hdr xmlns:wpc="http://schemas.microsoft.com/office/word/2010/wordprocessingCanvas" xmlns:cx="http://schemas.microsoft.com/office/drawing/2014/chartex" xmlns:cx1="http://schemas.microsoft.com/office/drawing/2015/9/8/chartex" xmlns:cx2="http://schemas.microsoft.com/office/drawing/2015/10/21/chartex" xmlns:cx3="http://schemas.microsoft.com/office/drawing/2016/5/9/chartex" xmlns:cx4="http://schemas.microsoft.com/office/drawing/2016/5/10/chartex" xmlns:cx5="http://schemas.microsoft.com/office/drawing/2016/5/11/chartex" xmlns:cx6="http://schemas.microsoft.com/office/drawing/2016/5/12/chartex" xmlns:cx7="http://schemas.microsoft.com/office/drawing/2016/5/13/chartex" xmlns:cx8="http://schemas.microsoft.com/office/drawing/2016/5/14/chartex" xmlns:mc="http://schemas.openxmlformats.org/markup-compatibility/2006" xmlns:aink="http://schemas.microsoft.com/office/drawing/2016/ink" xmlns:am3d="http://schemas.microsoft.com/office/drawing/2017/model3d" xmlns:o="urn:schemas-microsoft-com:office:office" xmlns:oel="http://schemas.microsoft.com/office/2019/extlst" xmlns:r="http://schemas.openxmlformats.org/officeDocument/2006/relationships" xmlns:m="http://schemas.openxmlformats.org/officeDocument/2006/math" xmlns:v="urn:schemas-microsoft-com:vml" xmlns:wp14="http://schemas.microsoft.com/office/word/2010/wordprocessingDrawing" xmlns:wp="http://schemas.openxmlformats.org/drawingml/2006/wordprocessingDrawing" xmlns:w10="urn:schemas-microsoft-com:office:word" xmlns:w="http://schemas.openxmlformats.org/wordprocessingml/2006/main" xmlns:w14="http://schemas.microsoft.com/office/word/2010/wordml" xmlns:w15="http://schemas.microsoft.com/office/word/2012/wordml" xmlns:w16cex="http://schemas.microsoft.com/office/word/2018/wordml/cex" xmlns:w16cid="http://schemas.microsoft.com/office/word/2016/wordml/cid" xmlns:w16="http://schemas.microsoft.com/office/word/2018/wordml" xmlns:w16du="http://schemas.microsoft.com/office/word/2023/wordml/word16du" xmlns:w16sdtdh="http://schemas.microsoft.com/office/word/2020/wordml/sdtdatahash" xmlns:w16sdtfl="http://schemas.microsoft.com/office/word/2024/wordml/sdtformatlock" xmlns:w16se="http://schemas.microsoft.com/office/word/2015/wordml/symex" xmlns:wpg="http://schemas.microsoft.com/office/word/2010/wordprocessingGroup" xmlns:wpi="http://schemas.microsoft.com/office/word/2010/wordprocessingInk" xmlns:wne="http://schemas.microsoft.com/office/word/2006/wordml" xmlns:wps="http://schemas.microsoft.com/office/word/2010/wordprocessingShape" mc:Ignorable="w14 w15 w16se w16cid w16 w16cex w16sdtdh w16sdtfl w16du wp14">
+  <w:sdt>
+    <w:sdtPr>
+      <w:id w:val="-1318336367"/>
+      <w:docPartObj>
+        <w:docPartGallery w:val="Page Numbers (Top of Page)"/>
+        <w:docPartUnique/>
+      </w:docPartObj>
+    </w:sdtPr>
+    <w:sdtContent>
+      <w:p>
+        <w:pPr>
+          <w:pStyle w:val="Header"/>
+          <w:jc w:val="right"/>
+        </w:pPr>
+        <w:r>
+          <w:t xml:space="preserve">Page </w:t>
+        </w:r>
+        <w:r>
+          <w:rPr>
+            <w:b/>
+            <w:bCs/>
+          </w:rPr>
+          <w:fldChar w:fldCharType="begin"/>
+        </w:r>
+        <w:r>
+          <w:rPr>
+            <w:b/>
+            <w:bCs/>
+          </w:rPr>
+          <w:instrText xml:space="preserve"> PAGE </w:instrText>
+        </w:r>
+        <w:r>
+          <w:rPr>
+            <w:b/>
+            <w:bCs/>
+          </w:rPr>
+          <w:fldChar w:fldCharType="separate"/>
+        </w:r>
+        <w:r>
+          <w:rPr>
+            <w:b/>
+            <w:bCs/>
+            <w:noProof/>
+          </w:rPr>
+          <w:t>2</w:t>
+        </w:r>
+        <w:r>
+          <w:rPr>
+            <w:b/>
+            <w:bCs/>
+          </w:rPr>
+          <w:fldChar w:fldCharType="end"/>
+        </w:r>
+        <w:r>
+          <w:t xml:space="preserve"> of </w:t>
+        </w:r>
+        <w:r>
+          <w:rPr>
+            <w:b/>
+            <w:bCs/>
+          </w:rPr>
+          <w:fldChar w:fldCharType="begin"/>
+        </w:r>
+        <w:r>
+          <w:rPr>
+            <w:b/>
+            <w:bCs/>
+          </w:rPr>
+          <w:instrText xml:space="preserve"> NUMPAGES  </w:instrText>
+        </w:r>
+        <w:r>
+          <w:rPr>
+            <w:b/>
+            <w:bCs/>
+          </w:rPr>
+          <w:fldChar w:fldCharType="separate"/>
+        </w:r>
+        <w:r>
+          <w:rPr>
+            <w:b/>
+            <w:bCs/>
+            <w:noProof/>
+          </w:rPr>
+          <w:t>2</w:t>
+        </w:r>
+        <w:r>
+          <w:rPr>
+            <w:b/>
+            <w:bCs/>
+          </w:rPr>
+          <w:fldChar w:fldCharType="end"/>
+        </w:r>
+      </w:p>
+    </w:sdtContent>
+  </w:sdt>
+  <w:p>
+    <w:pPr>
+      <w:pStyle w:val="Header"/>
+    </w:pPr>
+  </w:p>
+</w:hdr>
 </file>
 
 <file path=word/numbering.xml><?xml version="1.0" encoding="utf-8"?>
@@ -24654,6 +23816,50 @@
       <w:u w:val="single"/>
     </w:rPr>
   </w:style>
+  <w:style w:type="paragraph" w:styleId="Header">
+    <w:name w:val="header"/>
+    <w:basedOn w:val="Normal"/>
+    <w:link w:val="HeaderChar"/>
+    <w:uiPriority w:val="99"/>
+    <w:unhideWhenUsed/>
+    <w:rsid w:val="00BF1012"/>
+    <w:pPr>
+      <w:tabs>
+        <w:tab w:val="center" w:pos="4680"/>
+        <w:tab w:val="right" w:pos="9360"/>
+      </w:tabs>
+      <w:spacing w:after="0" w:line="240" w:lineRule="auto"/>
+    </w:pPr>
+  </w:style>
+  <w:style w:type="character" w:customStyle="1" w:styleId="HeaderChar">
+    <w:name w:val="Header Char"/>
+    <w:basedOn w:val="DefaultParagraphFont"/>
+    <w:link w:val="Header"/>
+    <w:uiPriority w:val="99"/>
+    <w:rsid w:val="00BF1012"/>
+  </w:style>
+  <w:style w:type="paragraph" w:styleId="Footer">
+    <w:name w:val="footer"/>
+    <w:basedOn w:val="Normal"/>
+    <w:link w:val="FooterChar"/>
+    <w:uiPriority w:val="99"/>
+    <w:unhideWhenUsed/>
+    <w:rsid w:val="00BF1012"/>
+    <w:pPr>
+      <w:tabs>
+        <w:tab w:val="center" w:pos="4680"/>
+        <w:tab w:val="right" w:pos="9360"/>
+      </w:tabs>
+      <w:spacing w:after="0" w:line="240" w:lineRule="auto"/>
+    </w:pPr>
+  </w:style>
+  <w:style w:type="character" w:customStyle="1" w:styleId="FooterChar">
+    <w:name w:val="Footer Char"/>
+    <w:basedOn w:val="DefaultParagraphFont"/>
+    <w:link w:val="Footer"/>
+    <w:uiPriority w:val="99"/>
+    <w:rsid w:val="00BF1012"/>
+  </w:style>
 </w:styles>
 </file>
 
